--- a/docs/training-manual/תוכנית הכשרה לטכנאי הדמיה.docx
+++ b/docs/training-manual/תוכנית הכשרה לטכנאי הדמיה.docx
@@ -5218,7 +5218,7 @@
         <w:spacing w:after="240"/>
         <w:jc w:val="center"/>
       </w:pPr>
-      <w:hyperlink w:history="1" r:id="rIdlhlvfenxo7dsztybp-pie">
+      <w:hyperlink w:history="1" r:id="rIda82ekpnj_phzfw9twai68">
         <w:r>
           <w:rPr>
             <w:rStyle w:val="Hyperlink"/>
@@ -5547,7 +5547,7 @@
         <w:spacing w:after="240"/>
         <w:jc w:val="center"/>
       </w:pPr>
-      <w:hyperlink w:history="1" r:id="rIdvyo63h3fklzssohzbd9sn">
+      <w:hyperlink w:history="1" r:id="rIdy4vnrzj8toulu5otveyip">
         <w:r>
           <w:rPr>
             <w:rStyle w:val="Hyperlink"/>
@@ -5796,7 +5796,7 @@
         <w:spacing w:after="240"/>
         <w:jc w:val="center"/>
       </w:pPr>
-      <w:hyperlink w:history="1" r:id="rIdl8rhdbex809x0yrrqv9g-">
+      <w:hyperlink w:history="1" r:id="rId81qp2kekuqdfldaicbkl_">
         <w:r>
           <w:rPr>
             <w:rStyle w:val="Hyperlink"/>
@@ -5929,7 +5929,7 @@
                 <w:szCs w:val="23"/>
                 <w:rtl/>
               </w:rPr>
-              <w:t xml:space="preserve">- ככל שמפעילים יותר כוח, בעל החיים נלחם יותר. יש להפעיל כוח רק במידה הנדרשת, על מנת למנוע תנועה פתאומית של החיה.</w:t>
+              <w:t xml:space="preserve">ככל שמפעילים יותר כוח, בעל החיים נלחם יותר. יש להפעיל כוח רק במידה הנדרשת, על מנת למנוע תנועה פתאומית של החיה.</w:t>
             </w:r>
           </w:p>
         </w:tc>
@@ -6563,7 +6563,7 @@
                 <w:szCs w:val="23"/>
                 <w:rtl/>
               </w:rPr>
-              <w:t xml:space="preserve">- טיפול מיידי בנשיכת בעל חיים הוא קריטי להגנה על הבריאות שלך! שטיפה יסודית היא הכלי היעיל ביותר לשטיפה מכנית של החיידקים החוצה - לפני שהפצע נסגר, ננעל ומפתח זיהום</w:t>
+              <w:t xml:space="preserve">טיפול מיידי בנשיכת בעל חיים הוא קריטי להגנה על הבריאות שלך! שטיפה יסודית היא הכלי היעיל ביותר לשטיפה מכנית של החיידקים החוצה - לפני שהפצע נסגר, ננעל ומפתח זיהום</w:t>
             </w:r>
           </w:p>
         </w:tc>
@@ -6799,10 +6799,13 @@
         <w:tblLayout w:type="fixed"/>
       </w:tblPr>
       <w:tblGrid>
-        <w:gridCol w:w="2410"/>
-        <w:gridCol w:w="2410"/>
-        <w:gridCol w:w="2410"/>
-        <w:gridCol w:w="2410"/>
+        <w:gridCol w:w="1831"/>
+        <w:gridCol w:w="772"/>
+        <w:gridCol w:w="1831"/>
+        <w:gridCol w:w="772"/>
+        <w:gridCol w:w="1831"/>
+        <w:gridCol w:w="772"/>
+        <w:gridCol w:w="1831"/>
       </w:tblGrid>
       <w:tr>
         <w:trPr>
@@ -6810,20 +6813,21 @@
         </w:trPr>
         <w:tc>
           <w:tcPr>
-            <w:tcW w:type="dxa" w:w="2410"/>
+            <w:tcW w:type="dxa" w:w="1831"/>
             <w:tcBorders>
               <w:top w:val="none" w:color="FFFFFF" w:sz="0"/>
-              <w:left w:val="single" w:color="FFFFFF" w:sz="18"/>
-              <w:bottom w:val="none" w:color="FFFFFF" w:sz="0"/>
-              <w:right w:val="single" w:color="FFFFFF" w:sz="18"/>
+              <w:left w:val="none" w:color="FFFFFF" w:sz="0"/>
+              <w:bottom w:val="single" w:color="1B365D" w:sz="6"/>
+              <w:right w:val="none" w:color="FFFFFF" w:sz="0"/>
             </w:tcBorders>
             <w:shd w:fill="E8862E" w:color="auto" w:val="clear"/>
             <w:tcMar>
-              <w:top w:type="dxa" w:w="170"/>
-              <w:left w:type="dxa" w:w="80"/>
-              <w:bottom w:type="dxa" w:w="170"/>
-              <w:right w:type="dxa" w:w="80"/>
+              <w:top w:type="dxa" w:w="150"/>
+              <w:left w:type="dxa" w:w="60"/>
+              <w:bottom w:type="dxa" w:w="150"/>
+              <w:right w:type="dxa" w:w="60"/>
             </w:tcMar>
+            <w:vAlign w:val="center"/>
           </w:tcPr>
           <w:p>
             <w:pPr>
@@ -6847,20 +6851,56 @@
         </w:tc>
         <w:tc>
           <w:tcPr>
-            <w:tcW w:type="dxa" w:w="2410"/>
+            <w:tcW w:type="dxa" w:w="772"/>
             <w:tcBorders>
               <w:top w:val="none" w:color="FFFFFF" w:sz="0"/>
-              <w:left w:val="single" w:color="FFFFFF" w:sz="18"/>
+              <w:left w:val="none" w:color="FFFFFF" w:sz="0"/>
               <w:bottom w:val="none" w:color="FFFFFF" w:sz="0"/>
-              <w:right w:val="single" w:color="FFFFFF" w:sz="18"/>
+              <w:right w:val="none" w:color="FFFFFF" w:sz="0"/>
+            </w:tcBorders>
+            <w:tcMar>
+              <w:top w:type="dxa" w:w="0"/>
+              <w:left w:type="dxa" w:w="0"/>
+              <w:bottom w:type="dxa" w:w="0"/>
+              <w:right w:type="dxa" w:w="0"/>
+            </w:tcMar>
+            <w:vAlign w:val="center"/>
+          </w:tcPr>
+          <w:p>
+            <w:pPr>
+              <w:spacing w:after="0"/>
+              <w:jc w:val="center"/>
+            </w:pPr>
+            <w:r>
+              <w:rPr>
+                <w:rFonts w:ascii="Arial" w:cs="Arial" w:eastAsia="Arial" w:hAnsi="Arial"/>
+                <w:b/>
+                <w:bCs/>
+                <w:color w:val="1F8A8A"/>
+                <w:sz w:val="30"/>
+                <w:szCs w:val="30"/>
+              </w:rPr>
+              <w:t xml:space="preserve">←</w:t>
+            </w:r>
+          </w:p>
+        </w:tc>
+        <w:tc>
+          <w:tcPr>
+            <w:tcW w:type="dxa" w:w="1831"/>
+            <w:tcBorders>
+              <w:top w:val="none" w:color="FFFFFF" w:sz="0"/>
+              <w:left w:val="none" w:color="FFFFFF" w:sz="0"/>
+              <w:bottom w:val="single" w:color="1B365D" w:sz="16"/>
+              <w:right w:val="none" w:color="FFFFFF" w:sz="0"/>
             </w:tcBorders>
             <w:shd w:fill="3B7FC4" w:color="auto" w:val="clear"/>
             <w:tcMar>
-              <w:top w:type="dxa" w:w="170"/>
-              <w:left w:type="dxa" w:w="80"/>
-              <w:bottom w:type="dxa" w:w="170"/>
-              <w:right w:type="dxa" w:w="80"/>
+              <w:top w:type="dxa" w:w="150"/>
+              <w:left w:type="dxa" w:w="60"/>
+              <w:bottom w:type="dxa" w:w="150"/>
+              <w:right w:type="dxa" w:w="60"/>
             </w:tcMar>
+            <w:vAlign w:val="center"/>
           </w:tcPr>
           <w:p>
             <w:pPr>
@@ -6884,20 +6924,56 @@
         </w:tc>
         <w:tc>
           <w:tcPr>
-            <w:tcW w:type="dxa" w:w="2410"/>
+            <w:tcW w:type="dxa" w:w="772"/>
             <w:tcBorders>
               <w:top w:val="none" w:color="FFFFFF" w:sz="0"/>
-              <w:left w:val="single" w:color="FFFFFF" w:sz="18"/>
+              <w:left w:val="none" w:color="FFFFFF" w:sz="0"/>
               <w:bottom w:val="none" w:color="FFFFFF" w:sz="0"/>
-              <w:right w:val="single" w:color="FFFFFF" w:sz="18"/>
+              <w:right w:val="none" w:color="FFFFFF" w:sz="0"/>
+            </w:tcBorders>
+            <w:tcMar>
+              <w:top w:type="dxa" w:w="0"/>
+              <w:left w:type="dxa" w:w="0"/>
+              <w:bottom w:type="dxa" w:w="0"/>
+              <w:right w:type="dxa" w:w="0"/>
+            </w:tcMar>
+            <w:vAlign w:val="center"/>
+          </w:tcPr>
+          <w:p>
+            <w:pPr>
+              <w:spacing w:after="0"/>
+              <w:jc w:val="center"/>
+            </w:pPr>
+            <w:r>
+              <w:rPr>
+                <w:rFonts w:ascii="Arial" w:cs="Arial" w:eastAsia="Arial" w:hAnsi="Arial"/>
+                <w:b/>
+                <w:bCs/>
+                <w:color w:val="1F8A8A"/>
+                <w:sz w:val="30"/>
+                <w:szCs w:val="30"/>
+              </w:rPr>
+              <w:t xml:space="preserve">←</w:t>
+            </w:r>
+          </w:p>
+        </w:tc>
+        <w:tc>
+          <w:tcPr>
+            <w:tcW w:type="dxa" w:w="1831"/>
+            <w:tcBorders>
+              <w:top w:val="none" w:color="FFFFFF" w:sz="0"/>
+              <w:left w:val="none" w:color="FFFFFF" w:sz="0"/>
+              <w:bottom w:val="single" w:color="1B365D" w:sz="28"/>
+              <w:right w:val="none" w:color="FFFFFF" w:sz="0"/>
             </w:tcBorders>
             <w:shd w:fill="3FA75C" w:color="auto" w:val="clear"/>
             <w:tcMar>
-              <w:top w:type="dxa" w:w="170"/>
-              <w:left w:type="dxa" w:w="80"/>
-              <w:bottom w:type="dxa" w:w="170"/>
-              <w:right w:type="dxa" w:w="80"/>
+              <w:top w:type="dxa" w:w="150"/>
+              <w:left w:type="dxa" w:w="60"/>
+              <w:bottom w:type="dxa" w:w="150"/>
+              <w:right w:type="dxa" w:w="60"/>
             </w:tcMar>
+            <w:vAlign w:val="center"/>
           </w:tcPr>
           <w:p>
             <w:pPr>
@@ -6921,20 +6997,56 @@
         </w:tc>
         <w:tc>
           <w:tcPr>
-            <w:tcW w:type="dxa" w:w="2410"/>
+            <w:tcW w:type="dxa" w:w="772"/>
             <w:tcBorders>
               <w:top w:val="none" w:color="FFFFFF" w:sz="0"/>
-              <w:left w:val="single" w:color="FFFFFF" w:sz="18"/>
+              <w:left w:val="none" w:color="FFFFFF" w:sz="0"/>
               <w:bottom w:val="none" w:color="FFFFFF" w:sz="0"/>
-              <w:right w:val="single" w:color="FFFFFF" w:sz="18"/>
+              <w:right w:val="none" w:color="FFFFFF" w:sz="0"/>
+            </w:tcBorders>
+            <w:tcMar>
+              <w:top w:type="dxa" w:w="0"/>
+              <w:left w:type="dxa" w:w="0"/>
+              <w:bottom w:type="dxa" w:w="0"/>
+              <w:right w:type="dxa" w:w="0"/>
+            </w:tcMar>
+            <w:vAlign w:val="center"/>
+          </w:tcPr>
+          <w:p>
+            <w:pPr>
+              <w:spacing w:after="0"/>
+              <w:jc w:val="center"/>
+            </w:pPr>
+            <w:r>
+              <w:rPr>
+                <w:rFonts w:ascii="Arial" w:cs="Arial" w:eastAsia="Arial" w:hAnsi="Arial"/>
+                <w:b/>
+                <w:bCs/>
+                <w:color w:val="1F8A8A"/>
+                <w:sz w:val="30"/>
+                <w:szCs w:val="30"/>
+              </w:rPr>
+              <w:t xml:space="preserve">←</w:t>
+            </w:r>
+          </w:p>
+        </w:tc>
+        <w:tc>
+          <w:tcPr>
+            <w:tcW w:type="dxa" w:w="1831"/>
+            <w:tcBorders>
+              <w:top w:val="none" w:color="FFFFFF" w:sz="0"/>
+              <w:left w:val="none" w:color="FFFFFF" w:sz="0"/>
+              <w:bottom w:val="single" w:color="1B365D" w:sz="44"/>
+              <w:right w:val="none" w:color="FFFFFF" w:sz="0"/>
             </w:tcBorders>
             <w:shd w:fill="D4649B" w:color="auto" w:val="clear"/>
             <w:tcMar>
-              <w:top w:type="dxa" w:w="170"/>
-              <w:left w:type="dxa" w:w="80"/>
-              <w:bottom w:type="dxa" w:w="170"/>
-              <w:right w:type="dxa" w:w="80"/>
+              <w:top w:type="dxa" w:w="150"/>
+              <w:left w:type="dxa" w:w="60"/>
+              <w:bottom w:type="dxa" w:w="150"/>
+              <w:right w:type="dxa" w:w="60"/>
             </w:tcMar>
+            <w:vAlign w:val="center"/>
           </w:tcPr>
           <w:p>
             <w:pPr>
@@ -6953,6 +7065,143 @@
                 <w:rtl/>
               </w:rPr>
               <w:t xml:space="preserve">וורודה</w:t>
+            </w:r>
+          </w:p>
+        </w:tc>
+      </w:tr>
+      <w:tr>
+        <w:trPr>
+          <w:cantSplit/>
+        </w:trPr>
+        <w:tc>
+          <w:tcPr>
+            <w:tcW w:type="dxa" w:w="1831"/>
+            <w:tcBorders>
+              <w:top w:val="none" w:color="FFFFFF" w:sz="0"/>
+              <w:left w:val="none" w:color="FFFFFF" w:sz="0"/>
+              <w:bottom w:val="none" w:color="FFFFFF" w:sz="0"/>
+              <w:right w:val="none" w:color="FFFFFF" w:sz="0"/>
+            </w:tcBorders>
+            <w:tcMar>
+              <w:top w:type="dxa" w:w="60"/>
+              <w:left w:type="dxa" w:w="0"/>
+              <w:bottom w:type="dxa" w:w="0"/>
+              <w:right w:type="dxa" w:w="0"/>
+            </w:tcMar>
+          </w:tcPr>
+          <w:p>
+            <w:pPr>
+              <w:bidi/>
+              <w:spacing w:after="0"/>
+              <w:jc w:val="start"/>
+            </w:pPr>
+            <w:r>
+              <w:rPr>
+                <w:rFonts w:ascii="Heebo" w:cs="Heebo" w:eastAsia="Heebo" w:hAnsi="Heebo"/>
+                <w:b/>
+                <w:bCs/>
+                <w:color w:val="6E7C87"/>
+                <w:sz w:val="19"/>
+                <w:szCs w:val="19"/>
+                <w:rtl/>
+              </w:rPr>
+              <w:t xml:space="preserve">הכי דקה</w:t>
+            </w:r>
+          </w:p>
+        </w:tc>
+        <w:tc>
+          <w:tcPr>
+            <w:tcW w:type="dxa" w:w="772"/>
+            <w:tcBorders>
+              <w:top w:val="none" w:color="FFFFFF" w:sz="0"/>
+              <w:left w:val="none" w:color="FFFFFF" w:sz="0"/>
+              <w:bottom w:val="none" w:color="FFFFFF" w:sz="0"/>
+              <w:right w:val="none" w:color="FFFFFF" w:sz="0"/>
+            </w:tcBorders>
+          </w:tcPr>
+          <w:p/>
+        </w:tc>
+        <w:tc>
+          <w:tcPr>
+            <w:tcW w:type="dxa" w:w="1831"/>
+            <w:tcBorders>
+              <w:top w:val="none" w:color="FFFFFF" w:sz="0"/>
+              <w:left w:val="none" w:color="FFFFFF" w:sz="0"/>
+              <w:bottom w:val="none" w:color="FFFFFF" w:sz="0"/>
+              <w:right w:val="none" w:color="FFFFFF" w:sz="0"/>
+            </w:tcBorders>
+          </w:tcPr>
+          <w:p/>
+        </w:tc>
+        <w:tc>
+          <w:tcPr>
+            <w:tcW w:type="dxa" w:w="772"/>
+            <w:tcBorders>
+              <w:top w:val="none" w:color="FFFFFF" w:sz="0"/>
+              <w:left w:val="none" w:color="FFFFFF" w:sz="0"/>
+              <w:bottom w:val="none" w:color="FFFFFF" w:sz="0"/>
+              <w:right w:val="none" w:color="FFFFFF" w:sz="0"/>
+            </w:tcBorders>
+          </w:tcPr>
+          <w:p/>
+        </w:tc>
+        <w:tc>
+          <w:tcPr>
+            <w:tcW w:type="dxa" w:w="1831"/>
+            <w:tcBorders>
+              <w:top w:val="none" w:color="FFFFFF" w:sz="0"/>
+              <w:left w:val="none" w:color="FFFFFF" w:sz="0"/>
+              <w:bottom w:val="none" w:color="FFFFFF" w:sz="0"/>
+              <w:right w:val="none" w:color="FFFFFF" w:sz="0"/>
+            </w:tcBorders>
+          </w:tcPr>
+          <w:p/>
+        </w:tc>
+        <w:tc>
+          <w:tcPr>
+            <w:tcW w:type="dxa" w:w="772"/>
+            <w:tcBorders>
+              <w:top w:val="none" w:color="FFFFFF" w:sz="0"/>
+              <w:left w:val="none" w:color="FFFFFF" w:sz="0"/>
+              <w:bottom w:val="none" w:color="FFFFFF" w:sz="0"/>
+              <w:right w:val="none" w:color="FFFFFF" w:sz="0"/>
+            </w:tcBorders>
+          </w:tcPr>
+          <w:p/>
+        </w:tc>
+        <w:tc>
+          <w:tcPr>
+            <w:tcW w:type="dxa" w:w="1831"/>
+            <w:tcBorders>
+              <w:top w:val="none" w:color="FFFFFF" w:sz="0"/>
+              <w:left w:val="none" w:color="FFFFFF" w:sz="0"/>
+              <w:bottom w:val="none" w:color="FFFFFF" w:sz="0"/>
+              <w:right w:val="none" w:color="FFFFFF" w:sz="0"/>
+            </w:tcBorders>
+            <w:tcMar>
+              <w:top w:type="dxa" w:w="60"/>
+              <w:left w:type="dxa" w:w="0"/>
+              <w:bottom w:type="dxa" w:w="0"/>
+              <w:right w:type="dxa" w:w="0"/>
+            </w:tcMar>
+          </w:tcPr>
+          <w:p>
+            <w:pPr>
+              <w:bidi/>
+              <w:spacing w:after="0"/>
+              <w:jc w:val="end"/>
+            </w:pPr>
+            <w:r>
+              <w:rPr>
+                <w:rFonts w:ascii="Heebo" w:cs="Heebo" w:eastAsia="Heebo" w:hAnsi="Heebo"/>
+                <w:b/>
+                <w:bCs/>
+                <w:color w:val="6E7C87"/>
+                <w:sz w:val="19"/>
+                <w:szCs w:val="19"/>
+                <w:rtl/>
+              </w:rPr>
+              <w:t xml:space="preserve">הכי עבה</w:t>
             </w:r>
           </w:p>
         </w:tc>
@@ -8897,7 +9146,7 @@
                 <w:szCs w:val="23"/>
                 <w:rtl/>
               </w:rPr>
-              <w:t xml:space="preserve">- במקרה וחלילה נתנו לחיה כמות גדולה יותר ממה שהיינו צריכים לתת, יש ליידע </w:t>
+              <w:t xml:space="preserve">במקרה וחלילה נתנו לחיה כמות גדולה יותר ממה שהיינו צריכים לתת, יש ליידע </w:t>
             </w:r>
             <w:r>
               <w:rPr>
@@ -22804,7 +23053,7 @@
         <w:pStyle w:val="ListParagraph"/>
         <w:numPr>
           <w:ilvl w:val="0"/>
-          <w:numId w:val="18"/>
+          <w:numId w:val="17"/>
         </w:numPr>
         <w:bidi/>
         <w:spacing w:after="100" w:line="330"/>
@@ -22900,7 +23149,7 @@
         <w:pStyle w:val="ListParagraph"/>
         <w:numPr>
           <w:ilvl w:val="0"/>
-          <w:numId w:val="19"/>
+          <w:numId w:val="17"/>
         </w:numPr>
         <w:bidi/>
         <w:spacing w:after="100" w:line="330"/>
@@ -23020,7 +23269,7 @@
         <w:pStyle w:val="ListParagraph"/>
         <w:numPr>
           <w:ilvl w:val="0"/>
-          <w:numId w:val="20"/>
+          <w:numId w:val="17"/>
         </w:numPr>
         <w:bidi/>
         <w:spacing w:after="100" w:line="330"/>
@@ -26004,7 +26253,7 @@
         <w:pStyle w:val="ListParagraph"/>
         <w:numPr>
           <w:ilvl w:val="0"/>
-          <w:numId w:val="21"/>
+          <w:numId w:val="18"/>
         </w:numPr>
         <w:bidi/>
         <w:spacing w:after="100" w:line="330"/>
@@ -26033,6 +26282,862 @@
           <w:rtl/>
         </w:rPr>
         <w:t xml:space="preserve"> מינון יתר של חומרי הרדמה המדכאים ישירות את מרכז הנשימה במוח</w:t>
+      </w:r>
+    </w:p>
+    <w:p>
+      <w:pPr>
+        <w:pStyle w:val="ListParagraph"/>
+        <w:numPr>
+          <w:ilvl w:val="0"/>
+          <w:numId w:val="18"/>
+        </w:numPr>
+        <w:bidi/>
+        <w:spacing w:after="100" w:line="330"/>
+        <w:jc w:val="start"/>
+      </w:pPr>
+      <w:r>
+        <w:rPr>
+          <w:rFonts w:ascii="Assistant" w:cs="Assistant" w:eastAsia="Assistant" w:hAnsi="Assistant"/>
+          <w:b/>
+          <w:bCs/>
+          <w:color w:val="2B3945"/>
+          <w:sz w:val="23"/>
+          <w:szCs w:val="23"/>
+          <w:rtl/>
+        </w:rPr>
+        <w:t xml:space="preserve">דיכוי תרופתי נוסף:</w:t>
+      </w:r>
+      <w:r>
+        <w:rPr>
+          <w:rFonts w:ascii="Assistant" w:cs="Assistant" w:eastAsia="Assistant" w:hAnsi="Assistant"/>
+          <w:b w:val="false"/>
+          <w:bCs w:val="false"/>
+          <w:color w:val="2B3945"/>
+          <w:sz w:val="23"/>
+          <w:szCs w:val="23"/>
+          <w:rtl/>
+        </w:rPr>
+        <w:t xml:space="preserve"> שימוש באופיואידים (כמו פנטניל או מתאדון) שגורמים לירידה משמעותית בקצב ובעומק הנשימה</w:t>
+      </w:r>
+    </w:p>
+    <w:p>
+      <w:pPr>
+        <w:pStyle w:val="ListParagraph"/>
+        <w:numPr>
+          <w:ilvl w:val="0"/>
+          <w:numId w:val="18"/>
+        </w:numPr>
+        <w:bidi/>
+        <w:spacing w:after="100" w:line="330"/>
+        <w:jc w:val="start"/>
+      </w:pPr>
+      <w:r>
+        <w:rPr>
+          <w:rFonts w:ascii="Assistant" w:cs="Assistant" w:eastAsia="Assistant" w:hAnsi="Assistant"/>
+          <w:b/>
+          <w:bCs/>
+          <w:color w:val="2B3945"/>
+          <w:sz w:val="23"/>
+          <w:szCs w:val="23"/>
+          <w:rtl/>
+        </w:rPr>
+        <w:t xml:space="preserve">חסימה או צמצום של דרכי הנשימה:</w:t>
+      </w:r>
+      <w:r>
+        <w:rPr>
+          <w:rFonts w:ascii="Assistant" w:cs="Assistant" w:eastAsia="Assistant" w:hAnsi="Assistant"/>
+          <w:b w:val="false"/>
+          <w:bCs w:val="false"/>
+          <w:color w:val="2B3945"/>
+          <w:sz w:val="23"/>
+          <w:szCs w:val="23"/>
+          <w:rtl/>
+        </w:rPr>
+        <w:t xml:space="preserve"> הפרעה מכנית כמו הפרשת ריר מרובה, כיפוף או לחץ על הטובוס, עיוות אנטומי של דרכי הנשימה או כיווץ של מיתרי הקול (לרינגוספאזם)</w:t>
+      </w:r>
+    </w:p>
+    <w:p>
+      <w:pPr>
+        <w:pStyle w:val="ListParagraph"/>
+        <w:numPr>
+          <w:ilvl w:val="0"/>
+          <w:numId w:val="18"/>
+        </w:numPr>
+        <w:bidi/>
+        <w:spacing w:after="100" w:line="330"/>
+        <w:jc w:val="start"/>
+      </w:pPr>
+      <w:r>
+        <w:rPr>
+          <w:rFonts w:ascii="Assistant" w:cs="Assistant" w:eastAsia="Assistant" w:hAnsi="Assistant"/>
+          <w:b/>
+          <w:bCs/>
+          <w:color w:val="2B3945"/>
+          <w:sz w:val="23"/>
+          <w:szCs w:val="23"/>
+          <w:rtl/>
+        </w:rPr>
+        <w:t xml:space="preserve">עייפות או חולשה של שרירי הנשימה:</w:t>
+      </w:r>
+      <w:r>
+        <w:rPr>
+          <w:rFonts w:ascii="Assistant" w:cs="Assistant" w:eastAsia="Assistant" w:hAnsi="Assistant"/>
+          <w:b w:val="false"/>
+          <w:bCs w:val="false"/>
+          <w:color w:val="2B3945"/>
+          <w:sz w:val="23"/>
+          <w:szCs w:val="23"/>
+          <w:rtl/>
+        </w:rPr>
+        <w:t xml:space="preserve"> נפוץ בניתוחים ממושכים או בבעלי חיים מוחלשים מאוד</w:t>
+      </w:r>
+    </w:p>
+    <w:p>
+      <w:pPr>
+        <w:pStyle w:val="ListParagraph"/>
+        <w:numPr>
+          <w:ilvl w:val="0"/>
+          <w:numId w:val="18"/>
+        </w:numPr>
+        <w:bidi/>
+        <w:spacing w:after="100" w:line="330"/>
+        <w:jc w:val="start"/>
+      </w:pPr>
+      <w:r>
+        <w:rPr>
+          <w:rFonts w:ascii="Assistant" w:cs="Assistant" w:eastAsia="Assistant" w:hAnsi="Assistant"/>
+          <w:b/>
+          <w:bCs/>
+          <w:color w:val="2B3945"/>
+          <w:sz w:val="23"/>
+          <w:szCs w:val="23"/>
+          <w:rtl/>
+        </w:rPr>
+        <w:t xml:space="preserve">כאב קיצוני או חסימה סרעפתית:</w:t>
+      </w:r>
+      <w:r>
+        <w:rPr>
+          <w:rFonts w:ascii="Assistant" w:cs="Assistant" w:eastAsia="Assistant" w:hAnsi="Assistant"/>
+          <w:b w:val="false"/>
+          <w:bCs w:val="false"/>
+          <w:color w:val="2B3945"/>
+          <w:sz w:val="23"/>
+          <w:szCs w:val="23"/>
+          <w:rtl/>
+        </w:rPr>
+        <w:t xml:space="preserve"> מונעים מהחיה לבצע נשימות עמוקות ויעילות (למשל, במצבי טראומה או לחץ בבטן)</w:t>
+      </w:r>
+    </w:p>
+    <w:p>
+      <w:pPr>
+        <w:keepNext/>
+        <w:bidi/>
+        <w:spacing w:after="100" w:before="300" w:line="300"/>
+        <w:jc w:val="start"/>
+      </w:pPr>
+      <w:r>
+        <w:rPr>
+          <w:rFonts w:ascii="Heebo" w:cs="Heebo" w:eastAsia="Heebo" w:hAnsi="Heebo"/>
+          <w:b/>
+          <w:bCs/>
+          <w:color w:val="166A6A"/>
+          <w:sz w:val="25"/>
+          <w:szCs w:val="25"/>
+          <w:rtl/>
+        </w:rPr>
+        <w:t xml:space="preserve">גורמים שכיחים לקצב נשימה גבוה ביחס לנורמה (Tachypnea):</w:t>
+      </w:r>
+    </w:p>
+    <w:p>
+      <w:pPr>
+        <w:pStyle w:val="ListParagraph"/>
+        <w:numPr>
+          <w:ilvl w:val="0"/>
+          <w:numId w:val="19"/>
+        </w:numPr>
+        <w:bidi/>
+        <w:spacing w:after="100" w:line="330"/>
+        <w:jc w:val="start"/>
+      </w:pPr>
+      <w:r>
+        <w:rPr>
+          <w:rFonts w:ascii="Assistant" w:cs="Assistant" w:eastAsia="Assistant" w:hAnsi="Assistant"/>
+          <w:b/>
+          <w:bCs/>
+          <w:color w:val="2B3945"/>
+          <w:sz w:val="23"/>
+          <w:szCs w:val="23"/>
+          <w:rtl/>
+        </w:rPr>
+        <w:t xml:space="preserve">הרדמה שטחית מדי:</w:t>
+      </w:r>
+      <w:r>
+        <w:rPr>
+          <w:rFonts w:ascii="Assistant" w:cs="Assistant" w:eastAsia="Assistant" w:hAnsi="Assistant"/>
+          <w:b w:val="false"/>
+          <w:bCs w:val="false"/>
+          <w:color w:val="2B3945"/>
+          <w:sz w:val="23"/>
+          <w:szCs w:val="23"/>
+          <w:rtl/>
+        </w:rPr>
+        <w:t xml:space="preserve"> מצב שבו החיה חווה כאב או תחושת עוררות, ואינה רדומה מספיק, מה שגורם לנשימות מהירות ושטחיות</w:t>
+      </w:r>
+    </w:p>
+    <w:p>
+      <w:pPr>
+        <w:pStyle w:val="ListParagraph"/>
+        <w:numPr>
+          <w:ilvl w:val="0"/>
+          <w:numId w:val="19"/>
+        </w:numPr>
+        <w:bidi/>
+        <w:spacing w:after="100" w:line="330"/>
+        <w:jc w:val="start"/>
+      </w:pPr>
+      <w:r>
+        <w:rPr>
+          <w:rFonts w:ascii="Assistant" w:cs="Assistant" w:eastAsia="Assistant" w:hAnsi="Assistant"/>
+          <w:b/>
+          <w:bCs/>
+          <w:color w:val="2B3945"/>
+          <w:sz w:val="23"/>
+          <w:szCs w:val="23"/>
+          <w:rtl/>
+        </w:rPr>
+        <w:t xml:space="preserve">כאב בזמן פרוצדורה:</w:t>
+      </w:r>
+      <w:r>
+        <w:rPr>
+          <w:rFonts w:ascii="Assistant" w:cs="Assistant" w:eastAsia="Assistant" w:hAnsi="Assistant"/>
+          <w:b w:val="false"/>
+          <w:bCs w:val="false"/>
+          <w:color w:val="2B3945"/>
+          <w:sz w:val="23"/>
+          <w:szCs w:val="23"/>
+          <w:rtl/>
+        </w:rPr>
+        <w:t xml:space="preserve"> כאב חד שממריץ את מערכת העצבים ומעלה את קצב הנשימה</w:t>
+      </w:r>
+    </w:p>
+    <w:p>
+      <w:pPr>
+        <w:pStyle w:val="ListParagraph"/>
+        <w:numPr>
+          <w:ilvl w:val="0"/>
+          <w:numId w:val="19"/>
+        </w:numPr>
+        <w:bidi/>
+        <w:spacing w:after="100" w:line="330"/>
+        <w:jc w:val="start"/>
+      </w:pPr>
+      <w:r>
+        <w:rPr>
+          <w:rFonts w:ascii="Assistant" w:cs="Assistant" w:eastAsia="Assistant" w:hAnsi="Assistant"/>
+          <w:b/>
+          <w:bCs/>
+          <w:color w:val="2B3945"/>
+          <w:sz w:val="23"/>
+          <w:szCs w:val="23"/>
+          <w:rtl/>
+        </w:rPr>
+        <w:t xml:space="preserve">אוורור מכני מוגזם (ידני או אוטומטי):</w:t>
+      </w:r>
+      <w:r>
+        <w:rPr>
+          <w:rFonts w:ascii="Assistant" w:cs="Assistant" w:eastAsia="Assistant" w:hAnsi="Assistant"/>
+          <w:b w:val="false"/>
+          <w:bCs w:val="false"/>
+          <w:color w:val="2B3945"/>
+          <w:sz w:val="23"/>
+          <w:szCs w:val="23"/>
+          <w:rtl/>
+        </w:rPr>
+        <w:t xml:space="preserve"> הנשמה של החיה בקצב מהר מדי או בנפחים גדולים מדי</w:t>
+      </w:r>
+    </w:p>
+    <w:p>
+      <w:pPr>
+        <w:pStyle w:val="ListParagraph"/>
+        <w:numPr>
+          <w:ilvl w:val="0"/>
+          <w:numId w:val="19"/>
+        </w:numPr>
+        <w:bidi/>
+        <w:spacing w:after="100" w:line="330"/>
+        <w:jc w:val="start"/>
+      </w:pPr>
+      <w:r>
+        <w:rPr>
+          <w:rFonts w:ascii="Assistant" w:cs="Assistant" w:eastAsia="Assistant" w:hAnsi="Assistant"/>
+          <w:b/>
+          <w:bCs/>
+          <w:color w:val="2B3945"/>
+          <w:sz w:val="23"/>
+          <w:szCs w:val="23"/>
+          <w:rtl/>
+        </w:rPr>
+        <w:t xml:space="preserve">היפרתרמיה (חום גוף גבוה):</w:t>
+      </w:r>
+      <w:r>
+        <w:rPr>
+          <w:rFonts w:ascii="Assistant" w:cs="Assistant" w:eastAsia="Assistant" w:hAnsi="Assistant"/>
+          <w:b w:val="false"/>
+          <w:bCs w:val="false"/>
+          <w:color w:val="2B3945"/>
+          <w:sz w:val="23"/>
+          <w:szCs w:val="23"/>
+          <w:rtl/>
+        </w:rPr>
+        <w:t xml:space="preserve"> הגוף מנסה לפזר חום באמצעות הלחתה או הגברת קצב הנשימה</w:t>
+      </w:r>
+    </w:p>
+    <w:p>
+      <w:pPr>
+        <w:pStyle w:val="ListParagraph"/>
+        <w:numPr>
+          <w:ilvl w:val="0"/>
+          <w:numId w:val="19"/>
+        </w:numPr>
+        <w:bidi/>
+        <w:spacing w:after="100" w:line="330"/>
+        <w:jc w:val="start"/>
+      </w:pPr>
+      <w:r>
+        <w:rPr>
+          <w:rFonts w:ascii="Assistant" w:cs="Assistant" w:eastAsia="Assistant" w:hAnsi="Assistant"/>
+          <w:b/>
+          <w:bCs/>
+          <w:color w:val="2B3945"/>
+          <w:sz w:val="23"/>
+          <w:szCs w:val="23"/>
+          <w:rtl/>
+        </w:rPr>
+        <w:t xml:space="preserve">היפוקסיה התחלתית:</w:t>
+      </w:r>
+      <w:r>
+        <w:rPr>
+          <w:rFonts w:ascii="Assistant" w:cs="Assistant" w:eastAsia="Assistant" w:hAnsi="Assistant"/>
+          <w:b w:val="false"/>
+          <w:bCs w:val="false"/>
+          <w:color w:val="2B3945"/>
+          <w:sz w:val="23"/>
+          <w:szCs w:val="23"/>
+          <w:rtl/>
+        </w:rPr>
+        <w:t xml:space="preserve"> חוסר חמצן בדם שמפעיל רפלקס פיזיולוגי הגורם לניסיון לנשום מהר יותר כדי לקלוט חמצן (לפני שהמערכת קורסת לעייפות)</w:t>
+      </w:r>
+    </w:p>
+    <w:p>
+      <w:pPr>
+        <w:keepNext/>
+        <w:pBdr>
+          <w:bottom w:val="single" w:color="A7DADC" w:sz="6" w:space="6"/>
+        </w:pBdr>
+        <w:bidi/>
+        <w:spacing w:after="160" w:before="400" w:line="300"/>
+        <w:jc w:val="start"/>
+      </w:pPr>
+      <w:r>
+        <w:rPr>
+          <w:rFonts w:ascii="Heebo" w:cs="Heebo" w:eastAsia="Heebo" w:hAnsi="Heebo"/>
+          <w:b/>
+          <w:bCs/>
+          <w:color w:val="1B365D"/>
+          <w:sz w:val="30"/>
+          <w:szCs w:val="30"/>
+          <w:rtl/>
+        </w:rPr>
+        <w:t xml:space="preserve">דופק (Pulse Rate)</w:t>
+      </w:r>
+    </w:p>
+    <w:p>
+      <w:pPr>
+        <w:bidi/>
+        <w:spacing w:after="140" w:before="0" w:line="336"/>
+        <w:jc w:val="start"/>
+      </w:pPr>
+      <w:r>
+        <w:rPr>
+          <w:rFonts w:ascii="Assistant" w:cs="Assistant" w:eastAsia="Assistant" w:hAnsi="Assistant"/>
+          <w:b w:val="false"/>
+          <w:bCs w:val="false"/>
+          <w:color w:val="2B3945"/>
+          <w:sz w:val="23"/>
+          <w:szCs w:val="23"/>
+          <w:rtl/>
+        </w:rPr>
+        <w:t xml:space="preserve">מודד את מספר פעימות הלב של החיה בדקה.</w:t>
+      </w:r>
+    </w:p>
+    <w:p>
+      <w:pPr>
+        <w:bidi/>
+        <w:spacing w:after="140" w:before="0" w:line="336"/>
+        <w:jc w:val="start"/>
+      </w:pPr>
+      <w:r>
+        <w:rPr>
+          <w:rFonts w:ascii="Assistant" w:cs="Assistant" w:eastAsia="Assistant" w:hAnsi="Assistant"/>
+          <w:b w:val="false"/>
+          <w:bCs w:val="false"/>
+          <w:color w:val="2B3945"/>
+          <w:sz w:val="23"/>
+          <w:szCs w:val="23"/>
+          <w:rtl/>
+        </w:rPr>
+        <w:t xml:space="preserve">נמדד באמצעות מישוש ה</w:t>
+      </w:r>
+      <w:r>
+        <w:rPr>
+          <w:rFonts w:ascii="Assistant" w:cs="Assistant" w:eastAsia="Assistant" w:hAnsi="Assistant"/>
+          <w:b/>
+          <w:bCs/>
+          <w:color w:val="2B3945"/>
+          <w:sz w:val="23"/>
+          <w:szCs w:val="23"/>
+          <w:rtl/>
+        </w:rPr>
+        <w:t xml:space="preserve">עורק הפמורלי</w:t>
+      </w:r>
+      <w:r>
+        <w:rPr>
+          <w:rFonts w:ascii="Assistant" w:cs="Assistant" w:eastAsia="Assistant" w:hAnsi="Assistant"/>
+          <w:b w:val="false"/>
+          <w:bCs w:val="false"/>
+          <w:color w:val="2B3945"/>
+          <w:sz w:val="23"/>
+          <w:szCs w:val="23"/>
+          <w:rtl/>
+        </w:rPr>
+        <w:t xml:space="preserve"> בחלק הפנימי של הירך האחורית/</w:t>
+      </w:r>
+      <w:r>
+        <w:rPr>
+          <w:rFonts w:ascii="Assistant" w:cs="Assistant" w:eastAsia="Assistant" w:hAnsi="Assistant"/>
+          <w:b/>
+          <w:bCs/>
+          <w:color w:val="2B3945"/>
+          <w:sz w:val="23"/>
+          <w:szCs w:val="23"/>
+          <w:rtl/>
+        </w:rPr>
+        <w:t xml:space="preserve">האזנה ללב (אוסקולטציה),</w:t>
+      </w:r>
+      <w:r>
+        <w:rPr>
+          <w:rFonts w:ascii="Assistant" w:cs="Assistant" w:eastAsia="Assistant" w:hAnsi="Assistant"/>
+          <w:b w:val="false"/>
+          <w:bCs w:val="false"/>
+          <w:color w:val="2B3945"/>
+          <w:sz w:val="23"/>
+          <w:szCs w:val="23"/>
+          <w:rtl/>
+        </w:rPr>
+        <w:t xml:space="preserve"> בעזרת סטטוסקופ המונח על בית החזה (משמאל מזהים את הפעימות בצורה הטובה ביותר), או באמצעות ה - Pulse Oximeter ובאמצעות Cuff לחץ הדם בזמן הרדמה.</w:t>
+      </w:r>
+    </w:p>
+    <w:p>
+      <w:pPr>
+        <w:keepNext/>
+        <w:bidi/>
+        <w:spacing w:after="100" w:before="300" w:line="300"/>
+        <w:jc w:val="start"/>
+      </w:pPr>
+      <w:r>
+        <w:rPr>
+          <w:rFonts w:ascii="Heebo" w:cs="Heebo" w:eastAsia="Heebo" w:hAnsi="Heebo"/>
+          <w:b/>
+          <w:bCs/>
+          <w:color w:val="166A6A"/>
+          <w:sz w:val="25"/>
+          <w:szCs w:val="25"/>
+          <w:rtl/>
+        </w:rPr>
+        <w:t xml:space="preserve">גורמים שכיחים לדופק נמוך ביחס לנורמה (Bradycardia):</w:t>
+      </w:r>
+    </w:p>
+    <w:p>
+      <w:pPr>
+        <w:pStyle w:val="ListParagraph"/>
+        <w:numPr>
+          <w:ilvl w:val="0"/>
+          <w:numId w:val="20"/>
+        </w:numPr>
+        <w:bidi/>
+        <w:spacing w:after="100" w:line="330"/>
+        <w:jc w:val="start"/>
+      </w:pPr>
+      <w:r>
+        <w:rPr>
+          <w:rFonts w:ascii="Assistant" w:cs="Assistant" w:eastAsia="Assistant" w:hAnsi="Assistant"/>
+          <w:b/>
+          <w:bCs/>
+          <w:color w:val="2B3945"/>
+          <w:sz w:val="23"/>
+          <w:szCs w:val="23"/>
+          <w:rtl/>
+        </w:rPr>
+        <w:t xml:space="preserve">עומק הרדמה עמוק מדי:</w:t>
+      </w:r>
+      <w:r>
+        <w:rPr>
+          <w:rFonts w:ascii="Assistant" w:cs="Assistant" w:eastAsia="Assistant" w:hAnsi="Assistant"/>
+          <w:b w:val="false"/>
+          <w:bCs w:val="false"/>
+          <w:color w:val="2B3945"/>
+          <w:sz w:val="23"/>
+          <w:szCs w:val="23"/>
+          <w:rtl/>
+        </w:rPr>
+        <w:t xml:space="preserve"> מינון יתר של חומרי הרדמה (בעיקר איזופלורן) שמדכאים את הפעילות החשמלית וההתכווצות של הלב</w:t>
+      </w:r>
+    </w:p>
+    <w:p>
+      <w:pPr>
+        <w:pStyle w:val="ListParagraph"/>
+        <w:numPr>
+          <w:ilvl w:val="0"/>
+          <w:numId w:val="20"/>
+        </w:numPr>
+        <w:bidi/>
+        <w:spacing w:after="100" w:line="330"/>
+        <w:jc w:val="start"/>
+      </w:pPr>
+      <w:r>
+        <w:rPr>
+          <w:rFonts w:ascii="Assistant" w:cs="Assistant" w:eastAsia="Assistant" w:hAnsi="Assistant"/>
+          <w:b/>
+          <w:bCs/>
+          <w:color w:val="2B3945"/>
+          <w:sz w:val="23"/>
+          <w:szCs w:val="23"/>
+          <w:rtl/>
+        </w:rPr>
+        <w:t xml:space="preserve">שימוש בתרופות סדטיביות ואופיואידים:</w:t>
+      </w:r>
+      <w:r>
+        <w:rPr>
+          <w:rFonts w:ascii="Assistant" w:cs="Assistant" w:eastAsia="Assistant" w:hAnsi="Assistant"/>
+          <w:b w:val="false"/>
+          <w:bCs w:val="false"/>
+          <w:color w:val="2B3945"/>
+          <w:sz w:val="23"/>
+          <w:szCs w:val="23"/>
+          <w:rtl/>
+        </w:rPr>
+        <w:t xml:space="preserve"> תרופות כמו אגוניסטים לקולטני אלפא-2 (כמו דומיטור) או אופיואידים חזקים (כמו פנטניל או מתאדון) שגורמים באופן ישיר לירידה חדה בדופק</w:t>
+      </w:r>
+    </w:p>
+    <w:p>
+      <w:pPr>
+        <w:pStyle w:val="ListParagraph"/>
+        <w:numPr>
+          <w:ilvl w:val="0"/>
+          <w:numId w:val="20"/>
+        </w:numPr>
+        <w:bidi/>
+        <w:spacing w:after="100" w:line="330"/>
+        <w:jc w:val="start"/>
+      </w:pPr>
+      <w:r>
+        <w:rPr>
+          <w:rFonts w:ascii="Assistant" w:cs="Assistant" w:eastAsia="Assistant" w:hAnsi="Assistant"/>
+          <w:b/>
+          <w:bCs/>
+          <w:color w:val="2B3945"/>
+          <w:sz w:val="23"/>
+          <w:szCs w:val="23"/>
+          <w:rtl/>
+        </w:rPr>
+        <w:t xml:space="preserve">היפוקסיה (מחסור בחמצן) קשה:</w:t>
+      </w:r>
+      <w:r>
+        <w:rPr>
+          <w:rFonts w:ascii="Assistant" w:cs="Assistant" w:eastAsia="Assistant" w:hAnsi="Assistant"/>
+          <w:b w:val="false"/>
+          <w:bCs w:val="false"/>
+          <w:color w:val="2B3945"/>
+          <w:sz w:val="23"/>
+          <w:szCs w:val="23"/>
+          <w:rtl/>
+        </w:rPr>
+        <w:t xml:space="preserve"> מחסור מתמשך בחמצן מוביל בסופו של דבר לקריסה של מערכת ההולכה החשמלית בלב ולהאטה דרסטית בדופק</w:t>
+      </w:r>
+    </w:p>
+    <w:p>
+      <w:pPr>
+        <w:pStyle w:val="ListParagraph"/>
+        <w:numPr>
+          <w:ilvl w:val="0"/>
+          <w:numId w:val="20"/>
+        </w:numPr>
+        <w:bidi/>
+        <w:spacing w:after="100" w:line="330"/>
+        <w:jc w:val="start"/>
+      </w:pPr>
+      <w:r>
+        <w:rPr>
+          <w:rFonts w:ascii="Assistant" w:cs="Assistant" w:eastAsia="Assistant" w:hAnsi="Assistant"/>
+          <w:b/>
+          <w:bCs/>
+          <w:color w:val="2B3945"/>
+          <w:sz w:val="23"/>
+          <w:szCs w:val="23"/>
+          <w:rtl/>
+        </w:rPr>
+        <w:t xml:space="preserve">היפותרמיה (חום גוף נמוך):</w:t>
+      </w:r>
+      <w:r>
+        <w:rPr>
+          <w:rFonts w:ascii="Assistant" w:cs="Assistant" w:eastAsia="Assistant" w:hAnsi="Assistant"/>
+          <w:b w:val="false"/>
+          <w:bCs w:val="false"/>
+          <w:color w:val="2B3945"/>
+          <w:sz w:val="23"/>
+          <w:szCs w:val="23"/>
+          <w:rtl/>
+        </w:rPr>
+        <w:t xml:space="preserve"> ירידה בחום הגוף של החיה מאטה באופן פיזיולוגי את קצב חילוף החומרים ואת הקצב של מערכת ההולכה החשמלית בלב</w:t>
+      </w:r>
+    </w:p>
+    <w:p>
+      <w:pPr>
+        <w:pStyle w:val="ListParagraph"/>
+        <w:numPr>
+          <w:ilvl w:val="0"/>
+          <w:numId w:val="20"/>
+        </w:numPr>
+        <w:bidi/>
+        <w:spacing w:after="100" w:line="330"/>
+        <w:jc w:val="start"/>
+      </w:pPr>
+      <w:r>
+        <w:rPr>
+          <w:rFonts w:ascii="Assistant" w:cs="Assistant" w:eastAsia="Assistant" w:hAnsi="Assistant"/>
+          <w:b/>
+          <w:bCs/>
+          <w:color w:val="2B3945"/>
+          <w:sz w:val="23"/>
+          <w:szCs w:val="23"/>
+          <w:rtl/>
+        </w:rPr>
+        <w:t xml:space="preserve">גירוי פיזי של דרכי הנשימה או איברים פנימיים:</w:t>
+      </w:r>
+      <w:r>
+        <w:rPr>
+          <w:rFonts w:ascii="Assistant" w:cs="Assistant" w:eastAsia="Assistant" w:hAnsi="Assistant"/>
+          <w:b w:val="false"/>
+          <w:bCs w:val="false"/>
+          <w:color w:val="2B3945"/>
+          <w:sz w:val="23"/>
+          <w:szCs w:val="23"/>
+          <w:rtl/>
+        </w:rPr>
+        <w:t xml:space="preserve"> פעולות כמו אינטובציה, שאיבת הפרשות, מתיחת איברים בבטן או לחיצה על העיניים, הגורמות להאטה פתאומית וחדה בדופק</w:t>
+      </w:r>
+    </w:p>
+    <w:p>
+      <w:pPr>
+        <w:keepNext/>
+        <w:bidi/>
+        <w:spacing w:after="100" w:before="300" w:line="300"/>
+        <w:jc w:val="start"/>
+      </w:pPr>
+      <w:r>
+        <w:rPr>
+          <w:rFonts w:ascii="Heebo" w:cs="Heebo" w:eastAsia="Heebo" w:hAnsi="Heebo"/>
+          <w:b/>
+          <w:bCs/>
+          <w:color w:val="166A6A"/>
+          <w:sz w:val="25"/>
+          <w:szCs w:val="25"/>
+          <w:rtl/>
+        </w:rPr>
+        <w:t xml:space="preserve">השפעות פיזיולוגיות וקליניות של דופק נמוך:</w:t>
+      </w:r>
+    </w:p>
+    <w:p>
+      <w:pPr>
+        <w:bidi/>
+        <w:spacing w:after="140" w:before="0" w:line="336"/>
+        <w:jc w:val="start"/>
+      </w:pPr>
+      <w:r>
+        <w:rPr>
+          <w:rFonts w:ascii="Assistant" w:cs="Assistant" w:eastAsia="Assistant" w:hAnsi="Assistant"/>
+          <w:b w:val="false"/>
+          <w:bCs w:val="false"/>
+          <w:color w:val="2B3945"/>
+          <w:sz w:val="23"/>
+          <w:szCs w:val="23"/>
+          <w:rtl/>
+        </w:rPr>
+        <w:t xml:space="preserve">כשהלב פועם לאט מדי, הבעיה המרכזית היא שאין מספיק מחזורי פעימות בדקה כדי להזיז את הדם קדימה.</w:t>
+      </w:r>
+    </w:p>
+    <w:p>
+      <w:pPr>
+        <w:pStyle w:val="ListParagraph"/>
+        <w:numPr>
+          <w:ilvl w:val="0"/>
+          <w:numId w:val="2"/>
+        </w:numPr>
+        <w:bidi/>
+        <w:spacing w:after="100" w:line="330"/>
+        <w:jc w:val="start"/>
+      </w:pPr>
+      <w:r>
+        <w:rPr>
+          <w:rFonts w:ascii="Assistant" w:cs="Assistant" w:eastAsia="Assistant" w:hAnsi="Assistant"/>
+          <w:b/>
+          <w:bCs/>
+          <w:color w:val="2B3945"/>
+          <w:sz w:val="23"/>
+          <w:szCs w:val="23"/>
+          <w:rtl/>
+        </w:rPr>
+        <w:t xml:space="preserve">ירידה בתפוקת הלב:</w:t>
+      </w:r>
+      <w:r>
+        <w:rPr>
+          <w:rFonts w:ascii="Assistant" w:cs="Assistant" w:eastAsia="Assistant" w:hAnsi="Assistant"/>
+          <w:b w:val="false"/>
+          <w:bCs w:val="false"/>
+          <w:color w:val="2B3945"/>
+          <w:sz w:val="23"/>
+          <w:szCs w:val="23"/>
+          <w:rtl/>
+        </w:rPr>
+        <w:t xml:space="preserve"> תפוקת הלב מחושבת לפי נפח הפעימה כפול קצב הלב. כשהדופק צונח משמעותית, הלב לא מצליח להספיק להזרים מספיק נפח דם בדקה, גם אם כל פעימה בפני עצמה חזקה</w:t>
+      </w:r>
+    </w:p>
+    <w:p>
+      <w:pPr>
+        <w:pStyle w:val="ListParagraph"/>
+        <w:numPr>
+          <w:ilvl w:val="0"/>
+          <w:numId w:val="2"/>
+        </w:numPr>
+        <w:bidi/>
+        <w:spacing w:after="100" w:line="330"/>
+        <w:jc w:val="start"/>
+      </w:pPr>
+      <w:r>
+        <w:rPr>
+          <w:rFonts w:ascii="Assistant" w:cs="Assistant" w:eastAsia="Assistant" w:hAnsi="Assistant"/>
+          <w:b/>
+          <w:bCs/>
+          <w:color w:val="2B3945"/>
+          <w:sz w:val="23"/>
+          <w:szCs w:val="23"/>
+          <w:rtl/>
+        </w:rPr>
+        <w:t xml:space="preserve">צניחה בלחץ הדם (היפוטנציה):</w:t>
+      </w:r>
+      <w:r>
+        <w:rPr>
+          <w:rFonts w:ascii="Assistant" w:cs="Assistant" w:eastAsia="Assistant" w:hAnsi="Assistant"/>
+          <w:b w:val="false"/>
+          <w:bCs w:val="false"/>
+          <w:color w:val="2B3945"/>
+          <w:sz w:val="23"/>
+          <w:szCs w:val="23"/>
+          <w:rtl/>
+        </w:rPr>
+        <w:t xml:space="preserve"> כתוצאה מהירידה בתפוקת הלב, הלחץ בתוך כלי הדם יורד, מה שעלול להוביל לאספקת דם ירודה לאיברים</w:t>
+      </w:r>
+    </w:p>
+    <w:p>
+      <w:pPr>
+        <w:pStyle w:val="ListParagraph"/>
+        <w:numPr>
+          <w:ilvl w:val="0"/>
+          <w:numId w:val="2"/>
+        </w:numPr>
+        <w:bidi/>
+        <w:spacing w:after="100" w:line="330"/>
+        <w:jc w:val="start"/>
+      </w:pPr>
+      <w:r>
+        <w:rPr>
+          <w:rFonts w:ascii="Assistant" w:cs="Assistant" w:eastAsia="Assistant" w:hAnsi="Assistant"/>
+          <w:b/>
+          <w:bCs/>
+          <w:color w:val="2B3945"/>
+          <w:sz w:val="23"/>
+          <w:szCs w:val="23"/>
+          <w:rtl/>
+        </w:rPr>
+        <w:t xml:space="preserve">פגיעה רקמתית ופגיעה באיברים חיוניים:</w:t>
+      </w:r>
+      <w:r>
+        <w:rPr>
+          <w:rFonts w:ascii="Assistant" w:cs="Assistant" w:eastAsia="Assistant" w:hAnsi="Assistant"/>
+          <w:b w:val="false"/>
+          <w:bCs w:val="false"/>
+          <w:color w:val="2B3945"/>
+          <w:sz w:val="23"/>
+          <w:szCs w:val="23"/>
+          <w:rtl/>
+        </w:rPr>
+        <w:t xml:space="preserve"> בשל אספקת הדם והחמצן הלקויה, איברים רגישים כמו המוח, הכליות ושריר הלב עצמו עלולים לסבול ממחסור חמור בחמצן (היפוקסיה רקמתית)</w:t>
+      </w:r>
+    </w:p>
+    <w:p>
+      <w:pPr>
+        <w:pStyle w:val="ListParagraph"/>
+        <w:numPr>
+          <w:ilvl w:val="0"/>
+          <w:numId w:val="2"/>
+        </w:numPr>
+        <w:bidi/>
+        <w:spacing w:after="100" w:line="330"/>
+        <w:jc w:val="start"/>
+      </w:pPr>
+      <w:r>
+        <w:rPr>
+          <w:rFonts w:ascii="Assistant" w:cs="Assistant" w:eastAsia="Assistant" w:hAnsi="Assistant"/>
+          <w:b/>
+          <w:bCs/>
+          <w:color w:val="2B3945"/>
+          <w:sz w:val="23"/>
+          <w:szCs w:val="23"/>
+          <w:rtl/>
+        </w:rPr>
+        <w:t xml:space="preserve">סכנת הידרדרות לקריסה לבבית (Asystole):</w:t>
+      </w:r>
+      <w:r>
+        <w:rPr>
+          <w:rFonts w:ascii="Assistant" w:cs="Assistant" w:eastAsia="Assistant" w:hAnsi="Assistant"/>
+          <w:b w:val="false"/>
+          <w:bCs w:val="false"/>
+          <w:color w:val="2B3945"/>
+          <w:sz w:val="23"/>
+          <w:szCs w:val="23"/>
+          <w:rtl/>
+        </w:rPr>
+        <w:t xml:space="preserve"> אם הברדיקרדיה חמורה ואינה מטופלת, הלב עלול להמשיך להאט עד לעצירה מוחלטת של הפעילות החשמלית</w:t>
+      </w:r>
+    </w:p>
+    <w:p>
+      <w:pPr>
+        <w:keepNext/>
+        <w:bidi/>
+        <w:spacing w:after="100" w:before="300" w:line="300"/>
+        <w:jc w:val="start"/>
+      </w:pPr>
+      <w:r>
+        <w:rPr>
+          <w:rFonts w:ascii="Heebo" w:cs="Heebo" w:eastAsia="Heebo" w:hAnsi="Heebo"/>
+          <w:b/>
+          <w:bCs/>
+          <w:color w:val="166A6A"/>
+          <w:sz w:val="25"/>
+          <w:szCs w:val="25"/>
+          <w:rtl/>
+        </w:rPr>
+        <w:t xml:space="preserve">גורמים שכיחים לדופק גבוה ביחס לנורמה (Tachycardia):</w:t>
       </w:r>
     </w:p>
     <w:p>
@@ -26056,19 +27161,19 @@
           <w:szCs w:val="23"/>
           <w:rtl/>
         </w:rPr>
-        <w:t xml:space="preserve">דיכוי תרופתי נוסף:</w:t>
-      </w:r>
-      <w:r>
-        <w:rPr>
-          <w:rFonts w:ascii="Assistant" w:cs="Assistant" w:eastAsia="Assistant" w:hAnsi="Assistant"/>
-          <w:b w:val="false"/>
-          <w:bCs w:val="false"/>
-          <w:color w:val="2B3945"/>
-          <w:sz w:val="23"/>
-          <w:szCs w:val="23"/>
-          <w:rtl/>
-        </w:rPr>
-        <w:t xml:space="preserve"> שימוש באופיואידים (כמו פנטניל או מתאדון) שגורמים לירידה משמעותית בקצב ובעומק הנשימה</w:t>
+        <w:t xml:space="preserve">הרדמה שטחית מדי וכאב:</w:t>
+      </w:r>
+      <w:r>
+        <w:rPr>
+          <w:rFonts w:ascii="Assistant" w:cs="Assistant" w:eastAsia="Assistant" w:hAnsi="Assistant"/>
+          <w:b w:val="false"/>
+          <w:bCs w:val="false"/>
+          <w:color w:val="2B3945"/>
+          <w:sz w:val="23"/>
+          <w:szCs w:val="23"/>
+          <w:rtl/>
+        </w:rPr>
+        <w:t xml:space="preserve"> הסיבה הנפוצה ביותר. כאשר החיה אינה רדומה מספיק או חווה כאב (בשל חוסר בשיכוך כאבים מספק), מערכת העצבים הסימפתטית מופעלת ומקפיצה את הדופק</w:t>
       </w:r>
     </w:p>
     <w:p>
@@ -26092,19 +27197,19 @@
           <w:szCs w:val="23"/>
           <w:rtl/>
         </w:rPr>
-        <w:t xml:space="preserve">חסימה או צמצום של דרכי הנשימה:</w:t>
-      </w:r>
-      <w:r>
-        <w:rPr>
-          <w:rFonts w:ascii="Assistant" w:cs="Assistant" w:eastAsia="Assistant" w:hAnsi="Assistant"/>
-          <w:b w:val="false"/>
-          <w:bCs w:val="false"/>
-          <w:color w:val="2B3945"/>
-          <w:sz w:val="23"/>
-          <w:szCs w:val="23"/>
-          <w:rtl/>
-        </w:rPr>
-        <w:t xml:space="preserve"> הפרעה מכנית כמו הפרשת ריר מרובה, כיפוף או לחץ על הטובוס, עיוות אנטומי של דרכי הנשימה או כיווץ של מיתרי הקול (לרינגוספאזם)</w:t>
+        <w:t xml:space="preserve">ירידה בלחץ הדם (היפוטנציה):</w:t>
+      </w:r>
+      <w:r>
+        <w:rPr>
+          <w:rFonts w:ascii="Assistant" w:cs="Assistant" w:eastAsia="Assistant" w:hAnsi="Assistant"/>
+          <w:b w:val="false"/>
+          <w:bCs w:val="false"/>
+          <w:color w:val="2B3945"/>
+          <w:sz w:val="23"/>
+          <w:szCs w:val="23"/>
+          <w:rtl/>
+        </w:rPr>
+        <w:t xml:space="preserve"> הלב מנסה "לפצות" על לחץ דם נמוך (למשל בעקבות דיכוי לבבי או איבוד דם/נוזלים) על ידי הגברת קצב הפעימות בכדי לשמור על תפוקת לב</w:t>
       </w:r>
     </w:p>
     <w:p>
@@ -26128,19 +27233,19 @@
           <w:szCs w:val="23"/>
           <w:rtl/>
         </w:rPr>
-        <w:t xml:space="preserve">עייפות או חולשה של שרירי הנשימה:</w:t>
-      </w:r>
-      <w:r>
-        <w:rPr>
-          <w:rFonts w:ascii="Assistant" w:cs="Assistant" w:eastAsia="Assistant" w:hAnsi="Assistant"/>
-          <w:b w:val="false"/>
-          <w:bCs w:val="false"/>
-          <w:color w:val="2B3945"/>
-          <w:sz w:val="23"/>
-          <w:szCs w:val="23"/>
-          <w:rtl/>
-        </w:rPr>
-        <w:t xml:space="preserve"> נפוץ בניתוחים ממושכים או בבעלי חיים מוחלשים מאוד</w:t>
+        <w:t xml:space="preserve">היפוקסיה או היפרקפניה (עודף CO2):</w:t>
+      </w:r>
+      <w:r>
+        <w:rPr>
+          <w:rFonts w:ascii="Assistant" w:cs="Assistant" w:eastAsia="Assistant" w:hAnsi="Assistant"/>
+          <w:b w:val="false"/>
+          <w:bCs w:val="false"/>
+          <w:color w:val="2B3945"/>
+          <w:sz w:val="23"/>
+          <w:szCs w:val="23"/>
+          <w:rtl/>
+        </w:rPr>
+        <w:t xml:space="preserve"> עודף פחמן דו-חמצני בדם או מחסור בחמצן מפעילים את מערכת החירום של הגוף וגורמים לעלייה מיידית בדופק ובלחץ הדם</w:t>
       </w:r>
     </w:p>
     <w:p>
@@ -26164,19 +27269,55 @@
           <w:szCs w:val="23"/>
           <w:rtl/>
         </w:rPr>
-        <w:t xml:space="preserve">כאב קיצוני או חסימה סרעפתית:</w:t>
-      </w:r>
-      <w:r>
-        <w:rPr>
-          <w:rFonts w:ascii="Assistant" w:cs="Assistant" w:eastAsia="Assistant" w:hAnsi="Assistant"/>
-          <w:b w:val="false"/>
-          <w:bCs w:val="false"/>
-          <w:color w:val="2B3945"/>
-          <w:sz w:val="23"/>
-          <w:szCs w:val="23"/>
-          <w:rtl/>
-        </w:rPr>
-        <w:t xml:space="preserve"> מונעים מהחיה לבצע נשימות עמוקות ויעילות (למשל, במצבי טראומה או לחץ בבטן)</w:t>
+        <w:t xml:space="preserve">היפרתרמיה (חום גוף גבוה):</w:t>
+      </w:r>
+      <w:r>
+        <w:rPr>
+          <w:rFonts w:ascii="Assistant" w:cs="Assistant" w:eastAsia="Assistant" w:hAnsi="Assistant"/>
+          <w:b w:val="false"/>
+          <w:bCs w:val="false"/>
+          <w:color w:val="2B3945"/>
+          <w:sz w:val="23"/>
+          <w:szCs w:val="23"/>
+          <w:rtl/>
+        </w:rPr>
+        <w:t xml:space="preserve"> עלייה בחום הגוף מאיצה את הפעילות המטבולית ומעלה את קצב הלב</w:t>
+      </w:r>
+    </w:p>
+    <w:p>
+      <w:pPr>
+        <w:pStyle w:val="ListParagraph"/>
+        <w:numPr>
+          <w:ilvl w:val="0"/>
+          <w:numId w:val="21"/>
+        </w:numPr>
+        <w:bidi/>
+        <w:spacing w:after="100" w:line="330"/>
+        <w:jc w:val="start"/>
+      </w:pPr>
+      <w:r>
+        <w:rPr>
+          <w:rFonts w:ascii="Assistant" w:cs="Assistant" w:eastAsia="Assistant" w:hAnsi="Assistant"/>
+          <w:b/>
+          <w:bCs/>
+          <w:color w:val="2B3945"/>
+          <w:sz w:val="23"/>
+          <w:szCs w:val="23"/>
+          <w:rtl/>
+        </w:rPr>
+        <w:t xml:space="preserve">תרופות או חומרים מעוררים:</w:t>
+      </w:r>
+      <w:r>
+        <w:rPr>
+          <w:rFonts w:ascii="Assistant" w:cs="Assistant" w:eastAsia="Assistant" w:hAnsi="Assistant"/>
+          <w:b w:val="false"/>
+          <w:bCs w:val="false"/>
+          <w:color w:val="2B3945"/>
+          <w:sz w:val="23"/>
+          <w:szCs w:val="23"/>
+          <w:rtl/>
+        </w:rPr>
+        <w:t xml:space="preserve"> מתן תרופות אנטיהיסטמיניות מסוימות, אטרופין, או מתן נוזלים מהיר מדי או חומרי אינדוקציה מסוימים (כמו קטמין)</w:t>
       </w:r>
     </w:p>
     <w:p>
@@ -26196,7 +27337,251 @@
           <w:szCs w:val="25"/>
           <w:rtl/>
         </w:rPr>
-        <w:t xml:space="preserve">גורמים שכיחים לקצב נשימה גבוה ביחס לנורמה (Tachypnea):</w:t>
+        <w:t xml:space="preserve">השפעות פיזיולוגיות וקליניות של דופק גבוה:</w:t>
+      </w:r>
+    </w:p>
+    <w:p>
+      <w:pPr>
+        <w:bidi/>
+        <w:spacing w:after="140" w:before="0" w:line="336"/>
+        <w:jc w:val="start"/>
+      </w:pPr>
+      <w:r>
+        <w:rPr>
+          <w:rFonts w:ascii="Assistant" w:cs="Assistant" w:eastAsia="Assistant" w:hAnsi="Assistant"/>
+          <w:b w:val="false"/>
+          <w:bCs w:val="false"/>
+          <w:color w:val="2B3945"/>
+          <w:sz w:val="23"/>
+          <w:szCs w:val="23"/>
+          <w:rtl/>
+        </w:rPr>
+        <w:t xml:space="preserve">כשהלב פועם מהר מדי, נראה לכאורה שהמערכת עובדת "במלוא המרץ", אבל בפועל מדובר במצב שוחק ומסוכן מאוד לגוף, במיוחד תחת הרדמה:</w:t>
+      </w:r>
+    </w:p>
+    <w:p>
+      <w:pPr>
+        <w:pStyle w:val="ListParagraph"/>
+        <w:numPr>
+          <w:ilvl w:val="0"/>
+          <w:numId w:val="2"/>
+        </w:numPr>
+        <w:bidi/>
+        <w:spacing w:after="100" w:line="330"/>
+        <w:jc w:val="start"/>
+      </w:pPr>
+      <w:r>
+        <w:rPr>
+          <w:rFonts w:ascii="Assistant" w:cs="Assistant" w:eastAsia="Assistant" w:hAnsi="Assistant"/>
+          <w:b/>
+          <w:bCs/>
+          <w:color w:val="2B3945"/>
+          <w:sz w:val="23"/>
+          <w:szCs w:val="23"/>
+          <w:rtl/>
+        </w:rPr>
+        <w:t xml:space="preserve">קיצור זמן המנוחה של הלב:</w:t>
+      </w:r>
+      <w:r>
+        <w:rPr>
+          <w:rFonts w:ascii="Assistant" w:cs="Assistant" w:eastAsia="Assistant" w:hAnsi="Assistant"/>
+          <w:b w:val="false"/>
+          <w:bCs w:val="false"/>
+          <w:color w:val="2B3945"/>
+          <w:sz w:val="23"/>
+          <w:szCs w:val="23"/>
+          <w:rtl/>
+        </w:rPr>
+        <w:t xml:space="preserve"> כאשר הדופק גבוה, הלב לא מקבל מספיק זמן "לנוח" בין פעימה לפעימה ולהתמלא בדם. כיוון שהחדרים מתמלאים בדם רק בזמן הרפיה, קצב מהיר מדי מקצר דרסטית את זמן המילוי של הלב בדם</w:t>
+      </w:r>
+    </w:p>
+    <w:p>
+      <w:pPr>
+        <w:pStyle w:val="ListParagraph"/>
+        <w:numPr>
+          <w:ilvl w:val="0"/>
+          <w:numId w:val="2"/>
+        </w:numPr>
+        <w:bidi/>
+        <w:spacing w:after="100" w:line="330"/>
+        <w:jc w:val="start"/>
+      </w:pPr>
+      <w:r>
+        <w:rPr>
+          <w:rFonts w:ascii="Assistant" w:cs="Assistant" w:eastAsia="Assistant" w:hAnsi="Assistant"/>
+          <w:b/>
+          <w:bCs/>
+          <w:color w:val="2B3945"/>
+          <w:sz w:val="23"/>
+          <w:szCs w:val="23"/>
+          <w:rtl/>
+        </w:rPr>
+        <w:t xml:space="preserve">ירידה נוספת בתפוקת הלב:</w:t>
+      </w:r>
+      <w:r>
+        <w:rPr>
+          <w:rFonts w:ascii="Assistant" w:cs="Assistant" w:eastAsia="Assistant" w:hAnsi="Assistant"/>
+          <w:b w:val="false"/>
+          <w:bCs w:val="false"/>
+          <w:color w:val="2B3945"/>
+          <w:sz w:val="23"/>
+          <w:szCs w:val="23"/>
+          <w:rtl/>
+        </w:rPr>
+        <w:t xml:space="preserve"> למרות שהלב פועם מהר, הוא בעצם "פועל על ניוטרל" ומצליח להעביר בפועל פחות דם בכל מחזור, מה שמוביל שוב לירידה בתפוקת הלב ולירידה בלחץ דם</w:t>
+      </w:r>
+    </w:p>
+    <w:p>
+      <w:pPr>
+        <w:pStyle w:val="ListParagraph"/>
+        <w:numPr>
+          <w:ilvl w:val="0"/>
+          <w:numId w:val="2"/>
+        </w:numPr>
+        <w:bidi/>
+        <w:spacing w:after="100" w:line="330"/>
+        <w:jc w:val="start"/>
+      </w:pPr>
+      <w:r>
+        <w:rPr>
+          <w:rFonts w:ascii="Assistant" w:cs="Assistant" w:eastAsia="Assistant" w:hAnsi="Assistant"/>
+          <w:b/>
+          <w:bCs/>
+          <w:color w:val="2B3945"/>
+          <w:sz w:val="23"/>
+          <w:szCs w:val="23"/>
+          <w:rtl/>
+        </w:rPr>
+        <w:t xml:space="preserve">עלייה חדה בצריכת החמצן של שריר הלב:</w:t>
+      </w:r>
+      <w:r>
+        <w:rPr>
+          <w:rFonts w:ascii="Assistant" w:cs="Assistant" w:eastAsia="Assistant" w:hAnsi="Assistant"/>
+          <w:b w:val="false"/>
+          <w:bCs w:val="false"/>
+          <w:color w:val="2B3945"/>
+          <w:sz w:val="23"/>
+          <w:szCs w:val="23"/>
+          <w:rtl/>
+        </w:rPr>
+        <w:t xml:space="preserve"> שריר הלב עצמו יזדקק לכמות גדולה של חמצן כדי לעבוד בקצב גבוה</w:t>
+      </w:r>
+    </w:p>
+    <w:p>
+      <w:pPr>
+        <w:pStyle w:val="ListParagraph"/>
+        <w:numPr>
+          <w:ilvl w:val="0"/>
+          <w:numId w:val="2"/>
+        </w:numPr>
+        <w:bidi/>
+        <w:spacing w:after="100" w:line="330"/>
+        <w:jc w:val="start"/>
+      </w:pPr>
+      <w:r>
+        <w:rPr>
+          <w:rFonts w:ascii="Assistant" w:cs="Assistant" w:eastAsia="Assistant" w:hAnsi="Assistant"/>
+          <w:b/>
+          <w:bCs/>
+          <w:color w:val="2B3945"/>
+          <w:sz w:val="23"/>
+          <w:szCs w:val="23"/>
+          <w:rtl/>
+        </w:rPr>
+        <w:t xml:space="preserve">פגיעה באספקת הדם לשריר הלב עצמו:</w:t>
+      </w:r>
+      <w:r>
+        <w:rPr>
+          <w:rFonts w:ascii="Assistant" w:cs="Assistant" w:eastAsia="Assistant" w:hAnsi="Assistant"/>
+          <w:b w:val="false"/>
+          <w:bCs w:val="false"/>
+          <w:color w:val="2B3945"/>
+          <w:sz w:val="23"/>
+          <w:szCs w:val="23"/>
+          <w:rtl/>
+        </w:rPr>
+        <w:t xml:space="preserve"> ברגע שהדופק גבוה, זמן המילוי של העורקים הכליליים שמזינים את שריר הלב מתקצר, כך שהלב נדרש ליותר חמצן – אבל מקבל פחות. מצב זה עלול ליצור מחסור חמור בחמצן בשריר הלב ולגרום להפרעות קצב קשות ואף לדום לב</w:t>
+      </w:r>
+    </w:p>
+    <w:p>
+      <w:pPr>
+        <w:keepNext/>
+        <w:pBdr>
+          <w:bottom w:val="single" w:color="A7DADC" w:sz="6" w:space="6"/>
+        </w:pBdr>
+        <w:bidi/>
+        <w:spacing w:after="160" w:before="400" w:line="300"/>
+        <w:jc w:val="start"/>
+      </w:pPr>
+      <w:r>
+        <w:rPr>
+          <w:rFonts w:ascii="Heebo" w:cs="Heebo" w:eastAsia="Heebo" w:hAnsi="Heebo"/>
+          <w:b/>
+          <w:bCs/>
+          <w:color w:val="1B365D"/>
+          <w:sz w:val="30"/>
+          <w:szCs w:val="30"/>
+          <w:rtl/>
+        </w:rPr>
+        <w:t xml:space="preserve">SpO2 (סטורציה/ריווי חמצן)</w:t>
+      </w:r>
+    </w:p>
+    <w:p>
+      <w:pPr>
+        <w:bidi/>
+        <w:spacing w:after="140" w:before="0" w:line="336"/>
+        <w:jc w:val="start"/>
+      </w:pPr>
+      <w:r>
+        <w:rPr>
+          <w:rFonts w:ascii="Assistant" w:cs="Assistant" w:eastAsia="Assistant" w:hAnsi="Assistant"/>
+          <w:b w:val="false"/>
+          <w:bCs w:val="false"/>
+          <w:color w:val="2B3945"/>
+          <w:sz w:val="23"/>
+          <w:szCs w:val="23"/>
+          <w:rtl/>
+        </w:rPr>
+        <w:t xml:space="preserve">מודד באחוזים את ריווי החמצן בהמוגלובין בדם. נמדד באמצעות Pulse Oximeter.</w:t>
+      </w:r>
+    </w:p>
+    <w:p>
+      <w:pPr>
+        <w:keepNext/>
+        <w:bidi/>
+        <w:spacing w:after="100" w:before="300" w:line="300"/>
+        <w:jc w:val="start"/>
+      </w:pPr>
+      <w:r>
+        <w:rPr>
+          <w:rFonts w:ascii="Heebo" w:cs="Heebo" w:eastAsia="Heebo" w:hAnsi="Heebo"/>
+          <w:b/>
+          <w:bCs/>
+          <w:color w:val="166A6A"/>
+          <w:sz w:val="25"/>
+          <w:szCs w:val="25"/>
+          <w:rtl/>
+        </w:rPr>
+        <w:t xml:space="preserve">גורמים שכיחים לסטורציה נמוכה ביחס לנורמה:</w:t>
+      </w:r>
+    </w:p>
+    <w:p>
+      <w:pPr>
+        <w:bidi/>
+        <w:spacing w:after="140" w:before="0" w:line="336"/>
+        <w:jc w:val="start"/>
+      </w:pPr>
+      <w:r>
+        <w:rPr>
+          <w:rFonts w:ascii="Assistant" w:cs="Assistant" w:eastAsia="Assistant" w:hAnsi="Assistant"/>
+          <w:b/>
+          <w:bCs/>
+          <w:color w:val="2B3945"/>
+          <w:sz w:val="23"/>
+          <w:szCs w:val="23"/>
+          <w:rtl/>
+        </w:rPr>
+        <w:t xml:space="preserve">גורמים נשימתיים</w:t>
       </w:r>
     </w:p>
     <w:p>
@@ -26220,19 +27605,19 @@
           <w:szCs w:val="23"/>
           <w:rtl/>
         </w:rPr>
-        <w:t xml:space="preserve">הרדמה שטחית מדי:</w:t>
-      </w:r>
-      <w:r>
-        <w:rPr>
-          <w:rFonts w:ascii="Assistant" w:cs="Assistant" w:eastAsia="Assistant" w:hAnsi="Assistant"/>
-          <w:b w:val="false"/>
-          <w:bCs w:val="false"/>
-          <w:color w:val="2B3945"/>
-          <w:sz w:val="23"/>
-          <w:szCs w:val="23"/>
-          <w:rtl/>
-        </w:rPr>
-        <w:t xml:space="preserve"> מצב שבו החיה חווה כאב או תחושת עוררות, ואינה רדומה מספיק, מה שגורם לנשימות מהירות ושטחיות</w:t>
+        <w:t xml:space="preserve">חסימת דרכי נשימה:</w:t>
+      </w:r>
+      <w:r>
+        <w:rPr>
+          <w:rFonts w:ascii="Assistant" w:cs="Assistant" w:eastAsia="Assistant" w:hAnsi="Assistant"/>
+          <w:b w:val="false"/>
+          <w:bCs w:val="false"/>
+          <w:color w:val="2B3945"/>
+          <w:sz w:val="23"/>
+          <w:szCs w:val="23"/>
+          <w:rtl/>
+        </w:rPr>
+        <w:t xml:space="preserve"> גוף זר, בצקת גרון, או תגובה אלרגית חריפה</w:t>
       </w:r>
     </w:p>
     <w:p>
@@ -26256,19 +27641,19 @@
           <w:szCs w:val="23"/>
           <w:rtl/>
         </w:rPr>
-        <w:t xml:space="preserve">כאב בזמן פרוצדורה:</w:t>
-      </w:r>
-      <w:r>
-        <w:rPr>
-          <w:rFonts w:ascii="Assistant" w:cs="Assistant" w:eastAsia="Assistant" w:hAnsi="Assistant"/>
-          <w:b w:val="false"/>
-          <w:bCs w:val="false"/>
-          <w:color w:val="2B3945"/>
-          <w:sz w:val="23"/>
-          <w:szCs w:val="23"/>
-          <w:rtl/>
-        </w:rPr>
-        <w:t xml:space="preserve"> כאב חד שממריץ את מערכת העצבים ומעלה את קצב הנשימה</w:t>
+        <w:t xml:space="preserve">מחלות ריאה:</w:t>
+      </w:r>
+      <w:r>
+        <w:rPr>
+          <w:rFonts w:ascii="Assistant" w:cs="Assistant" w:eastAsia="Assistant" w:hAnsi="Assistant"/>
+          <w:b w:val="false"/>
+          <w:bCs w:val="false"/>
+          <w:color w:val="2B3945"/>
+          <w:sz w:val="23"/>
+          <w:szCs w:val="23"/>
+          <w:rtl/>
+        </w:rPr>
+        <w:t xml:space="preserve"> דלקת ריאות, בצקת ריאות, תסחיף ריאתי, או תסמונת מצוקה נשימתית</w:t>
       </w:r>
     </w:p>
     <w:p>
@@ -26292,114 +27677,19 @@
           <w:szCs w:val="23"/>
           <w:rtl/>
         </w:rPr>
-        <w:t xml:space="preserve">אוורור מכני מוגזם (ידני או אוטומטי):</w:t>
-      </w:r>
-      <w:r>
-        <w:rPr>
-          <w:rFonts w:ascii="Assistant" w:cs="Assistant" w:eastAsia="Assistant" w:hAnsi="Assistant"/>
-          <w:b w:val="false"/>
-          <w:bCs w:val="false"/>
-          <w:color w:val="2B3945"/>
-          <w:sz w:val="23"/>
-          <w:szCs w:val="23"/>
-          <w:rtl/>
-        </w:rPr>
-        <w:t xml:space="preserve"> הנשמה של החיה בקצב מהר מדי או בנפחים גדולים מדי</w:t>
-      </w:r>
-    </w:p>
-    <w:p>
-      <w:pPr>
-        <w:pStyle w:val="ListParagraph"/>
-        <w:numPr>
-          <w:ilvl w:val="0"/>
-          <w:numId w:val="22"/>
-        </w:numPr>
-        <w:bidi/>
-        <w:spacing w:after="100" w:line="330"/>
-        <w:jc w:val="start"/>
-      </w:pPr>
-      <w:r>
-        <w:rPr>
-          <w:rFonts w:ascii="Assistant" w:cs="Assistant" w:eastAsia="Assistant" w:hAnsi="Assistant"/>
-          <w:b/>
-          <w:bCs/>
-          <w:color w:val="2B3945"/>
-          <w:sz w:val="23"/>
-          <w:szCs w:val="23"/>
-          <w:rtl/>
-        </w:rPr>
-        <w:t xml:space="preserve">היפרתרמיה (חום גוף גבוה):</w:t>
-      </w:r>
-      <w:r>
-        <w:rPr>
-          <w:rFonts w:ascii="Assistant" w:cs="Assistant" w:eastAsia="Assistant" w:hAnsi="Assistant"/>
-          <w:b w:val="false"/>
-          <w:bCs w:val="false"/>
-          <w:color w:val="2B3945"/>
-          <w:sz w:val="23"/>
-          <w:szCs w:val="23"/>
-          <w:rtl/>
-        </w:rPr>
-        <w:t xml:space="preserve"> הגוף מנסה לפזר חום באמצעות הלחתה או הגברת קצב הנשימה</w:t>
-      </w:r>
-    </w:p>
-    <w:p>
-      <w:pPr>
-        <w:pStyle w:val="ListParagraph"/>
-        <w:numPr>
-          <w:ilvl w:val="0"/>
-          <w:numId w:val="22"/>
-        </w:numPr>
-        <w:bidi/>
-        <w:spacing w:after="100" w:line="330"/>
-        <w:jc w:val="start"/>
-      </w:pPr>
-      <w:r>
-        <w:rPr>
-          <w:rFonts w:ascii="Assistant" w:cs="Assistant" w:eastAsia="Assistant" w:hAnsi="Assistant"/>
-          <w:b/>
-          <w:bCs/>
-          <w:color w:val="2B3945"/>
-          <w:sz w:val="23"/>
-          <w:szCs w:val="23"/>
-          <w:rtl/>
-        </w:rPr>
-        <w:t xml:space="preserve">היפוקסיה התחלתית:</w:t>
-      </w:r>
-      <w:r>
-        <w:rPr>
-          <w:rFonts w:ascii="Assistant" w:cs="Assistant" w:eastAsia="Assistant" w:hAnsi="Assistant"/>
-          <w:b w:val="false"/>
-          <w:bCs w:val="false"/>
-          <w:color w:val="2B3945"/>
-          <w:sz w:val="23"/>
-          <w:szCs w:val="23"/>
-          <w:rtl/>
-        </w:rPr>
-        <w:t xml:space="preserve"> חוסר חמצן בדם שמפעיל רפלקס פיזיולוגי הגורם לניסיון לנשום מהר יותר כדי לקלוט חמצן (לפני שהמערכת קורסת לעייפות)</w:t>
-      </w:r>
-    </w:p>
-    <w:p>
-      <w:pPr>
-        <w:keepNext/>
-        <w:pBdr>
-          <w:bottom w:val="single" w:color="A7DADC" w:sz="6" w:space="6"/>
-        </w:pBdr>
-        <w:bidi/>
-        <w:spacing w:after="160" w:before="400" w:line="300"/>
-        <w:jc w:val="start"/>
-      </w:pPr>
-      <w:r>
-        <w:rPr>
-          <w:rFonts w:ascii="Heebo" w:cs="Heebo" w:eastAsia="Heebo" w:hAnsi="Heebo"/>
-          <w:b/>
-          <w:bCs/>
-          <w:color w:val="1B365D"/>
-          <w:sz w:val="30"/>
-          <w:szCs w:val="30"/>
-          <w:rtl/>
-        </w:rPr>
-        <w:t xml:space="preserve">דופק (Pulse Rate)</w:t>
+        <w:t xml:space="preserve">לחץ חיצוני על הריאות:</w:t>
+      </w:r>
+      <w:r>
+        <w:rPr>
+          <w:rFonts w:ascii="Assistant" w:cs="Assistant" w:eastAsia="Assistant" w:hAnsi="Assistant"/>
+          <w:b w:val="false"/>
+          <w:bCs w:val="false"/>
+          <w:color w:val="2B3945"/>
+          <w:sz w:val="23"/>
+          <w:szCs w:val="23"/>
+          <w:rtl/>
+        </w:rPr>
+        <w:t xml:space="preserve"> חזה אוויר (Pneumothorax) או הצטברות נוזלים המונעים מהריאות להתרחב באופן תקין בזמן אינספירציה</w:t>
       </w:r>
     </w:p>
     <w:p>
@@ -26411,101 +27701,14 @@
       <w:r>
         <w:rPr>
           <w:rFonts w:ascii="Assistant" w:cs="Assistant" w:eastAsia="Assistant" w:hAnsi="Assistant"/>
-          <w:b w:val="false"/>
-          <w:bCs w:val="false"/>
-          <w:color w:val="2B3945"/>
-          <w:sz w:val="23"/>
-          <w:szCs w:val="23"/>
-          <w:rtl/>
-        </w:rPr>
-        <w:t xml:space="preserve">מודד את מספר פעימות הלב של החיה בדקה.</w:t>
-      </w:r>
-    </w:p>
-    <w:p>
-      <w:pPr>
-        <w:bidi/>
-        <w:spacing w:after="140" w:before="0" w:line="336"/>
-        <w:jc w:val="start"/>
-      </w:pPr>
-      <w:r>
-        <w:rPr>
-          <w:rFonts w:ascii="Assistant" w:cs="Assistant" w:eastAsia="Assistant" w:hAnsi="Assistant"/>
-          <w:b w:val="false"/>
-          <w:bCs w:val="false"/>
-          <w:color w:val="2B3945"/>
-          <w:sz w:val="23"/>
-          <w:szCs w:val="23"/>
-          <w:rtl/>
-        </w:rPr>
-        <w:t xml:space="preserve">נמדד באמצעות מישוש ה</w:t>
-      </w:r>
-      <w:r>
-        <w:rPr>
-          <w:rFonts w:ascii="Assistant" w:cs="Assistant" w:eastAsia="Assistant" w:hAnsi="Assistant"/>
-          <w:b/>
-          <w:bCs/>
-          <w:color w:val="2B3945"/>
-          <w:sz w:val="23"/>
-          <w:szCs w:val="23"/>
-          <w:rtl/>
-        </w:rPr>
-        <w:t xml:space="preserve">עורק הפמורלי</w:t>
-      </w:r>
-      <w:r>
-        <w:rPr>
-          <w:rFonts w:ascii="Assistant" w:cs="Assistant" w:eastAsia="Assistant" w:hAnsi="Assistant"/>
-          <w:b w:val="false"/>
-          <w:bCs w:val="false"/>
-          <w:color w:val="2B3945"/>
-          <w:sz w:val="23"/>
-          <w:szCs w:val="23"/>
-          <w:rtl/>
-        </w:rPr>
-        <w:t xml:space="preserve"> בחלק הפנימי של הירך האחורית/</w:t>
-      </w:r>
-      <w:r>
-        <w:rPr>
-          <w:rFonts w:ascii="Assistant" w:cs="Assistant" w:eastAsia="Assistant" w:hAnsi="Assistant"/>
-          <w:b/>
-          <w:bCs/>
-          <w:color w:val="2B3945"/>
-          <w:sz w:val="23"/>
-          <w:szCs w:val="23"/>
-          <w:rtl/>
-        </w:rPr>
-        <w:t xml:space="preserve">האזנה ללב (אוסקולטציה),</w:t>
-      </w:r>
-      <w:r>
-        <w:rPr>
-          <w:rFonts w:ascii="Assistant" w:cs="Assistant" w:eastAsia="Assistant" w:hAnsi="Assistant"/>
-          <w:b w:val="false"/>
-          <w:bCs w:val="false"/>
-          <w:color w:val="2B3945"/>
-          <w:sz w:val="23"/>
-          <w:szCs w:val="23"/>
-          <w:rtl/>
-        </w:rPr>
-        <w:t xml:space="preserve"> בעזרת סטטוסקופ המונח על בית החזה (משמאל מזהים את הפעימות בצורה הטובה ביותר), או באמצעות ה - Pulse Oximeter ובאמצעות Cuff לחץ הדם בזמן הרדמה.</w:t>
-      </w:r>
-    </w:p>
-    <w:p>
-      <w:pPr>
-        <w:keepNext/>
-        <w:bidi/>
-        <w:spacing w:after="100" w:before="300" w:line="300"/>
-        <w:jc w:val="start"/>
-      </w:pPr>
-      <w:r>
-        <w:rPr>
-          <w:rFonts w:ascii="Heebo" w:cs="Heebo" w:eastAsia="Heebo" w:hAnsi="Heebo"/>
-          <w:b/>
-          <w:bCs/>
-          <w:color w:val="166A6A"/>
-          <w:sz w:val="25"/>
-          <w:szCs w:val="25"/>
-          <w:rtl/>
-        </w:rPr>
-        <w:t xml:space="preserve">גורמים שכיחים לדופק נמוך ביחס לנורמה (Bradycardia):</w:t>
+          <w:b/>
+          <w:bCs/>
+          <w:color w:val="2B3945"/>
+          <w:sz w:val="23"/>
+          <w:szCs w:val="23"/>
+          <w:rtl/>
+        </w:rPr>
+        <w:t xml:space="preserve">גורמים מערכתיים וסביבתיים</w:t>
       </w:r>
     </w:p>
     <w:p>
@@ -26529,19 +27732,19 @@
           <w:szCs w:val="23"/>
           <w:rtl/>
         </w:rPr>
-        <w:t xml:space="preserve">עומק הרדמה עמוק מדי:</w:t>
-      </w:r>
-      <w:r>
-        <w:rPr>
-          <w:rFonts w:ascii="Assistant" w:cs="Assistant" w:eastAsia="Assistant" w:hAnsi="Assistant"/>
-          <w:b w:val="false"/>
-          <w:bCs w:val="false"/>
-          <w:color w:val="2B3945"/>
-          <w:sz w:val="23"/>
-          <w:szCs w:val="23"/>
-          <w:rtl/>
-        </w:rPr>
-        <w:t xml:space="preserve"> מינון יתר של חומרי הרדמה (בעיקר איזופלורן) שמדכאים את הפעילות החשמלית וההתכווצות של הלב</w:t>
+        <w:t xml:space="preserve">דיכוי נשימתי:</w:t>
+      </w:r>
+      <w:r>
+        <w:rPr>
+          <w:rFonts w:ascii="Assistant" w:cs="Assistant" w:eastAsia="Assistant" w:hAnsi="Assistant"/>
+          <w:b w:val="false"/>
+          <w:bCs w:val="false"/>
+          <w:color w:val="2B3945"/>
+          <w:sz w:val="23"/>
+          <w:szCs w:val="23"/>
+          <w:rtl/>
+        </w:rPr>
+        <w:t xml:space="preserve"> הרדמה עמוקה, מינון יתר של אופיואידים, טראומת ראש</w:t>
       </w:r>
     </w:p>
     <w:p>
@@ -26565,19 +27768,19 @@
           <w:szCs w:val="23"/>
           <w:rtl/>
         </w:rPr>
-        <w:t xml:space="preserve">שימוש בתרופות סדטיביות ואופיואידים:</w:t>
-      </w:r>
-      <w:r>
-        <w:rPr>
-          <w:rFonts w:ascii="Assistant" w:cs="Assistant" w:eastAsia="Assistant" w:hAnsi="Assistant"/>
-          <w:b w:val="false"/>
-          <w:bCs w:val="false"/>
-          <w:color w:val="2B3945"/>
-          <w:sz w:val="23"/>
-          <w:szCs w:val="23"/>
-          <w:rtl/>
-        </w:rPr>
-        <w:t xml:space="preserve"> תרופות כמו אגוניסטים לקולטני אלפא-2 (כמו דומיטור) או אופיואידים חזקים (כמו פנטניל או מתאדון) שגורמים באופן ישיר לירידה חדה בדופק</w:t>
+        <w:t xml:space="preserve">כשל המודינמי (שוק):</w:t>
+      </w:r>
+      <w:r>
+        <w:rPr>
+          <w:rFonts w:ascii="Assistant" w:cs="Assistant" w:eastAsia="Assistant" w:hAnsi="Assistant"/>
+          <w:b w:val="false"/>
+          <w:bCs w:val="false"/>
+          <w:color w:val="2B3945"/>
+          <w:sz w:val="23"/>
+          <w:szCs w:val="23"/>
+          <w:rtl/>
+        </w:rPr>
+        <w:t xml:space="preserve"> ירידה חדה בתפוקת הלב ובאספקת הדם</w:t>
       </w:r>
     </w:p>
     <w:p>
@@ -26601,91 +27804,19 @@
           <w:szCs w:val="23"/>
           <w:rtl/>
         </w:rPr>
-        <w:t xml:space="preserve">היפוקסיה (מחסור בחמצן) קשה:</w:t>
-      </w:r>
-      <w:r>
-        <w:rPr>
-          <w:rFonts w:ascii="Assistant" w:cs="Assistant" w:eastAsia="Assistant" w:hAnsi="Assistant"/>
-          <w:b w:val="false"/>
-          <w:bCs w:val="false"/>
-          <w:color w:val="2B3945"/>
-          <w:sz w:val="23"/>
-          <w:szCs w:val="23"/>
-          <w:rtl/>
-        </w:rPr>
-        <w:t xml:space="preserve"> מחסור מתמשך בחמצן מוביל בסופו של דבר לקריסה של מערכת ההולכה החשמלית בלב ולהאטה דרסטית בדופק</w:t>
-      </w:r>
-    </w:p>
-    <w:p>
-      <w:pPr>
-        <w:pStyle w:val="ListParagraph"/>
-        <w:numPr>
-          <w:ilvl w:val="0"/>
-          <w:numId w:val="23"/>
-        </w:numPr>
-        <w:bidi/>
-        <w:spacing w:after="100" w:line="330"/>
-        <w:jc w:val="start"/>
-      </w:pPr>
-      <w:r>
-        <w:rPr>
-          <w:rFonts w:ascii="Assistant" w:cs="Assistant" w:eastAsia="Assistant" w:hAnsi="Assistant"/>
-          <w:b/>
-          <w:bCs/>
-          <w:color w:val="2B3945"/>
-          <w:sz w:val="23"/>
-          <w:szCs w:val="23"/>
-          <w:rtl/>
-        </w:rPr>
-        <w:t xml:space="preserve">היפותרמיה (חום גוף נמוך):</w:t>
-      </w:r>
-      <w:r>
-        <w:rPr>
-          <w:rFonts w:ascii="Assistant" w:cs="Assistant" w:eastAsia="Assistant" w:hAnsi="Assistant"/>
-          <w:b w:val="false"/>
-          <w:bCs w:val="false"/>
-          <w:color w:val="2B3945"/>
-          <w:sz w:val="23"/>
-          <w:szCs w:val="23"/>
-          <w:rtl/>
-        </w:rPr>
-        <w:t xml:space="preserve"> ירידה בחום הגוף של החיה מאטה באופן פיזיולוגי את קצב חילוף החומרים ואת הקצב של מערכת ההולכה החשמלית בלב</w:t>
-      </w:r>
-    </w:p>
-    <w:p>
-      <w:pPr>
-        <w:pStyle w:val="ListParagraph"/>
-        <w:numPr>
-          <w:ilvl w:val="0"/>
-          <w:numId w:val="23"/>
-        </w:numPr>
-        <w:bidi/>
-        <w:spacing w:after="100" w:line="330"/>
-        <w:jc w:val="start"/>
-      </w:pPr>
-      <w:r>
-        <w:rPr>
-          <w:rFonts w:ascii="Assistant" w:cs="Assistant" w:eastAsia="Assistant" w:hAnsi="Assistant"/>
-          <w:b/>
-          <w:bCs/>
-          <w:color w:val="2B3945"/>
-          <w:sz w:val="23"/>
-          <w:szCs w:val="23"/>
-          <w:rtl/>
-        </w:rPr>
-        <w:t xml:space="preserve">גירוי פיזי של דרכי הנשימה או איברים פנימיים:</w:t>
-      </w:r>
-      <w:r>
-        <w:rPr>
-          <w:rFonts w:ascii="Assistant" w:cs="Assistant" w:eastAsia="Assistant" w:hAnsi="Assistant"/>
-          <w:b w:val="false"/>
-          <w:bCs w:val="false"/>
-          <w:color w:val="2B3945"/>
-          <w:sz w:val="23"/>
-          <w:szCs w:val="23"/>
-          <w:rtl/>
-        </w:rPr>
-        <w:t xml:space="preserve"> פעולות כמו אינטובציה, שאיבת הפרשות, מתיחת איברים בבטן או לחיצה על העיניים, הגורמות להאטה פתאומית וחדה בדופק</w:t>
+        <w:t xml:space="preserve">היפוקסיה סביבתית/תקלה טכנית:</w:t>
+      </w:r>
+      <w:r>
+        <w:rPr>
+          <w:rFonts w:ascii="Assistant" w:cs="Assistant" w:eastAsia="Assistant" w:hAnsi="Assistant"/>
+          <w:b w:val="false"/>
+          <w:bCs w:val="false"/>
+          <w:color w:val="2B3945"/>
+          <w:sz w:val="23"/>
+          <w:szCs w:val="23"/>
+          <w:rtl/>
+        </w:rPr>
+        <w:t xml:space="preserve"> מחסור בחמצן במערכת ההרדמה או זרימת דם פריפריאלית לקויה המשפיעה על ה - Pulse Oximeter</w:t>
       </w:r>
     </w:p>
     <w:p>
@@ -26705,26 +27836,7 @@
           <w:szCs w:val="25"/>
           <w:rtl/>
         </w:rPr>
-        <w:t xml:space="preserve">השפעות פיזיולוגיות וקליניות של דופק נמוך:</w:t>
-      </w:r>
-    </w:p>
-    <w:p>
-      <w:pPr>
-        <w:bidi/>
-        <w:spacing w:after="140" w:before="0" w:line="336"/>
-        <w:jc w:val="start"/>
-      </w:pPr>
-      <w:r>
-        <w:rPr>
-          <w:rFonts w:ascii="Assistant" w:cs="Assistant" w:eastAsia="Assistant" w:hAnsi="Assistant"/>
-          <w:b w:val="false"/>
-          <w:bCs w:val="false"/>
-          <w:color w:val="2B3945"/>
-          <w:sz w:val="23"/>
-          <w:szCs w:val="23"/>
-          <w:rtl/>
-        </w:rPr>
-        <w:t xml:space="preserve">כשהלב פועם לאט מדי, הבעיה המרכזית היא שאין מספיק מחזורי פעימות בדקה כדי להזיז את הדם קדימה.</w:t>
+        <w:t xml:space="preserve">השפעות פיזיולוגיות וקליניות של סטורציה מתחת לנורמה:</w:t>
       </w:r>
     </w:p>
     <w:p>
@@ -26748,19 +27860,19 @@
           <w:szCs w:val="23"/>
           <w:rtl/>
         </w:rPr>
-        <w:t xml:space="preserve">ירידה בתפוקת הלב:</w:t>
-      </w:r>
-      <w:r>
-        <w:rPr>
-          <w:rFonts w:ascii="Assistant" w:cs="Assistant" w:eastAsia="Assistant" w:hAnsi="Assistant"/>
-          <w:b w:val="false"/>
-          <w:bCs w:val="false"/>
-          <w:color w:val="2B3945"/>
-          <w:sz w:val="23"/>
-          <w:szCs w:val="23"/>
-          <w:rtl/>
-        </w:rPr>
-        <w:t xml:space="preserve"> תפוקת הלב מחושבת לפי נפח הפעימה כפול קצב הלב. כשהדופק צונח משמעותית, הלב לא מצליח להספיק להזרים מספיק נפח דם בדקה, גם אם כל פעימה בפני עצמה חזקה</w:t>
+        <w:t xml:space="preserve">ציאנוזיס:</w:t>
+      </w:r>
+      <w:r>
+        <w:rPr>
+          <w:rFonts w:ascii="Assistant" w:cs="Assistant" w:eastAsia="Assistant" w:hAnsi="Assistant"/>
+          <w:b w:val="false"/>
+          <w:bCs w:val="false"/>
+          <w:color w:val="2B3945"/>
+          <w:sz w:val="23"/>
+          <w:szCs w:val="23"/>
+          <w:rtl/>
+        </w:rPr>
+        <w:t xml:space="preserve"> הופעת גוון כחול-סגול בריריות (בחניכיים, בלשון או בלחמית העין)</w:t>
       </w:r>
     </w:p>
     <w:p>
@@ -26784,19 +27896,55 @@
           <w:szCs w:val="23"/>
           <w:rtl/>
         </w:rPr>
-        <w:t xml:space="preserve">צניחה בלחץ הדם (היפוטנציה):</w:t>
-      </w:r>
-      <w:r>
-        <w:rPr>
-          <w:rFonts w:ascii="Assistant" w:cs="Assistant" w:eastAsia="Assistant" w:hAnsi="Assistant"/>
-          <w:b w:val="false"/>
-          <w:bCs w:val="false"/>
-          <w:color w:val="2B3945"/>
-          <w:sz w:val="23"/>
-          <w:szCs w:val="23"/>
-          <w:rtl/>
-        </w:rPr>
-        <w:t xml:space="preserve"> כתוצאה מהירידה בתפוקת הלב, הלחץ בתוך כלי הדם יורד, מה שעלול להוביל לאספקת דם ירודה לאיברים</w:t>
+        <w:t xml:space="preserve">השפעות על מערכת הלב וכלי הדם (המערכת הקרדיו-וסקולרית):</w:t>
+      </w:r>
+    </w:p>
+    <w:p>
+      <w:pPr>
+        <w:pStyle w:val="ListParagraph"/>
+        <w:numPr>
+          <w:ilvl w:val="1"/>
+          <w:numId w:val="2"/>
+        </w:numPr>
+        <w:bidi/>
+        <w:spacing w:after="100" w:line="330"/>
+        <w:jc w:val="start"/>
+      </w:pPr>
+      <w:r>
+        <w:rPr>
+          <w:rFonts w:ascii="Assistant" w:cs="Assistant" w:eastAsia="Assistant" w:hAnsi="Assistant"/>
+          <w:b w:val="false"/>
+          <w:bCs w:val="false"/>
+          <w:color w:val="2B3945"/>
+          <w:sz w:val="23"/>
+          <w:szCs w:val="23"/>
+          <w:rtl/>
+        </w:rPr>
+        <w:t xml:space="preserve">שלב מוקדם (פיצוי): הגוף מנסה להגביר את אספקת החמצן לרקמות על ידי העלאת קצב הלב (טכיקרדיה) ועלייה בלחץ הדם</w:t>
+      </w:r>
+    </w:p>
+    <w:p>
+      <w:pPr>
+        <w:pStyle w:val="ListParagraph"/>
+        <w:numPr>
+          <w:ilvl w:val="1"/>
+          <w:numId w:val="2"/>
+        </w:numPr>
+        <w:bidi/>
+        <w:spacing w:after="100" w:line="330"/>
+        <w:jc w:val="start"/>
+      </w:pPr>
+      <w:r>
+        <w:rPr>
+          <w:rFonts w:ascii="Assistant" w:cs="Assistant" w:eastAsia="Assistant" w:hAnsi="Assistant"/>
+          <w:b w:val="false"/>
+          <w:bCs w:val="false"/>
+          <w:color w:val="2B3945"/>
+          <w:sz w:val="23"/>
+          <w:szCs w:val="23"/>
+          <w:rtl/>
+        </w:rPr>
+        <w:t xml:space="preserve">שלב מאוחר (כשל): כאשר מחסור החמצן נמשך, שריר הלב אינו מקבל חמצן בעצמו. מצב זה מוביל לדופק איטי (ברדיקרדיה), הפרעות קצב (אריתמיה), צניחה בלחץ הדם (Hypotension) ולבסוף, לדום לב</w:t>
       </w:r>
     </w:p>
     <w:p>
@@ -26820,19 +27968,91 @@
           <w:szCs w:val="23"/>
           <w:rtl/>
         </w:rPr>
-        <w:t xml:space="preserve">פגיעה רקמתית ופגיעה באיברים חיוניים:</w:t>
-      </w:r>
-      <w:r>
-        <w:rPr>
-          <w:rFonts w:ascii="Assistant" w:cs="Assistant" w:eastAsia="Assistant" w:hAnsi="Assistant"/>
-          <w:b w:val="false"/>
-          <w:bCs w:val="false"/>
-          <w:color w:val="2B3945"/>
-          <w:sz w:val="23"/>
-          <w:szCs w:val="23"/>
-          <w:rtl/>
-        </w:rPr>
-        <w:t xml:space="preserve"> בשל אספקת הדם והחמצן הלקויה, איברים רגישים כמו המוח, הכליות ושריר הלב עצמו עלולים לסבול ממחסור חמור בחמצן (היפוקסיה רקמתית)</w:t>
+        <w:t xml:space="preserve">השפעות על מערכת העצבים המרכזית:</w:t>
+      </w:r>
+      <w:r>
+        <w:rPr>
+          <w:rFonts w:ascii="Assistant" w:cs="Assistant" w:eastAsia="Assistant" w:hAnsi="Assistant"/>
+          <w:b w:val="false"/>
+          <w:bCs w:val="false"/>
+          <w:color w:val="2B3945"/>
+          <w:sz w:val="23"/>
+          <w:szCs w:val="23"/>
+          <w:rtl/>
+        </w:rPr>
+        <w:t xml:space="preserve"> המוח הוא האיבר הרגיש ביותר למחסור בחמצן (היפוקסיה). ההשלכות של מצב זה הן:</w:t>
+      </w:r>
+    </w:p>
+    <w:p>
+      <w:pPr>
+        <w:pStyle w:val="ListParagraph"/>
+        <w:numPr>
+          <w:ilvl w:val="1"/>
+          <w:numId w:val="2"/>
+        </w:numPr>
+        <w:bidi/>
+        <w:spacing w:after="100" w:line="330"/>
+        <w:jc w:val="start"/>
+      </w:pPr>
+      <w:r>
+        <w:rPr>
+          <w:rFonts w:ascii="Assistant" w:cs="Assistant" w:eastAsia="Assistant" w:hAnsi="Assistant"/>
+          <w:b w:val="false"/>
+          <w:bCs w:val="false"/>
+          <w:color w:val="2B3945"/>
+          <w:sz w:val="23"/>
+          <w:szCs w:val="23"/>
+          <w:rtl/>
+        </w:rPr>
+        <w:t xml:space="preserve">דיכוי רפלקסים ודיכוי מרכזי הנשימה במוח</w:t>
+      </w:r>
+    </w:p>
+    <w:p>
+      <w:pPr>
+        <w:pStyle w:val="ListParagraph"/>
+        <w:numPr>
+          <w:ilvl w:val="1"/>
+          <w:numId w:val="2"/>
+        </w:numPr>
+        <w:bidi/>
+        <w:spacing w:after="100" w:line="330"/>
+        <w:jc w:val="start"/>
+      </w:pPr>
+      <w:r>
+        <w:rPr>
+          <w:rFonts w:ascii="Assistant" w:cs="Assistant" w:eastAsia="Assistant" w:hAnsi="Assistant"/>
+          <w:b w:val="false"/>
+          <w:bCs w:val="false"/>
+          <w:color w:val="2B3945"/>
+          <w:sz w:val="23"/>
+          <w:szCs w:val="23"/>
+          <w:rtl/>
+        </w:rPr>
+        <w:t xml:space="preserve">התאוששות איטית, מבולבלת או ממושכת מאוד מהרדמה</w:t>
+      </w:r>
+    </w:p>
+    <w:p>
+      <w:pPr>
+        <w:pStyle w:val="ListParagraph"/>
+        <w:numPr>
+          <w:ilvl w:val="1"/>
+          <w:numId w:val="2"/>
+        </w:numPr>
+        <w:bidi/>
+        <w:spacing w:after="100" w:line="330"/>
+        <w:jc w:val="start"/>
+      </w:pPr>
+      <w:r>
+        <w:rPr>
+          <w:rFonts w:ascii="Assistant" w:cs="Assistant" w:eastAsia="Assistant" w:hAnsi="Assistant"/>
+          <w:b w:val="false"/>
+          <w:bCs w:val="false"/>
+          <w:color w:val="2B3945"/>
+          <w:sz w:val="23"/>
+          <w:szCs w:val="23"/>
+          <w:rtl/>
+        </w:rPr>
+        <w:t xml:space="preserve">במקרים קשים או ממושכים – נזק מוחי קבוע או בצקת מוחית</w:t>
       </w:r>
     </w:p>
     <w:p>
@@ -26856,19 +28076,147 @@
           <w:szCs w:val="23"/>
           <w:rtl/>
         </w:rPr>
-        <w:t xml:space="preserve">סכנת הידרדרות לקריסה לבבית (Asystole):</w:t>
-      </w:r>
-      <w:r>
-        <w:rPr>
-          <w:rFonts w:ascii="Assistant" w:cs="Assistant" w:eastAsia="Assistant" w:hAnsi="Assistant"/>
-          <w:b w:val="false"/>
-          <w:bCs w:val="false"/>
-          <w:color w:val="2B3945"/>
-          <w:sz w:val="23"/>
-          <w:szCs w:val="23"/>
-          <w:rtl/>
-        </w:rPr>
-        <w:t xml:space="preserve"> אם הברדיקרדיה חמורה ואינה מטופלת, הלב עלול להמשיך להאט עד לעצירה מוחלטת של הפעילות החשמלית</w:t>
+        <w:t xml:space="preserve">פגיעה מטבולית ורב-מערכתית (Tissue Hypoxia):</w:t>
+      </w:r>
+      <w:r>
+        <w:rPr>
+          <w:rFonts w:ascii="Assistant" w:cs="Assistant" w:eastAsia="Assistant" w:hAnsi="Assistant"/>
+          <w:b w:val="false"/>
+          <w:bCs w:val="false"/>
+          <w:color w:val="2B3945"/>
+          <w:sz w:val="23"/>
+          <w:szCs w:val="23"/>
+          <w:rtl/>
+        </w:rPr>
+        <w:t xml:space="preserve"> כשאין מספיק חמצן בתאים, נוצרת הצטברות של חומצה לקטית בדם (חומציות מטבולית) שמובילה לפגיעה בתפקוד הכליות, הכבד ומערכת העיכול</w:t>
+      </w:r>
+    </w:p>
+    <w:p>
+      <w:pPr>
+        <w:keepNext/>
+        <w:pBdr>
+          <w:bottom w:val="single" w:color="A7DADC" w:sz="6" w:space="6"/>
+        </w:pBdr>
+        <w:bidi/>
+        <w:spacing w:after="160" w:before="400" w:line="300"/>
+        <w:jc w:val="start"/>
+      </w:pPr>
+      <w:r>
+        <w:rPr>
+          <w:rFonts w:ascii="Heebo" w:cs="Heebo" w:eastAsia="Heebo" w:hAnsi="Heebo"/>
+          <w:b/>
+          <w:bCs/>
+          <w:color w:val="1B365D"/>
+          <w:sz w:val="30"/>
+          <w:szCs w:val="30"/>
+          <w:rtl/>
+        </w:rPr>
+        <w:t xml:space="preserve">EtCO2 (פחמן דו חמצני)</w:t>
+      </w:r>
+    </w:p>
+    <w:p>
+      <w:pPr>
+        <w:bidi/>
+        <w:spacing w:after="140" w:before="0" w:line="336"/>
+        <w:jc w:val="start"/>
+      </w:pPr>
+      <w:r>
+        <w:rPr>
+          <w:rFonts w:ascii="Assistant" w:cs="Assistant" w:eastAsia="Assistant" w:hAnsi="Assistant"/>
+          <w:b w:val="false"/>
+          <w:bCs w:val="false"/>
+          <w:color w:val="2B3945"/>
+          <w:sz w:val="23"/>
+          <w:szCs w:val="23"/>
+          <w:rtl/>
+        </w:rPr>
+        <w:t xml:space="preserve">המדד החשוב ביותר להערכת איכות האוורור של הריאות.</w:t>
+      </w:r>
+    </w:p>
+    <w:p>
+      <w:pPr>
+        <w:bidi/>
+        <w:spacing w:after="140" w:before="0" w:line="336"/>
+        <w:jc w:val="start"/>
+      </w:pPr>
+      <w:r>
+        <w:rPr>
+          <w:rFonts w:ascii="Assistant" w:cs="Assistant" w:eastAsia="Assistant" w:hAnsi="Assistant"/>
+          <w:b w:val="false"/>
+          <w:bCs w:val="false"/>
+          <w:color w:val="2B3945"/>
+          <w:sz w:val="23"/>
+          <w:szCs w:val="23"/>
+          <w:rtl/>
+        </w:rPr>
+        <w:t xml:space="preserve">מודד את ריכוז הפחמן הדו-חמצני בסוף הנשיפה, ומאפשר לזהות עצירת נשימה (Apnea) או בעיות באוורור עוד לפני שהסטורציה יורדת. נמדד באמצעות הקפנוגרף.</w:t>
+      </w:r>
+    </w:p>
+    <w:p>
+      <w:pPr>
+        <w:bidi/>
+        <w:spacing w:after="140" w:before="0" w:line="336"/>
+        <w:jc w:val="start"/>
+      </w:pPr>
+      <w:r>
+        <w:rPr>
+          <w:rFonts w:ascii="Assistant" w:cs="Assistant" w:eastAsia="Assistant" w:hAnsi="Assistant"/>
+          <w:b w:val="false"/>
+          <w:bCs w:val="false"/>
+          <w:color w:val="2B3945"/>
+          <w:sz w:val="23"/>
+          <w:szCs w:val="23"/>
+          <w:rtl/>
+        </w:rPr>
+        <w:t xml:space="preserve">מבחינה פיזיולוגית, קצב ועומק הנשימה הם </w:t>
+      </w:r>
+      <w:r>
+        <w:rPr>
+          <w:rFonts w:ascii="Assistant" w:cs="Assistant" w:eastAsia="Assistant" w:hAnsi="Assistant"/>
+          <w:b/>
+          <w:bCs/>
+          <w:color w:val="2B3945"/>
+          <w:sz w:val="23"/>
+          <w:szCs w:val="23"/>
+          <w:rtl/>
+        </w:rPr>
+        <w:t xml:space="preserve">הגורם המכני</w:t>
+      </w:r>
+      <w:r>
+        <w:rPr>
+          <w:rFonts w:ascii="Assistant" w:cs="Assistant" w:eastAsia="Assistant" w:hAnsi="Assistant"/>
+          <w:b w:val="false"/>
+          <w:bCs w:val="false"/>
+          <w:color w:val="2B3945"/>
+          <w:sz w:val="23"/>
+          <w:szCs w:val="23"/>
+          <w:rtl/>
+        </w:rPr>
+        <w:t xml:space="preserve">, ורמות ה - CO2 בדם הן </w:t>
+      </w:r>
+      <w:r>
+        <w:rPr>
+          <w:rFonts w:ascii="Assistant" w:cs="Assistant" w:eastAsia="Assistant" w:hAnsi="Assistant"/>
+          <w:b/>
+          <w:bCs/>
+          <w:color w:val="2B3945"/>
+          <w:sz w:val="23"/>
+          <w:szCs w:val="23"/>
+          <w:rtl/>
+        </w:rPr>
+        <w:t xml:space="preserve">התוצאה הישירה</w:t>
+      </w:r>
+      <w:r>
+        <w:rPr>
+          <w:rFonts w:ascii="Assistant" w:cs="Assistant" w:eastAsia="Assistant" w:hAnsi="Assistant"/>
+          <w:b w:val="false"/>
+          <w:bCs w:val="false"/>
+          <w:color w:val="2B3945"/>
+          <w:sz w:val="23"/>
+          <w:szCs w:val="23"/>
+          <w:rtl/>
+        </w:rPr>
+        <w:t xml:space="preserve"> שלהם.</w:t>
       </w:r>
     </w:p>
     <w:p>
@@ -26888,7 +28236,7 @@
           <w:szCs w:val="25"/>
           <w:rtl/>
         </w:rPr>
-        <w:t xml:space="preserve">גורמים שכיחים לדופק גבוה ביחס לנורמה (Tachycardia):</w:t>
+        <w:t xml:space="preserve">גורמים שכיחים ל - CO2 נמוך ביחס לנורמה:</w:t>
       </w:r>
     </w:p>
     <w:p>
@@ -26912,19 +28260,19 @@
           <w:szCs w:val="23"/>
           <w:rtl/>
         </w:rPr>
-        <w:t xml:space="preserve">הרדמה שטחית מדי וכאב:</w:t>
-      </w:r>
-      <w:r>
-        <w:rPr>
-          <w:rFonts w:ascii="Assistant" w:cs="Assistant" w:eastAsia="Assistant" w:hAnsi="Assistant"/>
-          <w:b w:val="false"/>
-          <w:bCs w:val="false"/>
-          <w:color w:val="2B3945"/>
-          <w:sz w:val="23"/>
-          <w:szCs w:val="23"/>
-          <w:rtl/>
-        </w:rPr>
-        <w:t xml:space="preserve"> הסיבה הנפוצה ביותר. כאשר החיה אינה רדומה מספיק או חווה כאב (בשל חוסר בשיכוך כאבים מספק), מערכת העצבים הסימפתטית מופעלת ומקפיצה את הדופק</w:t>
+        <w:t xml:space="preserve">אוורור-יתר (Hyperventilation):</w:t>
+      </w:r>
+      <w:r>
+        <w:rPr>
+          <w:rFonts w:ascii="Assistant" w:cs="Assistant" w:eastAsia="Assistant" w:hAnsi="Assistant"/>
+          <w:b w:val="false"/>
+          <w:bCs w:val="false"/>
+          <w:color w:val="2B3945"/>
+          <w:sz w:val="23"/>
+          <w:szCs w:val="23"/>
+          <w:rtl/>
+        </w:rPr>
+        <w:t xml:space="preserve"> הנשמה ידנית תכופה מדי או אגרסיבית מדי</w:t>
       </w:r>
     </w:p>
     <w:p>
@@ -26948,19 +28296,19 @@
           <w:szCs w:val="23"/>
           <w:rtl/>
         </w:rPr>
-        <w:t xml:space="preserve">ירידה בלחץ הדם (היפוטנציה):</w:t>
-      </w:r>
-      <w:r>
-        <w:rPr>
-          <w:rFonts w:ascii="Assistant" w:cs="Assistant" w:eastAsia="Assistant" w:hAnsi="Assistant"/>
-          <w:b w:val="false"/>
-          <w:bCs w:val="false"/>
-          <w:color w:val="2B3945"/>
-          <w:sz w:val="23"/>
-          <w:szCs w:val="23"/>
-          <w:rtl/>
-        </w:rPr>
-        <w:t xml:space="preserve"> הלב מנסה "לפצות" על לחץ דם נמוך (למשל בעקבות דיכוי לבבי או איבוד דם/נוזלים) על ידי הגברת קצב הפעימות בכדי לשמור על תפוקת לב</w:t>
+        <w:t xml:space="preserve">כאב או סטרס קל:</w:t>
+      </w:r>
+      <w:r>
+        <w:rPr>
+          <w:rFonts w:ascii="Assistant" w:cs="Assistant" w:eastAsia="Assistant" w:hAnsi="Assistant"/>
+          <w:b w:val="false"/>
+          <w:bCs w:val="false"/>
+          <w:color w:val="2B3945"/>
+          <w:sz w:val="23"/>
+          <w:szCs w:val="23"/>
+          <w:rtl/>
+        </w:rPr>
+        <w:t xml:space="preserve"> אם החיה לא עמוק מספיקה בהרדמה ומתחילה לנשום מהר</w:t>
       </w:r>
     </w:p>
     <w:p>
@@ -26984,91 +28332,19 @@
           <w:szCs w:val="23"/>
           <w:rtl/>
         </w:rPr>
-        <w:t xml:space="preserve">היפוקסיה או היפרקפניה (עודף CO2):</w:t>
-      </w:r>
-      <w:r>
-        <w:rPr>
-          <w:rFonts w:ascii="Assistant" w:cs="Assistant" w:eastAsia="Assistant" w:hAnsi="Assistant"/>
-          <w:b w:val="false"/>
-          <w:bCs w:val="false"/>
-          <w:color w:val="2B3945"/>
-          <w:sz w:val="23"/>
-          <w:szCs w:val="23"/>
-          <w:rtl/>
-        </w:rPr>
-        <w:t xml:space="preserve"> עודף פחמן דו-חמצני בדם או מחסור בחמצן מפעילים את מערכת החירום של הגוף וגורמים לעלייה מיידית בדופק ובלחץ הדם</w:t>
-      </w:r>
-    </w:p>
-    <w:p>
-      <w:pPr>
-        <w:pStyle w:val="ListParagraph"/>
-        <w:numPr>
-          <w:ilvl w:val="0"/>
-          <w:numId w:val="24"/>
-        </w:numPr>
-        <w:bidi/>
-        <w:spacing w:after="100" w:line="330"/>
-        <w:jc w:val="start"/>
-      </w:pPr>
-      <w:r>
-        <w:rPr>
-          <w:rFonts w:ascii="Assistant" w:cs="Assistant" w:eastAsia="Assistant" w:hAnsi="Assistant"/>
-          <w:b/>
-          <w:bCs/>
-          <w:color w:val="2B3945"/>
-          <w:sz w:val="23"/>
-          <w:szCs w:val="23"/>
-          <w:rtl/>
-        </w:rPr>
-        <w:t xml:space="preserve">היפרתרמיה (חום גוף גבוה):</w:t>
-      </w:r>
-      <w:r>
-        <w:rPr>
-          <w:rFonts w:ascii="Assistant" w:cs="Assistant" w:eastAsia="Assistant" w:hAnsi="Assistant"/>
-          <w:b w:val="false"/>
-          <w:bCs w:val="false"/>
-          <w:color w:val="2B3945"/>
-          <w:sz w:val="23"/>
-          <w:szCs w:val="23"/>
-          <w:rtl/>
-        </w:rPr>
-        <w:t xml:space="preserve"> עלייה בחום הגוף מאיצה את הפעילות המטבולית ומעלה את קצב הלב</w:t>
-      </w:r>
-    </w:p>
-    <w:p>
-      <w:pPr>
-        <w:pStyle w:val="ListParagraph"/>
-        <w:numPr>
-          <w:ilvl w:val="0"/>
-          <w:numId w:val="24"/>
-        </w:numPr>
-        <w:bidi/>
-        <w:spacing w:after="100" w:line="330"/>
-        <w:jc w:val="start"/>
-      </w:pPr>
-      <w:r>
-        <w:rPr>
-          <w:rFonts w:ascii="Assistant" w:cs="Assistant" w:eastAsia="Assistant" w:hAnsi="Assistant"/>
-          <w:b/>
-          <w:bCs/>
-          <w:color w:val="2B3945"/>
-          <w:sz w:val="23"/>
-          <w:szCs w:val="23"/>
-          <w:rtl/>
-        </w:rPr>
-        <w:t xml:space="preserve">תרופות או חומרים מעוררים:</w:t>
-      </w:r>
-      <w:r>
-        <w:rPr>
-          <w:rFonts w:ascii="Assistant" w:cs="Assistant" w:eastAsia="Assistant" w:hAnsi="Assistant"/>
-          <w:b w:val="false"/>
-          <w:bCs w:val="false"/>
-          <w:color w:val="2B3945"/>
-          <w:sz w:val="23"/>
-          <w:szCs w:val="23"/>
-          <w:rtl/>
-        </w:rPr>
-        <w:t xml:space="preserve"> מתן תרופות אנטיהיסטמיניות מסוימות, אטרופין, או מתן נוזלים מהיר מדי או חומרי אינדוקציה מסוימים (כמו קטמין)</w:t>
+        <w:t xml:space="preserve">בעיות לב וכלי דם (ירידה פתאומית בלחץ הדם/קריסה קרדיווסקולרית):</w:t>
+      </w:r>
+      <w:r>
+        <w:rPr>
+          <w:rFonts w:ascii="Assistant" w:cs="Assistant" w:eastAsia="Assistant" w:hAnsi="Assistant"/>
+          <w:b w:val="false"/>
+          <w:bCs w:val="false"/>
+          <w:color w:val="2B3945"/>
+          <w:sz w:val="23"/>
+          <w:szCs w:val="23"/>
+          <w:rtl/>
+        </w:rPr>
+        <w:t xml:space="preserve"> מחסור בדם שמגיע לריאות (CO2 נוצר ברקמות ומועבר לריאות דרך זרימת הדם, ולכן נפילה חדה בתפוקת הלב תגרום לירידה פתאומית בקפנוגרף)</w:t>
       </w:r>
     </w:p>
     <w:p>
@@ -27088,26 +28364,7 @@
           <w:szCs w:val="25"/>
           <w:rtl/>
         </w:rPr>
-        <w:t xml:space="preserve">השפעות פיזיולוגיות וקליניות של דופק גבוה:</w:t>
-      </w:r>
-    </w:p>
-    <w:p>
-      <w:pPr>
-        <w:bidi/>
-        <w:spacing w:after="140" w:before="0" w:line="336"/>
-        <w:jc w:val="start"/>
-      </w:pPr>
-      <w:r>
-        <w:rPr>
-          <w:rFonts w:ascii="Assistant" w:cs="Assistant" w:eastAsia="Assistant" w:hAnsi="Assistant"/>
-          <w:b w:val="false"/>
-          <w:bCs w:val="false"/>
-          <w:color w:val="2B3945"/>
-          <w:sz w:val="23"/>
-          <w:szCs w:val="23"/>
-          <w:rtl/>
-        </w:rPr>
-        <w:t xml:space="preserve">כשהלב פועם מהר מדי, נראה לכאורה שהמערכת עובדת "במלוא המרץ", אבל בפועל מדובר במצב שוחק ומסוכן מאוד לגוף, במיוחד תחת הרדמה:</w:t>
+        <w:t xml:space="preserve">השפעות פיזיולוגיות וקליניות של CO2 מתחת לנורמה:</w:t>
       </w:r>
     </w:p>
     <w:p>
@@ -27131,19 +28388,19 @@
           <w:szCs w:val="23"/>
           <w:rtl/>
         </w:rPr>
-        <w:t xml:space="preserve">קיצור זמן המנוחה של הלב:</w:t>
-      </w:r>
-      <w:r>
-        <w:rPr>
-          <w:rFonts w:ascii="Assistant" w:cs="Assistant" w:eastAsia="Assistant" w:hAnsi="Assistant"/>
-          <w:b w:val="false"/>
-          <w:bCs w:val="false"/>
-          <w:color w:val="2B3945"/>
-          <w:sz w:val="23"/>
-          <w:szCs w:val="23"/>
-          <w:rtl/>
-        </w:rPr>
-        <w:t xml:space="preserve"> כאשר הדופק גבוה, הלב לא מקבל מספיק זמן "לנוח" בין פעימה לפעימה ולהתמלא בדם. כיוון שהחדרים מתמלאים בדם רק בזמן הרפיה, קצב מהיר מדי מקצר דרסטית את זמן המילוי של הלב בדם</w:t>
+        <w:t xml:space="preserve">כיווץ כלי דם במוח:</w:t>
+      </w:r>
+      <w:r>
+        <w:rPr>
+          <w:rFonts w:ascii="Assistant" w:cs="Assistant" w:eastAsia="Assistant" w:hAnsi="Assistant"/>
+          <w:b w:val="false"/>
+          <w:bCs w:val="false"/>
+          <w:color w:val="2B3945"/>
+          <w:sz w:val="23"/>
+          <w:szCs w:val="23"/>
+          <w:rtl/>
+        </w:rPr>
+        <w:t xml:space="preserve"> רמת CO2 נמוכה גורמת לכיווץ כלי דם במוח, מה שמפחית את זרימת הדם והחמצן לרקמה המוחית</w:t>
       </w:r>
     </w:p>
     <w:p>
@@ -27167,19 +28424,19 @@
           <w:szCs w:val="23"/>
           <w:rtl/>
         </w:rPr>
-        <w:t xml:space="preserve">ירידה נוספת בתפוקת הלב:</w:t>
-      </w:r>
-      <w:r>
-        <w:rPr>
-          <w:rFonts w:ascii="Assistant" w:cs="Assistant" w:eastAsia="Assistant" w:hAnsi="Assistant"/>
-          <w:b w:val="false"/>
-          <w:bCs w:val="false"/>
-          <w:color w:val="2B3945"/>
-          <w:sz w:val="23"/>
-          <w:szCs w:val="23"/>
-          <w:rtl/>
-        </w:rPr>
-        <w:t xml:space="preserve"> למרות שהלב פועם מהר, הוא בעצם "פועל על ניוטרל" ומצליח להעביר בפועל פחות דם בכל מחזור, מה שמוביל שוב לירידה בתפוקת הלב ולירידה בלחץ דם</w:t>
+        <w:t xml:space="preserve">אובדן הגירוי הנשימתי:</w:t>
+      </w:r>
+      <w:r>
+        <w:rPr>
+          <w:rFonts w:ascii="Assistant" w:cs="Assistant" w:eastAsia="Assistant" w:hAnsi="Assistant"/>
+          <w:b w:val="false"/>
+          <w:bCs w:val="false"/>
+          <w:color w:val="2B3945"/>
+          <w:sz w:val="23"/>
+          <w:szCs w:val="23"/>
+          <w:rtl/>
+        </w:rPr>
+        <w:t xml:space="preserve"> CO2 הוא הגירוי המרכזי של המוח לנשום. כשהוא יורד מתחת לסף מסוים, בעל החיים יפסיק לנשום ספונטנית, מה שיגרום ל - Apnea</w:t>
       </w:r>
     </w:p>
     <w:p>
@@ -27203,19 +28460,167 @@
           <w:szCs w:val="23"/>
           <w:rtl/>
         </w:rPr>
-        <w:t xml:space="preserve">עלייה חדה בצריכת החמצן של שריר הלב:</w:t>
-      </w:r>
-      <w:r>
-        <w:rPr>
-          <w:rFonts w:ascii="Assistant" w:cs="Assistant" w:eastAsia="Assistant" w:hAnsi="Assistant"/>
-          <w:b w:val="false"/>
-          <w:bCs w:val="false"/>
-          <w:color w:val="2B3945"/>
-          <w:sz w:val="23"/>
-          <w:szCs w:val="23"/>
-          <w:rtl/>
-        </w:rPr>
-        <w:t xml:space="preserve"> שריר הלב עצמו יזדקק לכמות גדולה של חמצן כדי לעבוד בקצב גבוה</w:t>
+        <w:t xml:space="preserve">פגיעה בשחרור חמצן לרקמות:</w:t>
+      </w:r>
+      <w:r>
+        <w:rPr>
+          <w:rFonts w:ascii="Assistant" w:cs="Assistant" w:eastAsia="Assistant" w:hAnsi="Assistant"/>
+          <w:b w:val="false"/>
+          <w:bCs w:val="false"/>
+          <w:color w:val="2B3945"/>
+          <w:sz w:val="23"/>
+          <w:szCs w:val="23"/>
+          <w:rtl/>
+        </w:rPr>
+        <w:t xml:space="preserve"> במצב של אלקלוזיס נשימתי (עלייה ב - pH של הדם), ההמוגלובין נקשר לחמצן בחוזקה רבה מדי ומתקשה לשחרר אותו אל הרקמות בגוף</w:t>
+      </w:r>
+    </w:p>
+    <w:p>
+      <w:pPr>
+        <w:keepNext/>
+        <w:bidi/>
+        <w:spacing w:after="100" w:before="300" w:line="300"/>
+        <w:jc w:val="start"/>
+      </w:pPr>
+      <w:r>
+        <w:rPr>
+          <w:rFonts w:ascii="Heebo" w:cs="Heebo" w:eastAsia="Heebo" w:hAnsi="Heebo"/>
+          <w:b/>
+          <w:bCs/>
+          <w:color w:val="166A6A"/>
+          <w:sz w:val="25"/>
+          <w:szCs w:val="25"/>
+          <w:rtl/>
+        </w:rPr>
+        <w:t xml:space="preserve">גורמים שכיחים ל - CO2 גבוה:</w:t>
+      </w:r>
+    </w:p>
+    <w:p>
+      <w:pPr>
+        <w:pStyle w:val="ListParagraph"/>
+        <w:numPr>
+          <w:ilvl w:val="0"/>
+          <w:numId w:val="25"/>
+        </w:numPr>
+        <w:bidi/>
+        <w:spacing w:after="100" w:line="330"/>
+        <w:jc w:val="start"/>
+      </w:pPr>
+      <w:r>
+        <w:rPr>
+          <w:rFonts w:ascii="Assistant" w:cs="Assistant" w:eastAsia="Assistant" w:hAnsi="Assistant"/>
+          <w:b/>
+          <w:bCs/>
+          <w:color w:val="2B3945"/>
+          <w:sz w:val="23"/>
+          <w:szCs w:val="23"/>
+          <w:rtl/>
+        </w:rPr>
+        <w:t xml:space="preserve">אוורור-חסר (Hypoventilation):</w:t>
+      </w:r>
+      <w:r>
+        <w:rPr>
+          <w:rFonts w:ascii="Assistant" w:cs="Assistant" w:eastAsia="Assistant" w:hAnsi="Assistant"/>
+          <w:b w:val="false"/>
+          <w:bCs w:val="false"/>
+          <w:color w:val="2B3945"/>
+          <w:sz w:val="23"/>
+          <w:szCs w:val="23"/>
+          <w:rtl/>
+        </w:rPr>
+        <w:t xml:space="preserve"> קצב או עומק נשימה נמוכים מדי תחת הרדמה עמוקה</w:t>
+      </w:r>
+    </w:p>
+    <w:p>
+      <w:pPr>
+        <w:pStyle w:val="ListParagraph"/>
+        <w:numPr>
+          <w:ilvl w:val="0"/>
+          <w:numId w:val="25"/>
+        </w:numPr>
+        <w:bidi/>
+        <w:spacing w:after="100" w:line="330"/>
+        <w:jc w:val="start"/>
+      </w:pPr>
+      <w:r>
+        <w:rPr>
+          <w:rFonts w:ascii="Assistant" w:cs="Assistant" w:eastAsia="Assistant" w:hAnsi="Assistant"/>
+          <w:b/>
+          <w:bCs/>
+          <w:color w:val="2B3945"/>
+          <w:sz w:val="23"/>
+          <w:szCs w:val="23"/>
+          <w:rtl/>
+        </w:rPr>
+        <w:t xml:space="preserve">תקלה במכונת ההרדמה:</w:t>
+      </w:r>
+      <w:r>
+        <w:rPr>
+          <w:rFonts w:ascii="Assistant" w:cs="Assistant" w:eastAsia="Assistant" w:hAnsi="Assistant"/>
+          <w:b w:val="false"/>
+          <w:bCs w:val="false"/>
+          <w:color w:val="2B3945"/>
+          <w:sz w:val="23"/>
+          <w:szCs w:val="23"/>
+          <w:rtl/>
+        </w:rPr>
+        <w:t xml:space="preserve"> סופח CO2 (סודה ליים) פגום או מיובש שאינו סופח עוד גזים, או שסתומי הנשיפה/שאיפה החד-כיווניים תקועים</w:t>
+      </w:r>
+    </w:p>
+    <w:p>
+      <w:pPr>
+        <w:pStyle w:val="ListParagraph"/>
+        <w:numPr>
+          <w:ilvl w:val="0"/>
+          <w:numId w:val="25"/>
+        </w:numPr>
+        <w:bidi/>
+        <w:spacing w:after="100" w:line="330"/>
+        <w:jc w:val="start"/>
+      </w:pPr>
+      <w:r>
+        <w:rPr>
+          <w:rFonts w:ascii="Assistant" w:cs="Assistant" w:eastAsia="Assistant" w:hAnsi="Assistant"/>
+          <w:b/>
+          <w:bCs/>
+          <w:color w:val="2B3945"/>
+          <w:sz w:val="23"/>
+          <w:szCs w:val="23"/>
+          <w:rtl/>
+        </w:rPr>
+        <w:t xml:space="preserve">בעיות בחלל בית החזה:</w:t>
+      </w:r>
+      <w:r>
+        <w:rPr>
+          <w:rFonts w:ascii="Assistant" w:cs="Assistant" w:eastAsia="Assistant" w:hAnsi="Assistant"/>
+          <w:b w:val="false"/>
+          <w:bCs w:val="false"/>
+          <w:color w:val="2B3945"/>
+          <w:sz w:val="23"/>
+          <w:szCs w:val="23"/>
+          <w:rtl/>
+        </w:rPr>
+        <w:t xml:space="preserve"> חזה אוויר, נוזלים או פגיעה פיזית בדופן בית החזה שמונעת התרחבות מלאה של הריאות</w:t>
+      </w:r>
+    </w:p>
+    <w:p>
+      <w:pPr>
+        <w:keepNext/>
+        <w:bidi/>
+        <w:spacing w:after="100" w:before="300" w:line="300"/>
+        <w:jc w:val="start"/>
+      </w:pPr>
+      <w:r>
+        <w:rPr>
+          <w:rFonts w:ascii="Heebo" w:cs="Heebo" w:eastAsia="Heebo" w:hAnsi="Heebo"/>
+          <w:b/>
+          <w:bCs/>
+          <w:color w:val="166A6A"/>
+          <w:sz w:val="25"/>
+          <w:szCs w:val="25"/>
+          <w:rtl/>
+        </w:rPr>
+        <w:t xml:space="preserve">השפעות פיזיולוגיות וקליניות של CO2 מעל הנורמה:</w:t>
       </w:r>
     </w:p>
     <w:p>
@@ -27239,19 +28644,163 @@
           <w:szCs w:val="23"/>
           <w:rtl/>
         </w:rPr>
-        <w:t xml:space="preserve">פגיעה באספקת הדם לשריר הלב עצמו:</w:t>
-      </w:r>
-      <w:r>
-        <w:rPr>
-          <w:rFonts w:ascii="Assistant" w:cs="Assistant" w:eastAsia="Assistant" w:hAnsi="Assistant"/>
-          <w:b w:val="false"/>
-          <w:bCs w:val="false"/>
-          <w:color w:val="2B3945"/>
-          <w:sz w:val="23"/>
-          <w:szCs w:val="23"/>
-          <w:rtl/>
-        </w:rPr>
-        <w:t xml:space="preserve"> ברגע שהדופק גבוה, זמן המילוי של העורקים הכליליים שמזינים את שריר הלב מתקצר, כך שהלב נדרש ליותר חמצן – אבל מקבל פחות. מצב זה עלול ליצור מחסור חמור בחמצן בשריר הלב ולגרום להפרעות קצב קשות ואף לדום לב</w:t>
+        <w:t xml:space="preserve">חומציות נשימתית:</w:t>
+      </w:r>
+      <w:r>
+        <w:rPr>
+          <w:rFonts w:ascii="Assistant" w:cs="Assistant" w:eastAsia="Assistant" w:hAnsi="Assistant"/>
+          <w:b w:val="false"/>
+          <w:bCs w:val="false"/>
+          <w:color w:val="2B3945"/>
+          <w:sz w:val="23"/>
+          <w:szCs w:val="23"/>
+          <w:rtl/>
+        </w:rPr>
+        <w:t xml:space="preserve"> הצטברות של CO2 בדם יוצרת חומצה קרבונית ומורידה את ה - pH של הדם, מה שפוגע בתפקוד האנזימטי והתאי</w:t>
+      </w:r>
+    </w:p>
+    <w:p>
+      <w:pPr>
+        <w:pStyle w:val="ListParagraph"/>
+        <w:numPr>
+          <w:ilvl w:val="0"/>
+          <w:numId w:val="2"/>
+        </w:numPr>
+        <w:bidi/>
+        <w:spacing w:after="100" w:line="330"/>
+        <w:jc w:val="start"/>
+      </w:pPr>
+      <w:r>
+        <w:rPr>
+          <w:rFonts w:ascii="Assistant" w:cs="Assistant" w:eastAsia="Assistant" w:hAnsi="Assistant"/>
+          <w:b/>
+          <w:bCs/>
+          <w:color w:val="2B3945"/>
+          <w:sz w:val="23"/>
+          <w:szCs w:val="23"/>
+          <w:rtl/>
+        </w:rPr>
+        <w:t xml:space="preserve">הרחבת כלי דם במוח:</w:t>
+      </w:r>
+      <w:r>
+        <w:rPr>
+          <w:rFonts w:ascii="Assistant" w:cs="Assistant" w:eastAsia="Assistant" w:hAnsi="Assistant"/>
+          <w:b w:val="false"/>
+          <w:bCs w:val="false"/>
+          <w:color w:val="2B3945"/>
+          <w:sz w:val="23"/>
+          <w:szCs w:val="23"/>
+          <w:rtl/>
+        </w:rPr>
+        <w:t xml:space="preserve"> עליה ב - CO2 מרחיבה את כלי הדם המוחיים ומעלה את הלחץ התוך-גולגולתי (ICP), מה שמעלה את הסיכון לבצקת מוחית ומסוכן מאוד בבע"ח עם טראומת ראש</w:t>
+      </w:r>
+    </w:p>
+    <w:p>
+      <w:pPr>
+        <w:pStyle w:val="ListParagraph"/>
+        <w:numPr>
+          <w:ilvl w:val="0"/>
+          <w:numId w:val="2"/>
+        </w:numPr>
+        <w:bidi/>
+        <w:spacing w:after="100" w:line="330"/>
+        <w:jc w:val="start"/>
+      </w:pPr>
+      <w:r>
+        <w:rPr>
+          <w:rFonts w:ascii="Assistant" w:cs="Assistant" w:eastAsia="Assistant" w:hAnsi="Assistant"/>
+          <w:b/>
+          <w:bCs/>
+          <w:color w:val="2B3945"/>
+          <w:sz w:val="23"/>
+          <w:szCs w:val="23"/>
+          <w:rtl/>
+        </w:rPr>
+        <w:t xml:space="preserve">דיכוי מערכת העצבים:</w:t>
+      </w:r>
+      <w:r>
+        <w:rPr>
+          <w:rFonts w:ascii="Assistant" w:cs="Assistant" w:eastAsia="Assistant" w:hAnsi="Assistant"/>
+          <w:b w:val="false"/>
+          <w:bCs w:val="false"/>
+          <w:color w:val="2B3945"/>
+          <w:sz w:val="23"/>
+          <w:szCs w:val="23"/>
+          <w:rtl/>
+        </w:rPr>
+        <w:t xml:space="preserve"> רמות גבוהות מאוד של CO2 פועלות כמאלחש חזק, גורמות לערפול, מעמיקות את ההרדמה ומאטות מאוד את ההתאוששות</w:t>
+      </w:r>
+    </w:p>
+    <w:p>
+      <w:pPr>
+        <w:pStyle w:val="ListParagraph"/>
+        <w:numPr>
+          <w:ilvl w:val="0"/>
+          <w:numId w:val="2"/>
+        </w:numPr>
+        <w:bidi/>
+        <w:spacing w:after="100" w:line="330"/>
+        <w:jc w:val="start"/>
+      </w:pPr>
+      <w:r>
+        <w:rPr>
+          <w:rFonts w:ascii="Assistant" w:cs="Assistant" w:eastAsia="Assistant" w:hAnsi="Assistant"/>
+          <w:b/>
+          <w:bCs/>
+          <w:color w:val="2B3945"/>
+          <w:sz w:val="23"/>
+          <w:szCs w:val="23"/>
+          <w:rtl/>
+        </w:rPr>
+        <w:t xml:space="preserve">עוררות סימפתטית והפרעות קצב:</w:t>
+      </w:r>
+      <w:r>
+        <w:rPr>
+          <w:rFonts w:ascii="Assistant" w:cs="Assistant" w:eastAsia="Assistant" w:hAnsi="Assistant"/>
+          <w:b w:val="false"/>
+          <w:bCs w:val="false"/>
+          <w:color w:val="2B3945"/>
+          <w:sz w:val="23"/>
+          <w:szCs w:val="23"/>
+          <w:rtl/>
+        </w:rPr>
+        <w:t xml:space="preserve"> בשלבים הראשונים, הגוף מגיב בסטרס שמביא לעלייה בדופק (טכיקרדיה), עלייה בלחץ הדם וסיכון להפרעות קצב של חדרי הלב. בשלבים מתקדמים תהיה היחלשות של יכולת ההתכווצות של שריר הלב</w:t>
+      </w:r>
+    </w:p>
+    <w:p>
+      <w:pPr>
+        <w:pStyle w:val="ListParagraph"/>
+        <w:numPr>
+          <w:ilvl w:val="0"/>
+          <w:numId w:val="2"/>
+        </w:numPr>
+        <w:bidi/>
+        <w:spacing w:after="100" w:line="330"/>
+        <w:jc w:val="start"/>
+      </w:pPr>
+      <w:r>
+        <w:rPr>
+          <w:rFonts w:ascii="Assistant" w:cs="Assistant" w:eastAsia="Assistant" w:hAnsi="Assistant"/>
+          <w:b/>
+          <w:bCs/>
+          <w:color w:val="2B3945"/>
+          <w:sz w:val="23"/>
+          <w:szCs w:val="23"/>
+          <w:rtl/>
+        </w:rPr>
+        <w:t xml:space="preserve">תגובה נשימתית:</w:t>
+      </w:r>
+      <w:r>
+        <w:rPr>
+          <w:rFonts w:ascii="Assistant" w:cs="Assistant" w:eastAsia="Assistant" w:hAnsi="Assistant"/>
+          <w:b w:val="false"/>
+          <w:bCs w:val="false"/>
+          <w:color w:val="2B3945"/>
+          <w:sz w:val="23"/>
+          <w:szCs w:val="23"/>
+          <w:rtl/>
+        </w:rPr>
+        <w:t xml:space="preserve"> אם בעל החיים נושם ספונטנית, כלומר, הוא לא עמוק מדי מבחינה הרדמתית, הוא ינסה לפצות על כך באמצעות נשימות מהירות ועמוקות (טכיפנאה)</w:t>
       </w:r>
     </w:p>
     <w:p>
@@ -27274,7 +28823,7 @@
           <w:szCs w:val="30"/>
           <w:rtl/>
         </w:rPr>
-        <w:t xml:space="preserve">SpO2 (סטורציה/ריווי חמצן)</w:t>
+        <w:t xml:space="preserve">לחץ דם (Blood Pressure)</w:t>
       </w:r>
     </w:p>
     <w:p>
@@ -27293,7 +28842,57 @@
           <w:szCs w:val="23"/>
           <w:rtl/>
         </w:rPr>
-        <w:t xml:space="preserve">מודד באחוזים את ריווי החמצן בהמוגלובין בדם. נמדד באמצעות Pulse Oximeter.</w:t>
+        <w:t xml:space="preserve">מדידה של הכוח שמפעיל הדם על דפנות העורקים, באמצעות שרוול (Cuff) המותאם לגודל האיבר של המטופל. נמדד באמצעות Cuff לחץ הדם.</w:t>
+      </w:r>
+    </w:p>
+    <w:p>
+      <w:pPr>
+        <w:bidi/>
+        <w:spacing w:after="140" w:before="0" w:line="336"/>
+        <w:jc w:val="start"/>
+      </w:pPr>
+      <w:r>
+        <w:rPr>
+          <w:rFonts w:ascii="Assistant" w:cs="Assistant" w:eastAsia="Assistant" w:hAnsi="Assistant"/>
+          <w:b/>
+          <w:bCs/>
+          <w:color w:val="2B3945"/>
+          <w:sz w:val="23"/>
+          <w:szCs w:val="23"/>
+          <w:rtl/>
+        </w:rPr>
+        <w:t xml:space="preserve">Cuff</w:t>
+      </w:r>
+      <w:r>
+        <w:rPr>
+          <w:rFonts w:ascii="Assistant" w:cs="Assistant" w:eastAsia="Assistant" w:hAnsi="Assistant"/>
+          <w:b w:val="false"/>
+          <w:bCs w:val="false"/>
+          <w:color w:val="2B3945"/>
+          <w:sz w:val="23"/>
+          <w:szCs w:val="23"/>
+          <w:rtl/>
+        </w:rPr>
+        <w:t xml:space="preserve"> - מעין שרוול קטן שמתלבש על רגל החיה או על הזנב ומודד באמצעותו את לחץ הדם של החיה</w:t>
+      </w:r>
+    </w:p>
+    <w:p>
+      <w:pPr>
+        <w:bidi/>
+        <w:spacing w:after="140" w:before="0" w:line="336"/>
+        <w:jc w:val="start"/>
+      </w:pPr>
+      <w:r>
+        <w:rPr>
+          <w:rFonts w:ascii="Assistant" w:cs="Assistant" w:eastAsia="Assistant" w:hAnsi="Assistant"/>
+          <w:b w:val="false"/>
+          <w:bCs w:val="false"/>
+          <w:color w:val="2B3945"/>
+          <w:sz w:val="23"/>
+          <w:szCs w:val="23"/>
+          <w:rtl/>
+        </w:rPr>
+        <w:t xml:space="preserve">מדידה של לחץ הדם מחולקת ל - 3 ערכים מרכזיים שנותנים לנו תמונה מלאה על תפקוד הלב וכלי הדם של המטופל:</w:t>
       </w:r>
     </w:p>
     <w:p>
@@ -27313,7 +28912,7 @@
           <w:szCs w:val="25"/>
           <w:rtl/>
         </w:rPr>
-        <w:t xml:space="preserve">גורמים שכיחים לסטורציה נמוכה ביחס לנורמה:</w:t>
+        <w:t xml:space="preserve">לחץ דם סיסטולי (Systolic Blood Pressure)</w:t>
       </w:r>
     </w:p>
     <w:p>
@@ -27325,122 +28924,14 @@
       <w:r>
         <w:rPr>
           <w:rFonts w:ascii="Assistant" w:cs="Assistant" w:eastAsia="Assistant" w:hAnsi="Assistant"/>
-          <w:b/>
-          <w:bCs/>
-          <w:color w:val="2B3945"/>
-          <w:sz w:val="23"/>
-          <w:szCs w:val="23"/>
-          <w:rtl/>
-        </w:rPr>
-        <w:t xml:space="preserve">גורמים נשימתיים</w:t>
-      </w:r>
-    </w:p>
-    <w:p>
-      <w:pPr>
-        <w:pStyle w:val="ListParagraph"/>
-        <w:numPr>
-          <w:ilvl w:val="0"/>
-          <w:numId w:val="25"/>
-        </w:numPr>
-        <w:bidi/>
-        <w:spacing w:after="100" w:line="330"/>
-        <w:jc w:val="start"/>
-      </w:pPr>
-      <w:r>
-        <w:rPr>
-          <w:rFonts w:ascii="Assistant" w:cs="Assistant" w:eastAsia="Assistant" w:hAnsi="Assistant"/>
-          <w:b/>
-          <w:bCs/>
-          <w:color w:val="2B3945"/>
-          <w:sz w:val="23"/>
-          <w:szCs w:val="23"/>
-          <w:rtl/>
-        </w:rPr>
-        <w:t xml:space="preserve">חסימת דרכי נשימה:</w:t>
-      </w:r>
-      <w:r>
-        <w:rPr>
-          <w:rFonts w:ascii="Assistant" w:cs="Assistant" w:eastAsia="Assistant" w:hAnsi="Assistant"/>
-          <w:b w:val="false"/>
-          <w:bCs w:val="false"/>
-          <w:color w:val="2B3945"/>
-          <w:sz w:val="23"/>
-          <w:szCs w:val="23"/>
-          <w:rtl/>
-        </w:rPr>
-        <w:t xml:space="preserve"> גוף זר, בצקת גרון, או תגובה אלרגית חריפה</w:t>
-      </w:r>
-    </w:p>
-    <w:p>
-      <w:pPr>
-        <w:pStyle w:val="ListParagraph"/>
-        <w:numPr>
-          <w:ilvl w:val="0"/>
-          <w:numId w:val="25"/>
-        </w:numPr>
-        <w:bidi/>
-        <w:spacing w:after="100" w:line="330"/>
-        <w:jc w:val="start"/>
-      </w:pPr>
-      <w:r>
-        <w:rPr>
-          <w:rFonts w:ascii="Assistant" w:cs="Assistant" w:eastAsia="Assistant" w:hAnsi="Assistant"/>
-          <w:b/>
-          <w:bCs/>
-          <w:color w:val="2B3945"/>
-          <w:sz w:val="23"/>
-          <w:szCs w:val="23"/>
-          <w:rtl/>
-        </w:rPr>
-        <w:t xml:space="preserve">מחלות ריאה:</w:t>
-      </w:r>
-      <w:r>
-        <w:rPr>
-          <w:rFonts w:ascii="Assistant" w:cs="Assistant" w:eastAsia="Assistant" w:hAnsi="Assistant"/>
-          <w:b w:val="false"/>
-          <w:bCs w:val="false"/>
-          <w:color w:val="2B3945"/>
-          <w:sz w:val="23"/>
-          <w:szCs w:val="23"/>
-          <w:rtl/>
-        </w:rPr>
-        <w:t xml:space="preserve"> דלקת ריאות, בצקת ריאות, תסחיף ריאתי, או תסמונת מצוקה נשימתית</w:t>
-      </w:r>
-    </w:p>
-    <w:p>
-      <w:pPr>
-        <w:pStyle w:val="ListParagraph"/>
-        <w:numPr>
-          <w:ilvl w:val="0"/>
-          <w:numId w:val="25"/>
-        </w:numPr>
-        <w:bidi/>
-        <w:spacing w:after="100" w:line="330"/>
-        <w:jc w:val="start"/>
-      </w:pPr>
-      <w:r>
-        <w:rPr>
-          <w:rFonts w:ascii="Assistant" w:cs="Assistant" w:eastAsia="Assistant" w:hAnsi="Assistant"/>
-          <w:b/>
-          <w:bCs/>
-          <w:color w:val="2B3945"/>
-          <w:sz w:val="23"/>
-          <w:szCs w:val="23"/>
-          <w:rtl/>
-        </w:rPr>
-        <w:t xml:space="preserve">לחץ חיצוני על הריאות:</w:t>
-      </w:r>
-      <w:r>
-        <w:rPr>
-          <w:rFonts w:ascii="Assistant" w:cs="Assistant" w:eastAsia="Assistant" w:hAnsi="Assistant"/>
-          <w:b w:val="false"/>
-          <w:bCs w:val="false"/>
-          <w:color w:val="2B3945"/>
-          <w:sz w:val="23"/>
-          <w:szCs w:val="23"/>
-          <w:rtl/>
-        </w:rPr>
-        <w:t xml:space="preserve"> חזה אוויר (Pneumothorax) או הצטברות נוזלים המונעים מהריאות להתרחב באופן תקין בזמן אינספירציה</w:t>
+          <w:b w:val="false"/>
+          <w:bCs w:val="false"/>
+          <w:color w:val="2B3945"/>
+          <w:sz w:val="23"/>
+          <w:szCs w:val="23"/>
+          <w:rtl/>
+        </w:rPr>
+        <w:t xml:space="preserve">הלחץ הגבוה ביותר שנמדד בתוך העורקים.</w:t>
       </w:r>
     </w:p>
     <w:p>
@@ -27452,14 +28943,207 @@
       <w:r>
         <w:rPr>
           <w:rFonts w:ascii="Assistant" w:cs="Assistant" w:eastAsia="Assistant" w:hAnsi="Assistant"/>
-          <w:b/>
-          <w:bCs/>
-          <w:color w:val="2B3945"/>
-          <w:sz w:val="23"/>
-          <w:szCs w:val="23"/>
-          <w:rtl/>
-        </w:rPr>
-        <w:t xml:space="preserve">גורמים מערכתיים וסביבתיים</w:t>
+          <w:b w:val="false"/>
+          <w:bCs w:val="false"/>
+          <w:color w:val="2B3945"/>
+          <w:sz w:val="23"/>
+          <w:szCs w:val="23"/>
+          <w:rtl/>
+        </w:rPr>
+        <w:t xml:space="preserve">מתרחש ברגע שהלב (החדר השמאלי) מתכווץ ודוחף את הדם החוצה אל אבי העורקים (Aorta).</w:t>
+      </w:r>
+    </w:p>
+    <w:p>
+      <w:pPr>
+        <w:bidi/>
+        <w:spacing w:after="140" w:before="0" w:line="336"/>
+        <w:jc w:val="start"/>
+      </w:pPr>
+      <w:r>
+        <w:rPr>
+          <w:rFonts w:ascii="Assistant" w:cs="Assistant" w:eastAsia="Assistant" w:hAnsi="Assistant"/>
+          <w:b w:val="false"/>
+          <w:bCs w:val="false"/>
+          <w:color w:val="2B3945"/>
+          <w:sz w:val="23"/>
+          <w:szCs w:val="23"/>
+          <w:rtl/>
+        </w:rPr>
+        <w:t xml:space="preserve">הלחץ הסיסטולי משקף את עוצמת ההתכווצות של הלב. ערך סיסטולי נמוך מדי עלול להעיד על חולשה של שריר הלב, ירידה בנפח הדם (היפוולמיה) או הלם (Shock).</w:t>
+      </w:r>
+    </w:p>
+    <w:p>
+      <w:pPr>
+        <w:keepNext/>
+        <w:bidi/>
+        <w:spacing w:after="100" w:before="300" w:line="300"/>
+        <w:jc w:val="start"/>
+      </w:pPr>
+      <w:r>
+        <w:rPr>
+          <w:rFonts w:ascii="Heebo" w:cs="Heebo" w:eastAsia="Heebo" w:hAnsi="Heebo"/>
+          <w:b/>
+          <w:bCs/>
+          <w:color w:val="166A6A"/>
+          <w:sz w:val="25"/>
+          <w:szCs w:val="25"/>
+          <w:rtl/>
+        </w:rPr>
+        <w:t xml:space="preserve">לחץ דם דיאסטולי (Diastolic Blood Pressure)</w:t>
+      </w:r>
+    </w:p>
+    <w:p>
+      <w:pPr>
+        <w:bidi/>
+        <w:spacing w:after="140" w:before="0" w:line="336"/>
+        <w:jc w:val="start"/>
+      </w:pPr>
+      <w:r>
+        <w:rPr>
+          <w:rFonts w:ascii="Assistant" w:cs="Assistant" w:eastAsia="Assistant" w:hAnsi="Assistant"/>
+          <w:b w:val="false"/>
+          <w:bCs w:val="false"/>
+          <w:color w:val="2B3945"/>
+          <w:sz w:val="23"/>
+          <w:szCs w:val="23"/>
+          <w:rtl/>
+        </w:rPr>
+        <w:t xml:space="preserve">זהו הלחץ הנמוך ביותר שנמדד בתוך העורקים. מתרחש ברגע שהלב נרפה (בין פעימה לפעימה) ומתמלא מחדש בדם.</w:t>
+      </w:r>
+    </w:p>
+    <w:p>
+      <w:pPr>
+        <w:bidi/>
+        <w:spacing w:after="140" w:before="0" w:line="336"/>
+        <w:jc w:val="start"/>
+      </w:pPr>
+      <w:r>
+        <w:rPr>
+          <w:rFonts w:ascii="Assistant" w:cs="Assistant" w:eastAsia="Assistant" w:hAnsi="Assistant"/>
+          <w:b w:val="false"/>
+          <w:bCs w:val="false"/>
+          <w:color w:val="2B3945"/>
+          <w:sz w:val="23"/>
+          <w:szCs w:val="23"/>
+          <w:rtl/>
+        </w:rPr>
+        <w:t xml:space="preserve">הלחץ הדיאסטולי חשוב מאוד לתזונה של הלב עצמו – רוב אספקת הדם לשריר הלב (דרך העורקים הכליליים) מתרחשת דווקא בזמן הדיאסטולה.</w:t>
+      </w:r>
+    </w:p>
+    <w:p>
+      <w:pPr>
+        <w:keepNext/>
+        <w:bidi/>
+        <w:spacing w:after="100" w:before="300" w:line="300"/>
+        <w:jc w:val="start"/>
+      </w:pPr>
+      <w:r>
+        <w:rPr>
+          <w:rFonts w:ascii="Heebo" w:cs="Heebo" w:eastAsia="Heebo" w:hAnsi="Heebo"/>
+          <w:b/>
+          <w:bCs/>
+          <w:color w:val="166A6A"/>
+          <w:sz w:val="25"/>
+          <w:szCs w:val="25"/>
+          <w:rtl/>
+        </w:rPr>
+        <w:t xml:space="preserve">לחץ דם עורקי ממוצע (Mean arterial pressure - MAP)</w:t>
+      </w:r>
+    </w:p>
+    <w:p>
+      <w:pPr>
+        <w:bidi/>
+        <w:spacing w:after="140" w:before="0" w:line="336"/>
+        <w:jc w:val="start"/>
+      </w:pPr>
+      <w:r>
+        <w:rPr>
+          <w:rFonts w:ascii="Assistant" w:cs="Assistant" w:eastAsia="Assistant" w:hAnsi="Assistant"/>
+          <w:b w:val="false"/>
+          <w:bCs w:val="false"/>
+          <w:color w:val="2B3945"/>
+          <w:sz w:val="23"/>
+          <w:szCs w:val="23"/>
+          <w:rtl/>
+        </w:rPr>
+        <w:t xml:space="preserve">זהו המדד החשוב ביותר מבחינה פיזיולוגית לניטור מטופלים בהרדמה או בטיפול נמרץ.</w:t>
+      </w:r>
+    </w:p>
+    <w:p>
+      <w:pPr>
+        <w:bidi/>
+        <w:spacing w:after="140" w:before="0" w:line="336"/>
+        <w:jc w:val="start"/>
+      </w:pPr>
+      <w:r>
+        <w:rPr>
+          <w:rFonts w:ascii="Assistant" w:cs="Assistant" w:eastAsia="Assistant" w:hAnsi="Assistant"/>
+          <w:b w:val="false"/>
+          <w:bCs w:val="false"/>
+          <w:color w:val="2B3945"/>
+          <w:sz w:val="23"/>
+          <w:szCs w:val="23"/>
+          <w:rtl/>
+        </w:rPr>
+        <w:t xml:space="preserve">בניגוד למה שנהוג לחשוב, זהו לא ממוצע פשוט של סיסטולי ודיאסטולי. זהו הלחץ ה"ממוצע" לאורך כל מחזור הלב (הפעימה וההרפיה). הוא מחשיב את העובדה שהלב מבלה יותר זמן במנוחה (דיאסטולה) מאשר בכיווץ (סיסטולה).</w:t>
+      </w:r>
+    </w:p>
+    <w:p>
+      <w:pPr>
+        <w:bidi/>
+        <w:spacing w:after="140" w:before="0" w:line="336"/>
+        <w:jc w:val="start"/>
+      </w:pPr>
+      <w:r>
+        <w:rPr>
+          <w:rFonts w:ascii="Assistant" w:cs="Assistant" w:eastAsia="Assistant" w:hAnsi="Assistant"/>
+          <w:b w:val="false"/>
+          <w:bCs w:val="false"/>
+          <w:color w:val="2B3945"/>
+          <w:sz w:val="23"/>
+          <w:szCs w:val="23"/>
+          <w:rtl/>
+        </w:rPr>
+        <w:t xml:space="preserve">ה - MAP הוא הלחץ שבאמת "דוחף" את הדם לאיברים החיוניים (מוח, כליות, לב). אם ה - MAP יורד מתחת לערך המינימלי (הערך משתנה בהתאם לגיל והמצב רפואי) אצל בעל החיים, יש סכנה ממשית שהאיברים לא יקבלו מספיק דם, מה שיוביל לנזק בלתי הפיך (איסכמיה).</w:t>
+      </w:r>
+    </w:p>
+    <w:p>
+      <w:pPr>
+        <w:keepNext/>
+        <w:bidi/>
+        <w:spacing w:after="100" w:before="300" w:line="300"/>
+        <w:jc w:val="start"/>
+      </w:pPr>
+      <w:r>
+        <w:rPr>
+          <w:rFonts w:ascii="Heebo" w:cs="Heebo" w:eastAsia="Heebo" w:hAnsi="Heebo"/>
+          <w:b/>
+          <w:bCs/>
+          <w:color w:val="166A6A"/>
+          <w:sz w:val="25"/>
+          <w:szCs w:val="25"/>
+          <w:rtl/>
+        </w:rPr>
+        <w:t xml:space="preserve">גורמים שכיחים ללחץ דם נמוך ביחס לנורמה (Hypotension):</w:t>
+      </w:r>
+    </w:p>
+    <w:p>
+      <w:pPr>
+        <w:bidi/>
+        <w:spacing w:after="140" w:before="0" w:line="336"/>
+        <w:jc w:val="start"/>
+      </w:pPr>
+      <w:r>
+        <w:rPr>
+          <w:rFonts w:ascii="Assistant" w:cs="Assistant" w:eastAsia="Assistant" w:hAnsi="Assistant"/>
+          <w:b w:val="false"/>
+          <w:bCs w:val="false"/>
+          <w:color w:val="2B3945"/>
+          <w:sz w:val="23"/>
+          <w:szCs w:val="23"/>
+          <w:rtl/>
+        </w:rPr>
+        <w:t xml:space="preserve">בזמן הרדמה (וגם באופן כללי), לחץ הדם תלוי בשילוב שבין תפוקת הלב (כמה דם הלב מצליח להוציא בדקה) לבין התנגדות כלי הדם (עד כמה העורקים מצרים או רחבים). כשאחד מהגורמים האלה נפגע, לחץ הדם צונח.</w:t>
       </w:r>
     </w:p>
     <w:p>
@@ -27483,19 +29167,19 @@
           <w:szCs w:val="23"/>
           <w:rtl/>
         </w:rPr>
-        <w:t xml:space="preserve">דיכוי נשימתי:</w:t>
-      </w:r>
-      <w:r>
-        <w:rPr>
-          <w:rFonts w:ascii="Assistant" w:cs="Assistant" w:eastAsia="Assistant" w:hAnsi="Assistant"/>
-          <w:b w:val="false"/>
-          <w:bCs w:val="false"/>
-          <w:color w:val="2B3945"/>
-          <w:sz w:val="23"/>
-          <w:szCs w:val="23"/>
-          <w:rtl/>
-        </w:rPr>
-        <w:t xml:space="preserve"> הרדמה עמוקה, מינון יתר של אופיואידים, טראומת ראש</w:t>
+        <w:t xml:space="preserve">עומק יתר של הרדמה:</w:t>
+      </w:r>
+      <w:r>
+        <w:rPr>
+          <w:rFonts w:ascii="Assistant" w:cs="Assistant" w:eastAsia="Assistant" w:hAnsi="Assistant"/>
+          <w:b w:val="false"/>
+          <w:bCs w:val="false"/>
+          <w:color w:val="2B3945"/>
+          <w:sz w:val="23"/>
+          <w:szCs w:val="23"/>
+          <w:rtl/>
+        </w:rPr>
+        <w:t xml:space="preserve"> תרופות הרדמה (כמו איזופלורן או חומרי אינדוקציה) מרפות את שרירי הלב ומרחיבות את כלי הדם בגוף מעבר למה שצריך</w:t>
       </w:r>
     </w:p>
     <w:p>
@@ -27519,19 +29203,19 @@
           <w:szCs w:val="23"/>
           <w:rtl/>
         </w:rPr>
-        <w:t xml:space="preserve">כשל המודינמי (שוק):</w:t>
-      </w:r>
-      <w:r>
-        <w:rPr>
-          <w:rFonts w:ascii="Assistant" w:cs="Assistant" w:eastAsia="Assistant" w:hAnsi="Assistant"/>
-          <w:b w:val="false"/>
-          <w:bCs w:val="false"/>
-          <w:color w:val="2B3945"/>
-          <w:sz w:val="23"/>
-          <w:szCs w:val="23"/>
-          <w:rtl/>
-        </w:rPr>
-        <w:t xml:space="preserve"> ירידה חדה בתפוקת הלב ובאספקת הדם</w:t>
+        <w:t xml:space="preserve">איבוד נוזלים או דם (היפוולמיה):</w:t>
+      </w:r>
+      <w:r>
+        <w:rPr>
+          <w:rFonts w:ascii="Assistant" w:cs="Assistant" w:eastAsia="Assistant" w:hAnsi="Assistant"/>
+          <w:b w:val="false"/>
+          <w:bCs w:val="false"/>
+          <w:color w:val="2B3945"/>
+          <w:sz w:val="23"/>
+          <w:szCs w:val="23"/>
+          <w:rtl/>
+        </w:rPr>
+        <w:t xml:space="preserve"> דימום במהלך ניתוח, התייבשות שהחיה הגיעה איתה מהבית, או איבוד נוזלים מסיבה אחרת – המשמעות היא שאין מספיק "נפח" נוזלים בתוך המערכת כדי לייצר לחץ דם תקין</w:t>
       </w:r>
     </w:p>
     <w:p>
@@ -27555,19 +29239,91 @@
           <w:szCs w:val="23"/>
           <w:rtl/>
         </w:rPr>
-        <w:t xml:space="preserve">היפוקסיה סביבתית/תקלה טכנית:</w:t>
-      </w:r>
-      <w:r>
-        <w:rPr>
-          <w:rFonts w:ascii="Assistant" w:cs="Assistant" w:eastAsia="Assistant" w:hAnsi="Assistant"/>
-          <w:b w:val="false"/>
-          <w:bCs w:val="false"/>
-          <w:color w:val="2B3945"/>
-          <w:sz w:val="23"/>
-          <w:szCs w:val="23"/>
-          <w:rtl/>
-        </w:rPr>
-        <w:t xml:space="preserve"> מחסור בחמצן במערכת ההרדמה או זרימת דם פריפריאלית לקויה המשפיעה על ה - Pulse Oximeter</w:t>
+        <w:t xml:space="preserve">דופק איטי מדי (ברדיקרדיה קיצונית):</w:t>
+      </w:r>
+      <w:r>
+        <w:rPr>
+          <w:rFonts w:ascii="Assistant" w:cs="Assistant" w:eastAsia="Assistant" w:hAnsi="Assistant"/>
+          <w:b w:val="false"/>
+          <w:bCs w:val="false"/>
+          <w:color w:val="2B3945"/>
+          <w:sz w:val="23"/>
+          <w:szCs w:val="23"/>
+          <w:rtl/>
+        </w:rPr>
+        <w:t xml:space="preserve"> כשהלב פועם לאט מדי, אין מספיק מחזורים שדוחפים את הדם קדימה</w:t>
+      </w:r>
+    </w:p>
+    <w:p>
+      <w:pPr>
+        <w:pStyle w:val="ListParagraph"/>
+        <w:numPr>
+          <w:ilvl w:val="0"/>
+          <w:numId w:val="26"/>
+        </w:numPr>
+        <w:bidi/>
+        <w:spacing w:after="100" w:line="330"/>
+        <w:jc w:val="start"/>
+      </w:pPr>
+      <w:r>
+        <w:rPr>
+          <w:rFonts w:ascii="Assistant" w:cs="Assistant" w:eastAsia="Assistant" w:hAnsi="Assistant"/>
+          <w:b/>
+          <w:bCs/>
+          <w:color w:val="2B3945"/>
+          <w:sz w:val="23"/>
+          <w:szCs w:val="23"/>
+          <w:rtl/>
+        </w:rPr>
+        <w:t xml:space="preserve">פגיעה ביכולת ההתכווצות של הלב (כשל לבבי):</w:t>
+      </w:r>
+      <w:r>
+        <w:rPr>
+          <w:rFonts w:ascii="Assistant" w:cs="Assistant" w:eastAsia="Assistant" w:hAnsi="Assistant"/>
+          <w:b w:val="false"/>
+          <w:bCs w:val="false"/>
+          <w:color w:val="2B3945"/>
+          <w:sz w:val="23"/>
+          <w:szCs w:val="23"/>
+          <w:rtl/>
+        </w:rPr>
+        <w:t xml:space="preserve"> מצבים שבהם שריר הלב עצמו חלש יותר ולא מצליח לדחוף את הדם בעוצמה הרצויה (למשל עקב מחלת לב קיימת או דיכוי של שריר הלב מתרופות)</w:t>
+      </w:r>
+    </w:p>
+    <w:p>
+      <w:pPr>
+        <w:pStyle w:val="ListParagraph"/>
+        <w:numPr>
+          <w:ilvl w:val="0"/>
+          <w:numId w:val="26"/>
+        </w:numPr>
+        <w:bidi/>
+        <w:spacing w:after="100" w:line="330"/>
+        <w:jc w:val="start"/>
+      </w:pPr>
+      <w:r>
+        <w:rPr>
+          <w:rFonts w:ascii="Assistant" w:cs="Assistant" w:eastAsia="Assistant" w:hAnsi="Assistant"/>
+          <w:b/>
+          <w:bCs/>
+          <w:color w:val="2B3945"/>
+          <w:sz w:val="23"/>
+          <w:szCs w:val="23"/>
+          <w:rtl/>
+        </w:rPr>
+        <w:t xml:space="preserve">תגובות תרופתיות או אלרגיות:</w:t>
+      </w:r>
+      <w:r>
+        <w:rPr>
+          <w:rFonts w:ascii="Assistant" w:cs="Assistant" w:eastAsia="Assistant" w:hAnsi="Assistant"/>
+          <w:b w:val="false"/>
+          <w:bCs w:val="false"/>
+          <w:color w:val="2B3945"/>
+          <w:sz w:val="23"/>
+          <w:szCs w:val="23"/>
+          <w:rtl/>
+        </w:rPr>
+        <w:t xml:space="preserve"> תרופות מסוימות (כמו פנטניל או חומר ניגודי) שניתנות במהלך פרוצדורה עלולות לגרום להתרחבות פתאומית וחדה של כלי הדם (כמו בתגובה אלרגית)</w:t>
       </w:r>
     </w:p>
     <w:p>
@@ -27587,7 +29343,7 @@
           <w:szCs w:val="25"/>
           <w:rtl/>
         </w:rPr>
-        <w:t xml:space="preserve">השפעות פיזיולוגיות וקליניות של סטורציה מתחת לנורמה:</w:t>
+        <w:t xml:space="preserve">השפעות פיזיולוגיות וקליניות של לחץ דם נמוך:</w:t>
       </w:r>
     </w:p>
     <w:p>
@@ -27611,19 +29367,19 @@
           <w:szCs w:val="23"/>
           <w:rtl/>
         </w:rPr>
-        <w:t xml:space="preserve">ציאנוזיס:</w:t>
-      </w:r>
-      <w:r>
-        <w:rPr>
-          <w:rFonts w:ascii="Assistant" w:cs="Assistant" w:eastAsia="Assistant" w:hAnsi="Assistant"/>
-          <w:b w:val="false"/>
-          <w:bCs w:val="false"/>
-          <w:color w:val="2B3945"/>
-          <w:sz w:val="23"/>
-          <w:szCs w:val="23"/>
-          <w:rtl/>
-        </w:rPr>
-        <w:t xml:space="preserve"> הופעת גוון כחול-סגול בריריות (בחניכיים, בלשון או בלחמית העין)</w:t>
+        <w:t xml:space="preserve">ירידה באספקת הדם לאיברים החיוניים:</w:t>
+      </w:r>
+      <w:r>
+        <w:rPr>
+          <w:rFonts w:ascii="Assistant" w:cs="Assistant" w:eastAsia="Assistant" w:hAnsi="Assistant"/>
+          <w:b w:val="false"/>
+          <w:bCs w:val="false"/>
+          <w:color w:val="2B3945"/>
+          <w:sz w:val="23"/>
+          <w:szCs w:val="23"/>
+          <w:rtl/>
+        </w:rPr>
+        <w:t xml:space="preserve"> כאשר לחץ הדם צונח, הלב אינו מצליח לדחוף את הדם בעוצמה מספקת, וכתוצאה מכך זרימת הדם והחמצן למוח, לכליות ולאיברים המרכזיים האחרים נפגעת משמעותית</w:t>
       </w:r>
     </w:p>
     <w:p>
@@ -27647,55 +29403,19 @@
           <w:szCs w:val="23"/>
           <w:rtl/>
         </w:rPr>
-        <w:t xml:space="preserve">השפעות על מערכת הלב וכלי הדם (המערכת הקרדיו-וסקולרית):</w:t>
-      </w:r>
-    </w:p>
-    <w:p>
-      <w:pPr>
-        <w:pStyle w:val="ListParagraph"/>
-        <w:numPr>
-          <w:ilvl w:val="1"/>
-          <w:numId w:val="2"/>
-        </w:numPr>
-        <w:bidi/>
-        <w:spacing w:after="100" w:line="330"/>
-        <w:jc w:val="start"/>
-      </w:pPr>
-      <w:r>
-        <w:rPr>
-          <w:rFonts w:ascii="Assistant" w:cs="Assistant" w:eastAsia="Assistant" w:hAnsi="Assistant"/>
-          <w:b w:val="false"/>
-          <w:bCs w:val="false"/>
-          <w:color w:val="2B3945"/>
-          <w:sz w:val="23"/>
-          <w:szCs w:val="23"/>
-          <w:rtl/>
-        </w:rPr>
-        <w:t xml:space="preserve">שלב מוקדם (פיצוי): הגוף מנסה להגביר את אספקת החמצן לרקמות על ידי העלאת קצב הלב (טכיקרדיה) ועלייה בלחץ הדם</w:t>
-      </w:r>
-    </w:p>
-    <w:p>
-      <w:pPr>
-        <w:pStyle w:val="ListParagraph"/>
-        <w:numPr>
-          <w:ilvl w:val="1"/>
-          <w:numId w:val="2"/>
-        </w:numPr>
-        <w:bidi/>
-        <w:spacing w:after="100" w:line="330"/>
-        <w:jc w:val="start"/>
-      </w:pPr>
-      <w:r>
-        <w:rPr>
-          <w:rFonts w:ascii="Assistant" w:cs="Assistant" w:eastAsia="Assistant" w:hAnsi="Assistant"/>
-          <w:b w:val="false"/>
-          <w:bCs w:val="false"/>
-          <w:color w:val="2B3945"/>
-          <w:sz w:val="23"/>
-          <w:szCs w:val="23"/>
-          <w:rtl/>
-        </w:rPr>
-        <w:t xml:space="preserve">שלב מאוחר (כשל): כאשר מחסור החמצן נמשך, שריר הלב אינו מקבל חמצן בעצמו. מצב זה מוביל לדופק איטי (ברדיקרדיה), הפרעות קצב (אריתמיה), צניחה בלחץ הדם (Hypotension) ולבסוף, לדום לב</w:t>
+        <w:t xml:space="preserve">התאוששות איטית וממושכת:</w:t>
+      </w:r>
+      <w:r>
+        <w:rPr>
+          <w:rFonts w:ascii="Assistant" w:cs="Assistant" w:eastAsia="Assistant" w:hAnsi="Assistant"/>
+          <w:b w:val="false"/>
+          <w:bCs w:val="false"/>
+          <w:color w:val="2B3945"/>
+          <w:sz w:val="23"/>
+          <w:szCs w:val="23"/>
+          <w:rtl/>
+        </w:rPr>
+        <w:t xml:space="preserve"> איברים שאינם מקבלים מספיק חמצן ודם מתפקדים ביעילות נמוכה, מה שעלול להאריך באופן משמעותי את משך ההתאוששות של החיה ולהשאיר אותה מטוששטת זמן רב לאחר סיום הפרוצדורה</w:t>
       </w:r>
     </w:p>
     <w:p>
@@ -27719,91 +29439,19 @@
           <w:szCs w:val="23"/>
           <w:rtl/>
         </w:rPr>
-        <w:t xml:space="preserve">השפעות על מערכת העצבים המרכזית:</w:t>
-      </w:r>
-      <w:r>
-        <w:rPr>
-          <w:rFonts w:ascii="Assistant" w:cs="Assistant" w:eastAsia="Assistant" w:hAnsi="Assistant"/>
-          <w:b w:val="false"/>
-          <w:bCs w:val="false"/>
-          <w:color w:val="2B3945"/>
-          <w:sz w:val="23"/>
-          <w:szCs w:val="23"/>
-          <w:rtl/>
-        </w:rPr>
-        <w:t xml:space="preserve"> המוח הוא האיבר הרגיש ביותר למחסור בחמצן (היפוקסיה). ההשלכות של מצב זה הן:</w:t>
-      </w:r>
-    </w:p>
-    <w:p>
-      <w:pPr>
-        <w:pStyle w:val="ListParagraph"/>
-        <w:numPr>
-          <w:ilvl w:val="1"/>
-          <w:numId w:val="2"/>
-        </w:numPr>
-        <w:bidi/>
-        <w:spacing w:after="100" w:line="330"/>
-        <w:jc w:val="start"/>
-      </w:pPr>
-      <w:r>
-        <w:rPr>
-          <w:rFonts w:ascii="Assistant" w:cs="Assistant" w:eastAsia="Assistant" w:hAnsi="Assistant"/>
-          <w:b w:val="false"/>
-          <w:bCs w:val="false"/>
-          <w:color w:val="2B3945"/>
-          <w:sz w:val="23"/>
-          <w:szCs w:val="23"/>
-          <w:rtl/>
-        </w:rPr>
-        <w:t xml:space="preserve">דיכוי רפלקסים ודיכוי מרכזי הנשימה במוח</w:t>
-      </w:r>
-    </w:p>
-    <w:p>
-      <w:pPr>
-        <w:pStyle w:val="ListParagraph"/>
-        <w:numPr>
-          <w:ilvl w:val="1"/>
-          <w:numId w:val="2"/>
-        </w:numPr>
-        <w:bidi/>
-        <w:spacing w:after="100" w:line="330"/>
-        <w:jc w:val="start"/>
-      </w:pPr>
-      <w:r>
-        <w:rPr>
-          <w:rFonts w:ascii="Assistant" w:cs="Assistant" w:eastAsia="Assistant" w:hAnsi="Assistant"/>
-          <w:b w:val="false"/>
-          <w:bCs w:val="false"/>
-          <w:color w:val="2B3945"/>
-          <w:sz w:val="23"/>
-          <w:szCs w:val="23"/>
-          <w:rtl/>
-        </w:rPr>
-        <w:t xml:space="preserve">התאוששות איטית, מבולבלת או ממושכת מאוד מהרדמה</w:t>
-      </w:r>
-    </w:p>
-    <w:p>
-      <w:pPr>
-        <w:pStyle w:val="ListParagraph"/>
-        <w:numPr>
-          <w:ilvl w:val="1"/>
-          <w:numId w:val="2"/>
-        </w:numPr>
-        <w:bidi/>
-        <w:spacing w:after="100" w:line="330"/>
-        <w:jc w:val="start"/>
-      </w:pPr>
-      <w:r>
-        <w:rPr>
-          <w:rFonts w:ascii="Assistant" w:cs="Assistant" w:eastAsia="Assistant" w:hAnsi="Assistant"/>
-          <w:b w:val="false"/>
-          <w:bCs w:val="false"/>
-          <w:color w:val="2B3945"/>
-          <w:sz w:val="23"/>
-          <w:szCs w:val="23"/>
-          <w:rtl/>
-        </w:rPr>
-        <w:t xml:space="preserve">במקרים קשים או ממושכים – נזק מוחי קבוע או בצקת מוחית</w:t>
+        <w:t xml:space="preserve">סכנה לפגיעה מצטברת ברקמות:</w:t>
+      </w:r>
+      <w:r>
+        <w:rPr>
+          <w:rFonts w:ascii="Assistant" w:cs="Assistant" w:eastAsia="Assistant" w:hAnsi="Assistant"/>
+          <w:b w:val="false"/>
+          <w:bCs w:val="false"/>
+          <w:color w:val="2B3945"/>
+          <w:sz w:val="23"/>
+          <w:szCs w:val="23"/>
+          <w:rtl/>
+        </w:rPr>
+        <w:t xml:space="preserve"> מצב ממושך שבו לחץ הדם נמוך מדי משאיר את התאים במחסור מתמיד של חמצן וחומרי הזנה חיוניים, דבר שעלול לגרום בהדרגה נזק של ממש לתפקוד האיברים</w:t>
       </w:r>
     </w:p>
     <w:p>
@@ -27827,147 +29475,19 @@
           <w:szCs w:val="23"/>
           <w:rtl/>
         </w:rPr>
-        <w:t xml:space="preserve">פגיעה מטבולית ורב-מערכתית (Tissue Hypoxia):</w:t>
-      </w:r>
-      <w:r>
-        <w:rPr>
-          <w:rFonts w:ascii="Assistant" w:cs="Assistant" w:eastAsia="Assistant" w:hAnsi="Assistant"/>
-          <w:b w:val="false"/>
-          <w:bCs w:val="false"/>
-          <w:color w:val="2B3945"/>
-          <w:sz w:val="23"/>
-          <w:szCs w:val="23"/>
-          <w:rtl/>
-        </w:rPr>
-        <w:t xml:space="preserve"> כשאין מספיק חמצן בתאים, נוצרת הצטברות של חומצה לקטית בדם (חומציות מטבולית) שמובילה לפגיעה בתפקוד הכליות, הכבד ומערכת העיכול</w:t>
-      </w:r>
-    </w:p>
-    <w:p>
-      <w:pPr>
-        <w:keepNext/>
-        <w:pBdr>
-          <w:bottom w:val="single" w:color="A7DADC" w:sz="6" w:space="6"/>
-        </w:pBdr>
-        <w:bidi/>
-        <w:spacing w:after="160" w:before="400" w:line="300"/>
-        <w:jc w:val="start"/>
-      </w:pPr>
-      <w:r>
-        <w:rPr>
-          <w:rFonts w:ascii="Heebo" w:cs="Heebo" w:eastAsia="Heebo" w:hAnsi="Heebo"/>
-          <w:b/>
-          <w:bCs/>
-          <w:color w:val="1B365D"/>
-          <w:sz w:val="30"/>
-          <w:szCs w:val="30"/>
-          <w:rtl/>
-        </w:rPr>
-        <w:t xml:space="preserve">EtCO2 (פחמן דו חמצני)</w:t>
-      </w:r>
-    </w:p>
-    <w:p>
-      <w:pPr>
-        <w:bidi/>
-        <w:spacing w:after="140" w:before="0" w:line="336"/>
-        <w:jc w:val="start"/>
-      </w:pPr>
-      <w:r>
-        <w:rPr>
-          <w:rFonts w:ascii="Assistant" w:cs="Assistant" w:eastAsia="Assistant" w:hAnsi="Assistant"/>
-          <w:b w:val="false"/>
-          <w:bCs w:val="false"/>
-          <w:color w:val="2B3945"/>
-          <w:sz w:val="23"/>
-          <w:szCs w:val="23"/>
-          <w:rtl/>
-        </w:rPr>
-        <w:t xml:space="preserve">המדד החשוב ביותר להערכת איכות האוורור של הריאות.</w:t>
-      </w:r>
-    </w:p>
-    <w:p>
-      <w:pPr>
-        <w:bidi/>
-        <w:spacing w:after="140" w:before="0" w:line="336"/>
-        <w:jc w:val="start"/>
-      </w:pPr>
-      <w:r>
-        <w:rPr>
-          <w:rFonts w:ascii="Assistant" w:cs="Assistant" w:eastAsia="Assistant" w:hAnsi="Assistant"/>
-          <w:b w:val="false"/>
-          <w:bCs w:val="false"/>
-          <w:color w:val="2B3945"/>
-          <w:sz w:val="23"/>
-          <w:szCs w:val="23"/>
-          <w:rtl/>
-        </w:rPr>
-        <w:t xml:space="preserve">מודד את ריכוז הפחמן הדו-חמצני בסוף הנשיפה, ומאפשר לזהות עצירת נשימה (Apnea) או בעיות באוורור עוד לפני שהסטורציה יורדת. נמדד באמצעות הקפנוגרף.</w:t>
-      </w:r>
-    </w:p>
-    <w:p>
-      <w:pPr>
-        <w:bidi/>
-        <w:spacing w:after="140" w:before="0" w:line="336"/>
-        <w:jc w:val="start"/>
-      </w:pPr>
-      <w:r>
-        <w:rPr>
-          <w:rFonts w:ascii="Assistant" w:cs="Assistant" w:eastAsia="Assistant" w:hAnsi="Assistant"/>
-          <w:b w:val="false"/>
-          <w:bCs w:val="false"/>
-          <w:color w:val="2B3945"/>
-          <w:sz w:val="23"/>
-          <w:szCs w:val="23"/>
-          <w:rtl/>
-        </w:rPr>
-        <w:t xml:space="preserve">מבחינה פיזיולוגית, קצב ועומק הנשימה הם </w:t>
-      </w:r>
-      <w:r>
-        <w:rPr>
-          <w:rFonts w:ascii="Assistant" w:cs="Assistant" w:eastAsia="Assistant" w:hAnsi="Assistant"/>
-          <w:b/>
-          <w:bCs/>
-          <w:color w:val="2B3945"/>
-          <w:sz w:val="23"/>
-          <w:szCs w:val="23"/>
-          <w:rtl/>
-        </w:rPr>
-        <w:t xml:space="preserve">הגורם המכני</w:t>
-      </w:r>
-      <w:r>
-        <w:rPr>
-          <w:rFonts w:ascii="Assistant" w:cs="Assistant" w:eastAsia="Assistant" w:hAnsi="Assistant"/>
-          <w:b w:val="false"/>
-          <w:bCs w:val="false"/>
-          <w:color w:val="2B3945"/>
-          <w:sz w:val="23"/>
-          <w:szCs w:val="23"/>
-          <w:rtl/>
-        </w:rPr>
-        <w:t xml:space="preserve">, ורמות ה - CO2 בדם הן </w:t>
-      </w:r>
-      <w:r>
-        <w:rPr>
-          <w:rFonts w:ascii="Assistant" w:cs="Assistant" w:eastAsia="Assistant" w:hAnsi="Assistant"/>
-          <w:b/>
-          <w:bCs/>
-          <w:color w:val="2B3945"/>
-          <w:sz w:val="23"/>
-          <w:szCs w:val="23"/>
-          <w:rtl/>
-        </w:rPr>
-        <w:t xml:space="preserve">התוצאה הישירה</w:t>
-      </w:r>
-      <w:r>
-        <w:rPr>
-          <w:rFonts w:ascii="Assistant" w:cs="Assistant" w:eastAsia="Assistant" w:hAnsi="Assistant"/>
-          <w:b w:val="false"/>
-          <w:bCs w:val="false"/>
-          <w:color w:val="2B3945"/>
-          <w:sz w:val="23"/>
-          <w:szCs w:val="23"/>
-          <w:rtl/>
-        </w:rPr>
-        <w:t xml:space="preserve"> שלהם.</w:t>
+        <w:t xml:space="preserve">שינוי במדדים נוספים:</w:t>
+      </w:r>
+      <w:r>
+        <w:rPr>
+          <w:rFonts w:ascii="Assistant" w:cs="Assistant" w:eastAsia="Assistant" w:hAnsi="Assistant"/>
+          <w:b w:val="false"/>
+          <w:bCs w:val="false"/>
+          <w:color w:val="2B3945"/>
+          <w:sz w:val="23"/>
+          <w:szCs w:val="23"/>
+          <w:rtl/>
+        </w:rPr>
+        <w:t xml:space="preserve"> לעיתים נראה ריריות חיוורות מאוד, דופק חלש, ולעיתים קרובות גם דופק מהיר שמנסה לפצות על הירידה בלחץ</w:t>
       </w:r>
     </w:p>
     <w:p>
@@ -27987,7 +29507,26 @@
           <w:szCs w:val="25"/>
           <w:rtl/>
         </w:rPr>
-        <w:t xml:space="preserve">גורמים שכיחים ל - CO2 נמוך ביחס לנורמה:</w:t>
+        <w:t xml:space="preserve">גורמים שכיחים ללחץ דם גבוה ביחס לנורמה (Hypertension):</w:t>
+      </w:r>
+    </w:p>
+    <w:p>
+      <w:pPr>
+        <w:bidi/>
+        <w:spacing w:after="140" w:before="0" w:line="336"/>
+        <w:jc w:val="start"/>
+      </w:pPr>
+      <w:r>
+        <w:rPr>
+          <w:rFonts w:ascii="Assistant" w:cs="Assistant" w:eastAsia="Assistant" w:hAnsi="Assistant"/>
+          <w:b w:val="false"/>
+          <w:bCs w:val="false"/>
+          <w:color w:val="2B3945"/>
+          <w:sz w:val="23"/>
+          <w:szCs w:val="23"/>
+          <w:rtl/>
+        </w:rPr>
+        <w:t xml:space="preserve">בזמן הרדמה, לחץ דם גבוה הוא פחות נפוץ מלחץ דם נמוך, אבל הוא בהחלט קורה. הוא בדרך כלל מעיד על כך שהגוף נמצא במצב של "סטרס" פתאומי, או שצינורות הדם צרים מדי.</w:t>
       </w:r>
     </w:p>
     <w:p>
@@ -28011,19 +29550,19 @@
           <w:szCs w:val="23"/>
           <w:rtl/>
         </w:rPr>
-        <w:t xml:space="preserve">אוורור-יתר (Hyperventilation):</w:t>
-      </w:r>
-      <w:r>
-        <w:rPr>
-          <w:rFonts w:ascii="Assistant" w:cs="Assistant" w:eastAsia="Assistant" w:hAnsi="Assistant"/>
-          <w:b w:val="false"/>
-          <w:bCs w:val="false"/>
-          <w:color w:val="2B3945"/>
-          <w:sz w:val="23"/>
-          <w:szCs w:val="23"/>
-          <w:rtl/>
-        </w:rPr>
-        <w:t xml:space="preserve"> הנשמה ידנית תכופה מדי או אגרסיבית מדי</w:t>
+        <w:t xml:space="preserve">עומק הרדמה קל מדי:</w:t>
+      </w:r>
+      <w:r>
+        <w:rPr>
+          <w:rFonts w:ascii="Assistant" w:cs="Assistant" w:eastAsia="Assistant" w:hAnsi="Assistant"/>
+          <w:b w:val="false"/>
+          <w:bCs w:val="false"/>
+          <w:color w:val="2B3945"/>
+          <w:sz w:val="23"/>
+          <w:szCs w:val="23"/>
+          <w:rtl/>
+        </w:rPr>
+        <w:t xml:space="preserve"> הסיבה השכיחה ביותר. אם חומרי ההרדמה (תרופות או איזופלורן) חלשים מדי, הגוף מגיב ללגירוי או לכאב בתגובת "הילחם או ברח", מה שמכווץ את כלי הדם ומקפיץ את לחץ הדם והדופק</w:t>
       </w:r>
     </w:p>
     <w:p>
@@ -28047,19 +29586,19 @@
           <w:szCs w:val="23"/>
           <w:rtl/>
         </w:rPr>
-        <w:t xml:space="preserve">כאב או סטרס קל:</w:t>
-      </w:r>
-      <w:r>
-        <w:rPr>
-          <w:rFonts w:ascii="Assistant" w:cs="Assistant" w:eastAsia="Assistant" w:hAnsi="Assistant"/>
-          <w:b w:val="false"/>
-          <w:bCs w:val="false"/>
-          <w:color w:val="2B3945"/>
-          <w:sz w:val="23"/>
-          <w:szCs w:val="23"/>
-          <w:rtl/>
-        </w:rPr>
-        <w:t xml:space="preserve"> אם החיה לא עמוק מספיקה בהרדמה ומתחילה לנשום מהר</w:t>
+        <w:t xml:space="preserve">כאב שלא טופל כראוי:</w:t>
+      </w:r>
+      <w:r>
+        <w:rPr>
+          <w:rFonts w:ascii="Assistant" w:cs="Assistant" w:eastAsia="Assistant" w:hAnsi="Assistant"/>
+          <w:b w:val="false"/>
+          <w:bCs w:val="false"/>
+          <w:color w:val="2B3945"/>
+          <w:sz w:val="23"/>
+          <w:szCs w:val="23"/>
+          <w:rtl/>
+        </w:rPr>
+        <w:t xml:space="preserve"> בדומה לעומק הרדמה קל, כל תחושת כאב חזקה בזמן פרוצדורה שאין לה כיסוי משכך כאבים מספק, תגרום לעלייה חדה בלחץ הדם</w:t>
       </w:r>
     </w:p>
     <w:p>
@@ -28083,39 +29622,19 @@
           <w:szCs w:val="23"/>
           <w:rtl/>
         </w:rPr>
-        <w:t xml:space="preserve">בעיות לב וכלי דם (ירידה פתאומית בלחץ הדם/קריסה קרדיווסקולרית):</w:t>
-      </w:r>
-      <w:r>
-        <w:rPr>
-          <w:rFonts w:ascii="Assistant" w:cs="Assistant" w:eastAsia="Assistant" w:hAnsi="Assistant"/>
-          <w:b w:val="false"/>
-          <w:bCs w:val="false"/>
-          <w:color w:val="2B3945"/>
-          <w:sz w:val="23"/>
-          <w:szCs w:val="23"/>
-          <w:rtl/>
-        </w:rPr>
-        <w:t xml:space="preserve"> מחסור בדם שמגיע לריאות (CO2 נוצר ברקמות ומועבר לריאות דרך זרימת הדם, ולכן נפילה חדה בתפוקת הלב תגרום לירידה פתאומית בקפנוגרף)</w:t>
-      </w:r>
-    </w:p>
-    <w:p>
-      <w:pPr>
-        <w:keepNext/>
-        <w:bidi/>
-        <w:spacing w:after="100" w:before="300" w:line="300"/>
-        <w:jc w:val="start"/>
-      </w:pPr>
-      <w:r>
-        <w:rPr>
-          <w:rFonts w:ascii="Heebo" w:cs="Heebo" w:eastAsia="Heebo" w:hAnsi="Heebo"/>
-          <w:b/>
-          <w:bCs/>
-          <w:color w:val="166A6A"/>
-          <w:sz w:val="25"/>
-          <w:szCs w:val="25"/>
-          <w:rtl/>
-        </w:rPr>
-        <w:t xml:space="preserve">השפעות פיזיולוגיות וקליניות של CO2 מתחת לנורמה:</w:t>
+        <w:t xml:space="preserve">עודף נוזלים במערכת:</w:t>
+      </w:r>
+      <w:r>
+        <w:rPr>
+          <w:rFonts w:ascii="Assistant" w:cs="Assistant" w:eastAsia="Assistant" w:hAnsi="Assistant"/>
+          <w:b w:val="false"/>
+          <w:bCs w:val="false"/>
+          <w:color w:val="2B3945"/>
+          <w:sz w:val="23"/>
+          <w:szCs w:val="23"/>
+          <w:rtl/>
+        </w:rPr>
+        <w:t xml:space="preserve"> אם מתן הנוזלים מהיר מדי או בכמות גדולה מדי ביחס למה שהגוף יודע לפנות, נפח הדם גדל בצורה קיצונית ויוצר לחץ גבוה בתוך המערכת</w:t>
       </w:r>
     </w:p>
     <w:p>
@@ -28123,7 +29642,7 @@
         <w:pStyle w:val="ListParagraph"/>
         <w:numPr>
           <w:ilvl w:val="0"/>
-          <w:numId w:val="2"/>
+          <w:numId w:val="27"/>
         </w:numPr>
         <w:bidi/>
         <w:spacing w:after="100" w:line="330"/>
@@ -28139,19 +29658,19 @@
           <w:szCs w:val="23"/>
           <w:rtl/>
         </w:rPr>
-        <w:t xml:space="preserve">כיווץ כלי דם במוח:</w:t>
-      </w:r>
-      <w:r>
-        <w:rPr>
-          <w:rFonts w:ascii="Assistant" w:cs="Assistant" w:eastAsia="Assistant" w:hAnsi="Assistant"/>
-          <w:b w:val="false"/>
-          <w:bCs w:val="false"/>
-          <w:color w:val="2B3945"/>
-          <w:sz w:val="23"/>
-          <w:szCs w:val="23"/>
-          <w:rtl/>
-        </w:rPr>
-        <w:t xml:space="preserve"> רמת CO2 נמוכה גורמת לכיווץ כלי דם במוח, מה שמפחית את זרימת הדם והחמצן לרקמה המוחית</w:t>
+        <w:t xml:space="preserve">חוסר באספקת חמצן או עודף פחמן דו-חמצני (היפרקפניה/חמצת):</w:t>
+      </w:r>
+      <w:r>
+        <w:rPr>
+          <w:rFonts w:ascii="Assistant" w:cs="Assistant" w:eastAsia="Assistant" w:hAnsi="Assistant"/>
+          <w:b w:val="false"/>
+          <w:bCs w:val="false"/>
+          <w:color w:val="2B3945"/>
+          <w:sz w:val="23"/>
+          <w:szCs w:val="23"/>
+          <w:rtl/>
+        </w:rPr>
+        <w:t xml:space="preserve"> אם החיה לא נושמת טוב ומצטבר אצלה יותר מדי פחמן דו-חמצני בדם, הגוף מגיב באופן טבעי בכיווץ כלי דם ועלייה בלחץ הדם (וגם בדופק)</w:t>
       </w:r>
     </w:p>
     <w:p>
@@ -28159,1277 +29678,7 @@
         <w:pStyle w:val="ListParagraph"/>
         <w:numPr>
           <w:ilvl w:val="0"/>
-          <w:numId w:val="2"/>
-        </w:numPr>
-        <w:bidi/>
-        <w:spacing w:after="100" w:line="330"/>
-        <w:jc w:val="start"/>
-      </w:pPr>
-      <w:r>
-        <w:rPr>
-          <w:rFonts w:ascii="Assistant" w:cs="Assistant" w:eastAsia="Assistant" w:hAnsi="Assistant"/>
-          <w:b/>
-          <w:bCs/>
-          <w:color w:val="2B3945"/>
-          <w:sz w:val="23"/>
-          <w:szCs w:val="23"/>
-          <w:rtl/>
-        </w:rPr>
-        <w:t xml:space="preserve">אובדן הגירוי הנשימתי:</w:t>
-      </w:r>
-      <w:r>
-        <w:rPr>
-          <w:rFonts w:ascii="Assistant" w:cs="Assistant" w:eastAsia="Assistant" w:hAnsi="Assistant"/>
-          <w:b w:val="false"/>
-          <w:bCs w:val="false"/>
-          <w:color w:val="2B3945"/>
-          <w:sz w:val="23"/>
-          <w:szCs w:val="23"/>
-          <w:rtl/>
-        </w:rPr>
-        <w:t xml:space="preserve"> CO2 הוא הגירוי המרכזי של המוח לנשום. כשהוא יורד מתחת לסף מסוים, בעל החיים יפסיק לנשום ספונטנית, מה שיגרום ל - Apnea</w:t>
-      </w:r>
-    </w:p>
-    <w:p>
-      <w:pPr>
-        <w:pStyle w:val="ListParagraph"/>
-        <w:numPr>
-          <w:ilvl w:val="0"/>
-          <w:numId w:val="2"/>
-        </w:numPr>
-        <w:bidi/>
-        <w:spacing w:after="100" w:line="330"/>
-        <w:jc w:val="start"/>
-      </w:pPr>
-      <w:r>
-        <w:rPr>
-          <w:rFonts w:ascii="Assistant" w:cs="Assistant" w:eastAsia="Assistant" w:hAnsi="Assistant"/>
-          <w:b/>
-          <w:bCs/>
-          <w:color w:val="2B3945"/>
-          <w:sz w:val="23"/>
-          <w:szCs w:val="23"/>
-          <w:rtl/>
-        </w:rPr>
-        <w:t xml:space="preserve">פגיעה בשחרור חמצן לרקמות:</w:t>
-      </w:r>
-      <w:r>
-        <w:rPr>
-          <w:rFonts w:ascii="Assistant" w:cs="Assistant" w:eastAsia="Assistant" w:hAnsi="Assistant"/>
-          <w:b w:val="false"/>
-          <w:bCs w:val="false"/>
-          <w:color w:val="2B3945"/>
-          <w:sz w:val="23"/>
-          <w:szCs w:val="23"/>
-          <w:rtl/>
-        </w:rPr>
-        <w:t xml:space="preserve"> במצב של אלקלוזיס נשימתי (עלייה ב - pH של הדם), ההמוגלובין נקשר לחמצן בחוזקה רבה מדי ומתקשה לשחרר אותו אל הרקמות בגוף</w:t>
-      </w:r>
-    </w:p>
-    <w:p>
-      <w:pPr>
-        <w:keepNext/>
-        <w:bidi/>
-        <w:spacing w:after="100" w:before="300" w:line="300"/>
-        <w:jc w:val="start"/>
-      </w:pPr>
-      <w:r>
-        <w:rPr>
-          <w:rFonts w:ascii="Heebo" w:cs="Heebo" w:eastAsia="Heebo" w:hAnsi="Heebo"/>
-          <w:b/>
-          <w:bCs/>
-          <w:color w:val="166A6A"/>
-          <w:sz w:val="25"/>
-          <w:szCs w:val="25"/>
-          <w:rtl/>
-        </w:rPr>
-        <w:t xml:space="preserve">גורמים שכיחים ל - CO2 גבוה:</w:t>
-      </w:r>
-    </w:p>
-    <w:p>
-      <w:pPr>
-        <w:pStyle w:val="ListParagraph"/>
-        <w:numPr>
-          <w:ilvl w:val="0"/>
-          <w:numId w:val="28"/>
-        </w:numPr>
-        <w:bidi/>
-        <w:spacing w:after="100" w:line="330"/>
-        <w:jc w:val="start"/>
-      </w:pPr>
-      <w:r>
-        <w:rPr>
-          <w:rFonts w:ascii="Assistant" w:cs="Assistant" w:eastAsia="Assistant" w:hAnsi="Assistant"/>
-          <w:b/>
-          <w:bCs/>
-          <w:color w:val="2B3945"/>
-          <w:sz w:val="23"/>
-          <w:szCs w:val="23"/>
-          <w:rtl/>
-        </w:rPr>
-        <w:t xml:space="preserve">אוורור-חסר (Hypoventilation):</w:t>
-      </w:r>
-      <w:r>
-        <w:rPr>
-          <w:rFonts w:ascii="Assistant" w:cs="Assistant" w:eastAsia="Assistant" w:hAnsi="Assistant"/>
-          <w:b w:val="false"/>
-          <w:bCs w:val="false"/>
-          <w:color w:val="2B3945"/>
-          <w:sz w:val="23"/>
-          <w:szCs w:val="23"/>
-          <w:rtl/>
-        </w:rPr>
-        <w:t xml:space="preserve"> קצב או עומק נשימה נמוכים מדי תחת הרדמה עמוקה</w:t>
-      </w:r>
-    </w:p>
-    <w:p>
-      <w:pPr>
-        <w:pStyle w:val="ListParagraph"/>
-        <w:numPr>
-          <w:ilvl w:val="0"/>
-          <w:numId w:val="28"/>
-        </w:numPr>
-        <w:bidi/>
-        <w:spacing w:after="100" w:line="330"/>
-        <w:jc w:val="start"/>
-      </w:pPr>
-      <w:r>
-        <w:rPr>
-          <w:rFonts w:ascii="Assistant" w:cs="Assistant" w:eastAsia="Assistant" w:hAnsi="Assistant"/>
-          <w:b/>
-          <w:bCs/>
-          <w:color w:val="2B3945"/>
-          <w:sz w:val="23"/>
-          <w:szCs w:val="23"/>
-          <w:rtl/>
-        </w:rPr>
-        <w:t xml:space="preserve">תקלה במכונת ההרדמה:</w:t>
-      </w:r>
-      <w:r>
-        <w:rPr>
-          <w:rFonts w:ascii="Assistant" w:cs="Assistant" w:eastAsia="Assistant" w:hAnsi="Assistant"/>
-          <w:b w:val="false"/>
-          <w:bCs w:val="false"/>
-          <w:color w:val="2B3945"/>
-          <w:sz w:val="23"/>
-          <w:szCs w:val="23"/>
-          <w:rtl/>
-        </w:rPr>
-        <w:t xml:space="preserve"> סופח CO2 (סודה ליים) פגום או מיובש שאינו סופח עוד גזים, או שסתומי הנשיפה/שאיפה החד-כיווניים תקועים</w:t>
-      </w:r>
-    </w:p>
-    <w:p>
-      <w:pPr>
-        <w:pStyle w:val="ListParagraph"/>
-        <w:numPr>
-          <w:ilvl w:val="0"/>
-          <w:numId w:val="28"/>
-        </w:numPr>
-        <w:bidi/>
-        <w:spacing w:after="100" w:line="330"/>
-        <w:jc w:val="start"/>
-      </w:pPr>
-      <w:r>
-        <w:rPr>
-          <w:rFonts w:ascii="Assistant" w:cs="Assistant" w:eastAsia="Assistant" w:hAnsi="Assistant"/>
-          <w:b/>
-          <w:bCs/>
-          <w:color w:val="2B3945"/>
-          <w:sz w:val="23"/>
-          <w:szCs w:val="23"/>
-          <w:rtl/>
-        </w:rPr>
-        <w:t xml:space="preserve">בעיות בחלל בית החזה:</w:t>
-      </w:r>
-      <w:r>
-        <w:rPr>
-          <w:rFonts w:ascii="Assistant" w:cs="Assistant" w:eastAsia="Assistant" w:hAnsi="Assistant"/>
-          <w:b w:val="false"/>
-          <w:bCs w:val="false"/>
-          <w:color w:val="2B3945"/>
-          <w:sz w:val="23"/>
-          <w:szCs w:val="23"/>
-          <w:rtl/>
-        </w:rPr>
-        <w:t xml:space="preserve"> חזה אוויר, נוזלים או פגיעה פיזית בדופן בית החזה שמונעת התרחבות מלאה של הריאות</w:t>
-      </w:r>
-    </w:p>
-    <w:p>
-      <w:pPr>
-        <w:keepNext/>
-        <w:bidi/>
-        <w:spacing w:after="100" w:before="300" w:line="300"/>
-        <w:jc w:val="start"/>
-      </w:pPr>
-      <w:r>
-        <w:rPr>
-          <w:rFonts w:ascii="Heebo" w:cs="Heebo" w:eastAsia="Heebo" w:hAnsi="Heebo"/>
-          <w:b/>
-          <w:bCs/>
-          <w:color w:val="166A6A"/>
-          <w:sz w:val="25"/>
-          <w:szCs w:val="25"/>
-          <w:rtl/>
-        </w:rPr>
-        <w:t xml:space="preserve">השפעות פיזיולוגיות וקליניות של CO2 מעל הנורמה:</w:t>
-      </w:r>
-    </w:p>
-    <w:p>
-      <w:pPr>
-        <w:pStyle w:val="ListParagraph"/>
-        <w:numPr>
-          <w:ilvl w:val="0"/>
-          <w:numId w:val="2"/>
-        </w:numPr>
-        <w:bidi/>
-        <w:spacing w:after="100" w:line="330"/>
-        <w:jc w:val="start"/>
-      </w:pPr>
-      <w:r>
-        <w:rPr>
-          <w:rFonts w:ascii="Assistant" w:cs="Assistant" w:eastAsia="Assistant" w:hAnsi="Assistant"/>
-          <w:b/>
-          <w:bCs/>
-          <w:color w:val="2B3945"/>
-          <w:sz w:val="23"/>
-          <w:szCs w:val="23"/>
-          <w:rtl/>
-        </w:rPr>
-        <w:t xml:space="preserve">חומציות נשימתית:</w:t>
-      </w:r>
-      <w:r>
-        <w:rPr>
-          <w:rFonts w:ascii="Assistant" w:cs="Assistant" w:eastAsia="Assistant" w:hAnsi="Assistant"/>
-          <w:b w:val="false"/>
-          <w:bCs w:val="false"/>
-          <w:color w:val="2B3945"/>
-          <w:sz w:val="23"/>
-          <w:szCs w:val="23"/>
-          <w:rtl/>
-        </w:rPr>
-        <w:t xml:space="preserve"> הצטברות של CO2 בדם יוצרת חומצה קרבונית ומורידה את ה - pH של הדם, מה שפוגע בתפקוד האנזימטי והתאי</w:t>
-      </w:r>
-    </w:p>
-    <w:p>
-      <w:pPr>
-        <w:pStyle w:val="ListParagraph"/>
-        <w:numPr>
-          <w:ilvl w:val="0"/>
-          <w:numId w:val="2"/>
-        </w:numPr>
-        <w:bidi/>
-        <w:spacing w:after="100" w:line="330"/>
-        <w:jc w:val="start"/>
-      </w:pPr>
-      <w:r>
-        <w:rPr>
-          <w:rFonts w:ascii="Assistant" w:cs="Assistant" w:eastAsia="Assistant" w:hAnsi="Assistant"/>
-          <w:b/>
-          <w:bCs/>
-          <w:color w:val="2B3945"/>
-          <w:sz w:val="23"/>
-          <w:szCs w:val="23"/>
-          <w:rtl/>
-        </w:rPr>
-        <w:t xml:space="preserve">הרחבת כלי דם במוח:</w:t>
-      </w:r>
-      <w:r>
-        <w:rPr>
-          <w:rFonts w:ascii="Assistant" w:cs="Assistant" w:eastAsia="Assistant" w:hAnsi="Assistant"/>
-          <w:b w:val="false"/>
-          <w:bCs w:val="false"/>
-          <w:color w:val="2B3945"/>
-          <w:sz w:val="23"/>
-          <w:szCs w:val="23"/>
-          <w:rtl/>
-        </w:rPr>
-        <w:t xml:space="preserve"> עליה ב - CO2 מרחיבה את כלי הדם המוחיים ומעלה את הלחץ התוך-גולגולתי (ICP), מה שמעלה את הסיכון לבצקת מוחית ומסוכן מאוד בבע"ח עם טראומת ראש</w:t>
-      </w:r>
-    </w:p>
-    <w:p>
-      <w:pPr>
-        <w:pStyle w:val="ListParagraph"/>
-        <w:numPr>
-          <w:ilvl w:val="0"/>
-          <w:numId w:val="2"/>
-        </w:numPr>
-        <w:bidi/>
-        <w:spacing w:after="100" w:line="330"/>
-        <w:jc w:val="start"/>
-      </w:pPr>
-      <w:r>
-        <w:rPr>
-          <w:rFonts w:ascii="Assistant" w:cs="Assistant" w:eastAsia="Assistant" w:hAnsi="Assistant"/>
-          <w:b/>
-          <w:bCs/>
-          <w:color w:val="2B3945"/>
-          <w:sz w:val="23"/>
-          <w:szCs w:val="23"/>
-          <w:rtl/>
-        </w:rPr>
-        <w:t xml:space="preserve">דיכוי מערכת העצבים:</w:t>
-      </w:r>
-      <w:r>
-        <w:rPr>
-          <w:rFonts w:ascii="Assistant" w:cs="Assistant" w:eastAsia="Assistant" w:hAnsi="Assistant"/>
-          <w:b w:val="false"/>
-          <w:bCs w:val="false"/>
-          <w:color w:val="2B3945"/>
-          <w:sz w:val="23"/>
-          <w:szCs w:val="23"/>
-          <w:rtl/>
-        </w:rPr>
-        <w:t xml:space="preserve"> רמות גבוהות מאוד של CO2 פועלות כמאלחש חזק, גורמות לערפול, מעמיקות את ההרדמה ומאטות מאוד את ההתאוששות</w:t>
-      </w:r>
-    </w:p>
-    <w:p>
-      <w:pPr>
-        <w:pStyle w:val="ListParagraph"/>
-        <w:numPr>
-          <w:ilvl w:val="0"/>
-          <w:numId w:val="2"/>
-        </w:numPr>
-        <w:bidi/>
-        <w:spacing w:after="100" w:line="330"/>
-        <w:jc w:val="start"/>
-      </w:pPr>
-      <w:r>
-        <w:rPr>
-          <w:rFonts w:ascii="Assistant" w:cs="Assistant" w:eastAsia="Assistant" w:hAnsi="Assistant"/>
-          <w:b/>
-          <w:bCs/>
-          <w:color w:val="2B3945"/>
-          <w:sz w:val="23"/>
-          <w:szCs w:val="23"/>
-          <w:rtl/>
-        </w:rPr>
-        <w:t xml:space="preserve">עוררות סימפתטית והפרעות קצב:</w:t>
-      </w:r>
-      <w:r>
-        <w:rPr>
-          <w:rFonts w:ascii="Assistant" w:cs="Assistant" w:eastAsia="Assistant" w:hAnsi="Assistant"/>
-          <w:b w:val="false"/>
-          <w:bCs w:val="false"/>
-          <w:color w:val="2B3945"/>
-          <w:sz w:val="23"/>
-          <w:szCs w:val="23"/>
-          <w:rtl/>
-        </w:rPr>
-        <w:t xml:space="preserve"> בשלבים הראשונים, הגוף מגיב בסטרס שמביא לעלייה בדופק (טכיקרדיה), עלייה בלחץ הדם וסיכון להפרעות קצב של חדרי הלב. בשלבים מתקדמים תהיה היחלשות של יכולת ההתכווצות של שריר הלב</w:t>
-      </w:r>
-    </w:p>
-    <w:p>
-      <w:pPr>
-        <w:pStyle w:val="ListParagraph"/>
-        <w:numPr>
-          <w:ilvl w:val="0"/>
-          <w:numId w:val="2"/>
-        </w:numPr>
-        <w:bidi/>
-        <w:spacing w:after="100" w:line="330"/>
-        <w:jc w:val="start"/>
-      </w:pPr>
-      <w:r>
-        <w:rPr>
-          <w:rFonts w:ascii="Assistant" w:cs="Assistant" w:eastAsia="Assistant" w:hAnsi="Assistant"/>
-          <w:b/>
-          <w:bCs/>
-          <w:color w:val="2B3945"/>
-          <w:sz w:val="23"/>
-          <w:szCs w:val="23"/>
-          <w:rtl/>
-        </w:rPr>
-        <w:t xml:space="preserve">תגובה נשימתית:</w:t>
-      </w:r>
-      <w:r>
-        <w:rPr>
-          <w:rFonts w:ascii="Assistant" w:cs="Assistant" w:eastAsia="Assistant" w:hAnsi="Assistant"/>
-          <w:b w:val="false"/>
-          <w:bCs w:val="false"/>
-          <w:color w:val="2B3945"/>
-          <w:sz w:val="23"/>
-          <w:szCs w:val="23"/>
-          <w:rtl/>
-        </w:rPr>
-        <w:t xml:space="preserve"> אם בעל החיים נושם ספונטנית, כלומר, הוא לא עמוק מדי מבחינה הרדמתית, הוא ינסה לפצות על כך באמצעות נשימות מהירות ועמוקות (טכיפנאה)</w:t>
-      </w:r>
-    </w:p>
-    <w:p>
-      <w:pPr>
-        <w:keepNext/>
-        <w:pBdr>
-          <w:bottom w:val="single" w:color="A7DADC" w:sz="6" w:space="6"/>
-        </w:pBdr>
-        <w:bidi/>
-        <w:spacing w:after="160" w:before="400" w:line="300"/>
-        <w:jc w:val="start"/>
-      </w:pPr>
-      <w:r>
-        <w:rPr>
-          <w:rFonts w:ascii="Heebo" w:cs="Heebo" w:eastAsia="Heebo" w:hAnsi="Heebo"/>
-          <w:b/>
-          <w:bCs/>
-          <w:color w:val="1B365D"/>
-          <w:sz w:val="30"/>
-          <w:szCs w:val="30"/>
-          <w:rtl/>
-        </w:rPr>
-        <w:t xml:space="preserve">לחץ דם (Blood Pressure)</w:t>
-      </w:r>
-    </w:p>
-    <w:p>
-      <w:pPr>
-        <w:bidi/>
-        <w:spacing w:after="140" w:before="0" w:line="336"/>
-        <w:jc w:val="start"/>
-      </w:pPr>
-      <w:r>
-        <w:rPr>
-          <w:rFonts w:ascii="Assistant" w:cs="Assistant" w:eastAsia="Assistant" w:hAnsi="Assistant"/>
-          <w:b w:val="false"/>
-          <w:bCs w:val="false"/>
-          <w:color w:val="2B3945"/>
-          <w:sz w:val="23"/>
-          <w:szCs w:val="23"/>
-          <w:rtl/>
-        </w:rPr>
-        <w:t xml:space="preserve">מדידה של הכוח שמפעיל הדם על דפנות העורקים, באמצעות שרוול (Cuff) המותאם לגודל האיבר של המטופל. נמדד באמצעות Cuff לחץ הדם.</w:t>
-      </w:r>
-    </w:p>
-    <w:p>
-      <w:pPr>
-        <w:bidi/>
-        <w:spacing w:after="140" w:before="0" w:line="336"/>
-        <w:jc w:val="start"/>
-      </w:pPr>
-      <w:r>
-        <w:rPr>
-          <w:rFonts w:ascii="Assistant" w:cs="Assistant" w:eastAsia="Assistant" w:hAnsi="Assistant"/>
-          <w:b/>
-          <w:bCs/>
-          <w:color w:val="2B3945"/>
-          <w:sz w:val="23"/>
-          <w:szCs w:val="23"/>
-          <w:rtl/>
-        </w:rPr>
-        <w:t xml:space="preserve">Cuff</w:t>
-      </w:r>
-      <w:r>
-        <w:rPr>
-          <w:rFonts w:ascii="Assistant" w:cs="Assistant" w:eastAsia="Assistant" w:hAnsi="Assistant"/>
-          <w:b w:val="false"/>
-          <w:bCs w:val="false"/>
-          <w:color w:val="2B3945"/>
-          <w:sz w:val="23"/>
-          <w:szCs w:val="23"/>
-          <w:rtl/>
-        </w:rPr>
-        <w:t xml:space="preserve"> - מעין שרוול קטן שמתלבש על רגל החיה או על הזנב ומודד באמצעותו את לחץ הדם של החיה</w:t>
-      </w:r>
-    </w:p>
-    <w:p>
-      <w:pPr>
-        <w:bidi/>
-        <w:spacing w:after="140" w:before="0" w:line="336"/>
-        <w:jc w:val="start"/>
-      </w:pPr>
-      <w:r>
-        <w:rPr>
-          <w:rFonts w:ascii="Assistant" w:cs="Assistant" w:eastAsia="Assistant" w:hAnsi="Assistant"/>
-          <w:b w:val="false"/>
-          <w:bCs w:val="false"/>
-          <w:color w:val="2B3945"/>
-          <w:sz w:val="23"/>
-          <w:szCs w:val="23"/>
-          <w:rtl/>
-        </w:rPr>
-        <w:t xml:space="preserve">מדידה של לחץ הדם מחולקת ל - 3 ערכים מרכזיים שנותנים לנו תמונה מלאה על תפקוד הלב וכלי הדם של המטופל:</w:t>
-      </w:r>
-    </w:p>
-    <w:p>
-      <w:pPr>
-        <w:keepNext/>
-        <w:bidi/>
-        <w:spacing w:after="100" w:before="300" w:line="300"/>
-        <w:jc w:val="start"/>
-      </w:pPr>
-      <w:r>
-        <w:rPr>
-          <w:rFonts w:ascii="Heebo" w:cs="Heebo" w:eastAsia="Heebo" w:hAnsi="Heebo"/>
-          <w:b/>
-          <w:bCs/>
-          <w:color w:val="166A6A"/>
-          <w:sz w:val="25"/>
-          <w:szCs w:val="25"/>
-          <w:rtl/>
-        </w:rPr>
-        <w:t xml:space="preserve">לחץ דם סיסטולי (Systolic Blood Pressure)</w:t>
-      </w:r>
-    </w:p>
-    <w:p>
-      <w:pPr>
-        <w:bidi/>
-        <w:spacing w:after="140" w:before="0" w:line="336"/>
-        <w:jc w:val="start"/>
-      </w:pPr>
-      <w:r>
-        <w:rPr>
-          <w:rFonts w:ascii="Assistant" w:cs="Assistant" w:eastAsia="Assistant" w:hAnsi="Assistant"/>
-          <w:b w:val="false"/>
-          <w:bCs w:val="false"/>
-          <w:color w:val="2B3945"/>
-          <w:sz w:val="23"/>
-          <w:szCs w:val="23"/>
-          <w:rtl/>
-        </w:rPr>
-        <w:t xml:space="preserve">הלחץ הגבוה ביותר שנמדד בתוך העורקים.</w:t>
-      </w:r>
-    </w:p>
-    <w:p>
-      <w:pPr>
-        <w:bidi/>
-        <w:spacing w:after="140" w:before="0" w:line="336"/>
-        <w:jc w:val="start"/>
-      </w:pPr>
-      <w:r>
-        <w:rPr>
-          <w:rFonts w:ascii="Assistant" w:cs="Assistant" w:eastAsia="Assistant" w:hAnsi="Assistant"/>
-          <w:b w:val="false"/>
-          <w:bCs w:val="false"/>
-          <w:color w:val="2B3945"/>
-          <w:sz w:val="23"/>
-          <w:szCs w:val="23"/>
-          <w:rtl/>
-        </w:rPr>
-        <w:t xml:space="preserve">מתרחש ברגע שהלב (החדר השמאלי) מתכווץ ודוחף את הדם החוצה אל אבי העורקים (Aorta).</w:t>
-      </w:r>
-    </w:p>
-    <w:p>
-      <w:pPr>
-        <w:bidi/>
-        <w:spacing w:after="140" w:before="0" w:line="336"/>
-        <w:jc w:val="start"/>
-      </w:pPr>
-      <w:r>
-        <w:rPr>
-          <w:rFonts w:ascii="Assistant" w:cs="Assistant" w:eastAsia="Assistant" w:hAnsi="Assistant"/>
-          <w:b w:val="false"/>
-          <w:bCs w:val="false"/>
-          <w:color w:val="2B3945"/>
-          <w:sz w:val="23"/>
-          <w:szCs w:val="23"/>
-          <w:rtl/>
-        </w:rPr>
-        <w:t xml:space="preserve">הלחץ הסיסטולי משקף את עוצמת ההתכווצות של הלב. ערך סיסטולי נמוך מדי עלול להעיד על חולשה של שריר הלב, ירידה בנפח הדם (היפוולמיה) או הלם (Shock).</w:t>
-      </w:r>
-    </w:p>
-    <w:p>
-      <w:pPr>
-        <w:keepNext/>
-        <w:bidi/>
-        <w:spacing w:after="100" w:before="300" w:line="300"/>
-        <w:jc w:val="start"/>
-      </w:pPr>
-      <w:r>
-        <w:rPr>
-          <w:rFonts w:ascii="Heebo" w:cs="Heebo" w:eastAsia="Heebo" w:hAnsi="Heebo"/>
-          <w:b/>
-          <w:bCs/>
-          <w:color w:val="166A6A"/>
-          <w:sz w:val="25"/>
-          <w:szCs w:val="25"/>
-          <w:rtl/>
-        </w:rPr>
-        <w:t xml:space="preserve">לחץ דם דיאסטולי (Diastolic Blood Pressure)</w:t>
-      </w:r>
-    </w:p>
-    <w:p>
-      <w:pPr>
-        <w:bidi/>
-        <w:spacing w:after="140" w:before="0" w:line="336"/>
-        <w:jc w:val="start"/>
-      </w:pPr>
-      <w:r>
-        <w:rPr>
-          <w:rFonts w:ascii="Assistant" w:cs="Assistant" w:eastAsia="Assistant" w:hAnsi="Assistant"/>
-          <w:b w:val="false"/>
-          <w:bCs w:val="false"/>
-          <w:color w:val="2B3945"/>
-          <w:sz w:val="23"/>
-          <w:szCs w:val="23"/>
-          <w:rtl/>
-        </w:rPr>
-        <w:t xml:space="preserve">זהו הלחץ הנמוך ביותר שנמדד בתוך העורקים. מתרחש ברגע שהלב נרפה (בין פעימה לפעימה) ומתמלא מחדש בדם.</w:t>
-      </w:r>
-    </w:p>
-    <w:p>
-      <w:pPr>
-        <w:bidi/>
-        <w:spacing w:after="140" w:before="0" w:line="336"/>
-        <w:jc w:val="start"/>
-      </w:pPr>
-      <w:r>
-        <w:rPr>
-          <w:rFonts w:ascii="Assistant" w:cs="Assistant" w:eastAsia="Assistant" w:hAnsi="Assistant"/>
-          <w:b w:val="false"/>
-          <w:bCs w:val="false"/>
-          <w:color w:val="2B3945"/>
-          <w:sz w:val="23"/>
-          <w:szCs w:val="23"/>
-          <w:rtl/>
-        </w:rPr>
-        <w:t xml:space="preserve">הלחץ הדיאסטולי חשוב מאוד לתזונה של הלב עצמו – רוב אספקת הדם לשריר הלב (דרך העורקים הכליליים) מתרחשת דווקא בזמן הדיאסטולה.</w:t>
-      </w:r>
-    </w:p>
-    <w:p>
-      <w:pPr>
-        <w:keepNext/>
-        <w:bidi/>
-        <w:spacing w:after="100" w:before="300" w:line="300"/>
-        <w:jc w:val="start"/>
-      </w:pPr>
-      <w:r>
-        <w:rPr>
-          <w:rFonts w:ascii="Heebo" w:cs="Heebo" w:eastAsia="Heebo" w:hAnsi="Heebo"/>
-          <w:b/>
-          <w:bCs/>
-          <w:color w:val="166A6A"/>
-          <w:sz w:val="25"/>
-          <w:szCs w:val="25"/>
-          <w:rtl/>
-        </w:rPr>
-        <w:t xml:space="preserve">לחץ דם עורקי ממוצע (Mean arterial pressure - MAP)</w:t>
-      </w:r>
-    </w:p>
-    <w:p>
-      <w:pPr>
-        <w:bidi/>
-        <w:spacing w:after="140" w:before="0" w:line="336"/>
-        <w:jc w:val="start"/>
-      </w:pPr>
-      <w:r>
-        <w:rPr>
-          <w:rFonts w:ascii="Assistant" w:cs="Assistant" w:eastAsia="Assistant" w:hAnsi="Assistant"/>
-          <w:b w:val="false"/>
-          <w:bCs w:val="false"/>
-          <w:color w:val="2B3945"/>
-          <w:sz w:val="23"/>
-          <w:szCs w:val="23"/>
-          <w:rtl/>
-        </w:rPr>
-        <w:t xml:space="preserve">זהו המדד החשוב ביותר מבחינה פיזיולוגית לניטור מטופלים בהרדמה או בטיפול נמרץ.</w:t>
-      </w:r>
-    </w:p>
-    <w:p>
-      <w:pPr>
-        <w:bidi/>
-        <w:spacing w:after="140" w:before="0" w:line="336"/>
-        <w:jc w:val="start"/>
-      </w:pPr>
-      <w:r>
-        <w:rPr>
-          <w:rFonts w:ascii="Assistant" w:cs="Assistant" w:eastAsia="Assistant" w:hAnsi="Assistant"/>
-          <w:b w:val="false"/>
-          <w:bCs w:val="false"/>
-          <w:color w:val="2B3945"/>
-          <w:sz w:val="23"/>
-          <w:szCs w:val="23"/>
-          <w:rtl/>
-        </w:rPr>
-        <w:t xml:space="preserve">בניגוד למה שנהוג לחשוב, זהו לא ממוצע פשוט של סיסטולי ודיאסטולי. זהו הלחץ ה"ממוצע" לאורך כל מחזור הלב (הפעימה וההרפיה). הוא מחשיב את העובדה שהלב מבלה יותר זמן במנוחה (דיאסטולה) מאשר בכיווץ (סיסטולה).</w:t>
-      </w:r>
-    </w:p>
-    <w:p>
-      <w:pPr>
-        <w:bidi/>
-        <w:spacing w:after="140" w:before="0" w:line="336"/>
-        <w:jc w:val="start"/>
-      </w:pPr>
-      <w:r>
-        <w:rPr>
-          <w:rFonts w:ascii="Assistant" w:cs="Assistant" w:eastAsia="Assistant" w:hAnsi="Assistant"/>
-          <w:b w:val="false"/>
-          <w:bCs w:val="false"/>
-          <w:color w:val="2B3945"/>
-          <w:sz w:val="23"/>
-          <w:szCs w:val="23"/>
-          <w:rtl/>
-        </w:rPr>
-        <w:t xml:space="preserve">ה - MAP הוא הלחץ שבאמת "דוחף" את הדם לאיברים החיוניים (מוח, כליות, לב). אם ה - MAP יורד מתחת לערך המינימלי (הערך משתנה בהתאם לגיל והמצב רפואי) אצל בעל החיים, יש סכנה ממשית שהאיברים לא יקבלו מספיק דם, מה שיוביל לנזק בלתי הפיך (איסכמיה).</w:t>
-      </w:r>
-    </w:p>
-    <w:p>
-      <w:pPr>
-        <w:keepNext/>
-        <w:bidi/>
-        <w:spacing w:after="100" w:before="300" w:line="300"/>
-        <w:jc w:val="start"/>
-      </w:pPr>
-      <w:r>
-        <w:rPr>
-          <w:rFonts w:ascii="Heebo" w:cs="Heebo" w:eastAsia="Heebo" w:hAnsi="Heebo"/>
-          <w:b/>
-          <w:bCs/>
-          <w:color w:val="166A6A"/>
-          <w:sz w:val="25"/>
-          <w:szCs w:val="25"/>
-          <w:rtl/>
-        </w:rPr>
-        <w:t xml:space="preserve">גורמים שכיחים ללחץ דם נמוך ביחס לנורמה (Hypotension):</w:t>
-      </w:r>
-    </w:p>
-    <w:p>
-      <w:pPr>
-        <w:bidi/>
-        <w:spacing w:after="140" w:before="0" w:line="336"/>
-        <w:jc w:val="start"/>
-      </w:pPr>
-      <w:r>
-        <w:rPr>
-          <w:rFonts w:ascii="Assistant" w:cs="Assistant" w:eastAsia="Assistant" w:hAnsi="Assistant"/>
-          <w:b w:val="false"/>
-          <w:bCs w:val="false"/>
-          <w:color w:val="2B3945"/>
-          <w:sz w:val="23"/>
-          <w:szCs w:val="23"/>
-          <w:rtl/>
-        </w:rPr>
-        <w:t xml:space="preserve">בזמן הרדמה (וגם באופן כללי), לחץ הדם תלוי בשילוב שבין תפוקת הלב (כמה דם הלב מצליח להוציא בדקה) לבין התנגדות כלי הדם (עד כמה העורקים מצרים או רחבים). כשאחד מהגורמים האלה נפגע, לחץ הדם צונח.</w:t>
-      </w:r>
-    </w:p>
-    <w:p>
-      <w:pPr>
-        <w:pStyle w:val="ListParagraph"/>
-        <w:numPr>
-          <w:ilvl w:val="0"/>
-          <w:numId w:val="29"/>
-        </w:numPr>
-        <w:bidi/>
-        <w:spacing w:after="100" w:line="330"/>
-        <w:jc w:val="start"/>
-      </w:pPr>
-      <w:r>
-        <w:rPr>
-          <w:rFonts w:ascii="Assistant" w:cs="Assistant" w:eastAsia="Assistant" w:hAnsi="Assistant"/>
-          <w:b/>
-          <w:bCs/>
-          <w:color w:val="2B3945"/>
-          <w:sz w:val="23"/>
-          <w:szCs w:val="23"/>
-          <w:rtl/>
-        </w:rPr>
-        <w:t xml:space="preserve">עומק יתר של הרדמה:</w:t>
-      </w:r>
-      <w:r>
-        <w:rPr>
-          <w:rFonts w:ascii="Assistant" w:cs="Assistant" w:eastAsia="Assistant" w:hAnsi="Assistant"/>
-          <w:b w:val="false"/>
-          <w:bCs w:val="false"/>
-          <w:color w:val="2B3945"/>
-          <w:sz w:val="23"/>
-          <w:szCs w:val="23"/>
-          <w:rtl/>
-        </w:rPr>
-        <w:t xml:space="preserve"> תרופות הרדמה (כמו איזופלורן או חומרי אינדוקציה) מרפות את שרירי הלב ומרחיבות את כלי הדם בגוף מעבר למה שצריך</w:t>
-      </w:r>
-    </w:p>
-    <w:p>
-      <w:pPr>
-        <w:pStyle w:val="ListParagraph"/>
-        <w:numPr>
-          <w:ilvl w:val="0"/>
-          <w:numId w:val="29"/>
-        </w:numPr>
-        <w:bidi/>
-        <w:spacing w:after="100" w:line="330"/>
-        <w:jc w:val="start"/>
-      </w:pPr>
-      <w:r>
-        <w:rPr>
-          <w:rFonts w:ascii="Assistant" w:cs="Assistant" w:eastAsia="Assistant" w:hAnsi="Assistant"/>
-          <w:b/>
-          <w:bCs/>
-          <w:color w:val="2B3945"/>
-          <w:sz w:val="23"/>
-          <w:szCs w:val="23"/>
-          <w:rtl/>
-        </w:rPr>
-        <w:t xml:space="preserve">איבוד נוזלים או דם (היפוולמיה):</w:t>
-      </w:r>
-      <w:r>
-        <w:rPr>
-          <w:rFonts w:ascii="Assistant" w:cs="Assistant" w:eastAsia="Assistant" w:hAnsi="Assistant"/>
-          <w:b w:val="false"/>
-          <w:bCs w:val="false"/>
-          <w:color w:val="2B3945"/>
-          <w:sz w:val="23"/>
-          <w:szCs w:val="23"/>
-          <w:rtl/>
-        </w:rPr>
-        <w:t xml:space="preserve"> דימום במהלך ניתוח, התייבשות שהחיה הגיעה איתה מהבית, או איבוד נוזלים מסיבה אחרת – המשמעות היא שאין מספיק "נפח" נוזלים בתוך המערכת כדי לייצר לחץ דם תקין</w:t>
-      </w:r>
-    </w:p>
-    <w:p>
-      <w:pPr>
-        <w:pStyle w:val="ListParagraph"/>
-        <w:numPr>
-          <w:ilvl w:val="0"/>
-          <w:numId w:val="29"/>
-        </w:numPr>
-        <w:bidi/>
-        <w:spacing w:after="100" w:line="330"/>
-        <w:jc w:val="start"/>
-      </w:pPr>
-      <w:r>
-        <w:rPr>
-          <w:rFonts w:ascii="Assistant" w:cs="Assistant" w:eastAsia="Assistant" w:hAnsi="Assistant"/>
-          <w:b/>
-          <w:bCs/>
-          <w:color w:val="2B3945"/>
-          <w:sz w:val="23"/>
-          <w:szCs w:val="23"/>
-          <w:rtl/>
-        </w:rPr>
-        <w:t xml:space="preserve">דופק איטי מדי (ברדיקרדיה קיצונית):</w:t>
-      </w:r>
-      <w:r>
-        <w:rPr>
-          <w:rFonts w:ascii="Assistant" w:cs="Assistant" w:eastAsia="Assistant" w:hAnsi="Assistant"/>
-          <w:b w:val="false"/>
-          <w:bCs w:val="false"/>
-          <w:color w:val="2B3945"/>
-          <w:sz w:val="23"/>
-          <w:szCs w:val="23"/>
-          <w:rtl/>
-        </w:rPr>
-        <w:t xml:space="preserve"> כשהלב פועם לאט מדי, אין מספיק מחזורים שדוחפים את הדם קדימה</w:t>
-      </w:r>
-    </w:p>
-    <w:p>
-      <w:pPr>
-        <w:pStyle w:val="ListParagraph"/>
-        <w:numPr>
-          <w:ilvl w:val="0"/>
-          <w:numId w:val="29"/>
-        </w:numPr>
-        <w:bidi/>
-        <w:spacing w:after="100" w:line="330"/>
-        <w:jc w:val="start"/>
-      </w:pPr>
-      <w:r>
-        <w:rPr>
-          <w:rFonts w:ascii="Assistant" w:cs="Assistant" w:eastAsia="Assistant" w:hAnsi="Assistant"/>
-          <w:b/>
-          <w:bCs/>
-          <w:color w:val="2B3945"/>
-          <w:sz w:val="23"/>
-          <w:szCs w:val="23"/>
-          <w:rtl/>
-        </w:rPr>
-        <w:t xml:space="preserve">פגיעה ביכולת ההתכווצות של הלב (כשל לבבי):</w:t>
-      </w:r>
-      <w:r>
-        <w:rPr>
-          <w:rFonts w:ascii="Assistant" w:cs="Assistant" w:eastAsia="Assistant" w:hAnsi="Assistant"/>
-          <w:b w:val="false"/>
-          <w:bCs w:val="false"/>
-          <w:color w:val="2B3945"/>
-          <w:sz w:val="23"/>
-          <w:szCs w:val="23"/>
-          <w:rtl/>
-        </w:rPr>
-        <w:t xml:space="preserve"> מצבים שבהם שריר הלב עצמו חלש יותר ולא מצליח לדחוף את הדם בעוצמה הרצויה (למשל עקב מחלת לב קיימת או דיכוי של שריר הלב מתרופות)</w:t>
-      </w:r>
-    </w:p>
-    <w:p>
-      <w:pPr>
-        <w:pStyle w:val="ListParagraph"/>
-        <w:numPr>
-          <w:ilvl w:val="0"/>
-          <w:numId w:val="29"/>
-        </w:numPr>
-        <w:bidi/>
-        <w:spacing w:after="100" w:line="330"/>
-        <w:jc w:val="start"/>
-      </w:pPr>
-      <w:r>
-        <w:rPr>
-          <w:rFonts w:ascii="Assistant" w:cs="Assistant" w:eastAsia="Assistant" w:hAnsi="Assistant"/>
-          <w:b/>
-          <w:bCs/>
-          <w:color w:val="2B3945"/>
-          <w:sz w:val="23"/>
-          <w:szCs w:val="23"/>
-          <w:rtl/>
-        </w:rPr>
-        <w:t xml:space="preserve">תגובות תרופתיות או אלרגיות:</w:t>
-      </w:r>
-      <w:r>
-        <w:rPr>
-          <w:rFonts w:ascii="Assistant" w:cs="Assistant" w:eastAsia="Assistant" w:hAnsi="Assistant"/>
-          <w:b w:val="false"/>
-          <w:bCs w:val="false"/>
-          <w:color w:val="2B3945"/>
-          <w:sz w:val="23"/>
-          <w:szCs w:val="23"/>
-          <w:rtl/>
-        </w:rPr>
-        <w:t xml:space="preserve"> תרופות מסוימות (כמו פנטניל או חומר ניגודי) שניתנות במהלך פרוצדורה עלולות לגרום להתרחבות פתאומית וחדה של כלי הדם (כמו בתגובה אלרגית)</w:t>
-      </w:r>
-    </w:p>
-    <w:p>
-      <w:pPr>
-        <w:keepNext/>
-        <w:bidi/>
-        <w:spacing w:after="100" w:before="300" w:line="300"/>
-        <w:jc w:val="start"/>
-      </w:pPr>
-      <w:r>
-        <w:rPr>
-          <w:rFonts w:ascii="Heebo" w:cs="Heebo" w:eastAsia="Heebo" w:hAnsi="Heebo"/>
-          <w:b/>
-          <w:bCs/>
-          <w:color w:val="166A6A"/>
-          <w:sz w:val="25"/>
-          <w:szCs w:val="25"/>
-          <w:rtl/>
-        </w:rPr>
-        <w:t xml:space="preserve">השפעות פיזיולוגיות וקליניות של לחץ דם נמוך:</w:t>
-      </w:r>
-    </w:p>
-    <w:p>
-      <w:pPr>
-        <w:pStyle w:val="ListParagraph"/>
-        <w:numPr>
-          <w:ilvl w:val="0"/>
-          <w:numId w:val="2"/>
-        </w:numPr>
-        <w:bidi/>
-        <w:spacing w:after="100" w:line="330"/>
-        <w:jc w:val="start"/>
-      </w:pPr>
-      <w:r>
-        <w:rPr>
-          <w:rFonts w:ascii="Assistant" w:cs="Assistant" w:eastAsia="Assistant" w:hAnsi="Assistant"/>
-          <w:b/>
-          <w:bCs/>
-          <w:color w:val="2B3945"/>
-          <w:sz w:val="23"/>
-          <w:szCs w:val="23"/>
-          <w:rtl/>
-        </w:rPr>
-        <w:t xml:space="preserve">ירידה באספקת הדם לאיברים החיוניים:</w:t>
-      </w:r>
-      <w:r>
-        <w:rPr>
-          <w:rFonts w:ascii="Assistant" w:cs="Assistant" w:eastAsia="Assistant" w:hAnsi="Assistant"/>
-          <w:b w:val="false"/>
-          <w:bCs w:val="false"/>
-          <w:color w:val="2B3945"/>
-          <w:sz w:val="23"/>
-          <w:szCs w:val="23"/>
-          <w:rtl/>
-        </w:rPr>
-        <w:t xml:space="preserve"> כאשר לחץ הדם צונח, הלב אינו מצליח לדחוף את הדם בעוצמה מספקת, וכתוצאה מכך זרימת הדם והחמצן למוח, לכליות ולאיברים המרכזיים האחרים נפגעת משמעותית</w:t>
-      </w:r>
-    </w:p>
-    <w:p>
-      <w:pPr>
-        <w:pStyle w:val="ListParagraph"/>
-        <w:numPr>
-          <w:ilvl w:val="0"/>
-          <w:numId w:val="2"/>
-        </w:numPr>
-        <w:bidi/>
-        <w:spacing w:after="100" w:line="330"/>
-        <w:jc w:val="start"/>
-      </w:pPr>
-      <w:r>
-        <w:rPr>
-          <w:rFonts w:ascii="Assistant" w:cs="Assistant" w:eastAsia="Assistant" w:hAnsi="Assistant"/>
-          <w:b/>
-          <w:bCs/>
-          <w:color w:val="2B3945"/>
-          <w:sz w:val="23"/>
-          <w:szCs w:val="23"/>
-          <w:rtl/>
-        </w:rPr>
-        <w:t xml:space="preserve">התאוששות איטית וממושכת:</w:t>
-      </w:r>
-      <w:r>
-        <w:rPr>
-          <w:rFonts w:ascii="Assistant" w:cs="Assistant" w:eastAsia="Assistant" w:hAnsi="Assistant"/>
-          <w:b w:val="false"/>
-          <w:bCs w:val="false"/>
-          <w:color w:val="2B3945"/>
-          <w:sz w:val="23"/>
-          <w:szCs w:val="23"/>
-          <w:rtl/>
-        </w:rPr>
-        <w:t xml:space="preserve"> איברים שאינם מקבלים מספיק חמצן ודם מתפקדים ביעילות נמוכה, מה שעלול להאריך באופן משמעותי את משך ההתאוששות של החיה ולהשאיר אותה מטוששטת זמן רב לאחר סיום הפרוצדורה</w:t>
-      </w:r>
-    </w:p>
-    <w:p>
-      <w:pPr>
-        <w:pStyle w:val="ListParagraph"/>
-        <w:numPr>
-          <w:ilvl w:val="0"/>
-          <w:numId w:val="2"/>
-        </w:numPr>
-        <w:bidi/>
-        <w:spacing w:after="100" w:line="330"/>
-        <w:jc w:val="start"/>
-      </w:pPr>
-      <w:r>
-        <w:rPr>
-          <w:rFonts w:ascii="Assistant" w:cs="Assistant" w:eastAsia="Assistant" w:hAnsi="Assistant"/>
-          <w:b/>
-          <w:bCs/>
-          <w:color w:val="2B3945"/>
-          <w:sz w:val="23"/>
-          <w:szCs w:val="23"/>
-          <w:rtl/>
-        </w:rPr>
-        <w:t xml:space="preserve">סכנה לפגיעה מצטברת ברקמות:</w:t>
-      </w:r>
-      <w:r>
-        <w:rPr>
-          <w:rFonts w:ascii="Assistant" w:cs="Assistant" w:eastAsia="Assistant" w:hAnsi="Assistant"/>
-          <w:b w:val="false"/>
-          <w:bCs w:val="false"/>
-          <w:color w:val="2B3945"/>
-          <w:sz w:val="23"/>
-          <w:szCs w:val="23"/>
-          <w:rtl/>
-        </w:rPr>
-        <w:t xml:space="preserve"> מצב ממושך שבו לחץ הדם נמוך מדי משאיר את התאים במחסור מתמיד של חמצן וחומרי הזנה חיוניים, דבר שעלול לגרום בהדרגה נזק של ממש לתפקוד האיברים</w:t>
-      </w:r>
-    </w:p>
-    <w:p>
-      <w:pPr>
-        <w:pStyle w:val="ListParagraph"/>
-        <w:numPr>
-          <w:ilvl w:val="0"/>
-          <w:numId w:val="2"/>
-        </w:numPr>
-        <w:bidi/>
-        <w:spacing w:after="100" w:line="330"/>
-        <w:jc w:val="start"/>
-      </w:pPr>
-      <w:r>
-        <w:rPr>
-          <w:rFonts w:ascii="Assistant" w:cs="Assistant" w:eastAsia="Assistant" w:hAnsi="Assistant"/>
-          <w:b/>
-          <w:bCs/>
-          <w:color w:val="2B3945"/>
-          <w:sz w:val="23"/>
-          <w:szCs w:val="23"/>
-          <w:rtl/>
-        </w:rPr>
-        <w:t xml:space="preserve">שינוי במדדים נוספים:</w:t>
-      </w:r>
-      <w:r>
-        <w:rPr>
-          <w:rFonts w:ascii="Assistant" w:cs="Assistant" w:eastAsia="Assistant" w:hAnsi="Assistant"/>
-          <w:b w:val="false"/>
-          <w:bCs w:val="false"/>
-          <w:color w:val="2B3945"/>
-          <w:sz w:val="23"/>
-          <w:szCs w:val="23"/>
-          <w:rtl/>
-        </w:rPr>
-        <w:t xml:space="preserve"> לעיתים נראה ריריות חיוורות מאוד, דופק חלש, ולעיתים קרובות גם דופק מהיר שמנסה לפצות על הירידה בלחץ</w:t>
-      </w:r>
-    </w:p>
-    <w:p>
-      <w:pPr>
-        <w:keepNext/>
-        <w:bidi/>
-        <w:spacing w:after="100" w:before="300" w:line="300"/>
-        <w:jc w:val="start"/>
-      </w:pPr>
-      <w:r>
-        <w:rPr>
-          <w:rFonts w:ascii="Heebo" w:cs="Heebo" w:eastAsia="Heebo" w:hAnsi="Heebo"/>
-          <w:b/>
-          <w:bCs/>
-          <w:color w:val="166A6A"/>
-          <w:sz w:val="25"/>
-          <w:szCs w:val="25"/>
-          <w:rtl/>
-        </w:rPr>
-        <w:t xml:space="preserve">גורמים שכיחים ללחץ דם גבוה ביחס לנורמה (Hypertension):</w:t>
-      </w:r>
-    </w:p>
-    <w:p>
-      <w:pPr>
-        <w:bidi/>
-        <w:spacing w:after="140" w:before="0" w:line="336"/>
-        <w:jc w:val="start"/>
-      </w:pPr>
-      <w:r>
-        <w:rPr>
-          <w:rFonts w:ascii="Assistant" w:cs="Assistant" w:eastAsia="Assistant" w:hAnsi="Assistant"/>
-          <w:b w:val="false"/>
-          <w:bCs w:val="false"/>
-          <w:color w:val="2B3945"/>
-          <w:sz w:val="23"/>
-          <w:szCs w:val="23"/>
-          <w:rtl/>
-        </w:rPr>
-        <w:t xml:space="preserve">בזמן הרדמה, לחץ דם גבוה הוא פחות נפוץ מלחץ דם נמוך, אבל הוא בהחלט קורה. הוא בדרך כלל מעיד על כך שהגוף נמצא במצב של "סטרס" פתאומי, או שצינורות הדם צרים מדי.</w:t>
-      </w:r>
-    </w:p>
-    <w:p>
-      <w:pPr>
-        <w:pStyle w:val="ListParagraph"/>
-        <w:numPr>
-          <w:ilvl w:val="0"/>
-          <w:numId w:val="30"/>
-        </w:numPr>
-        <w:bidi/>
-        <w:spacing w:after="100" w:line="330"/>
-        <w:jc w:val="start"/>
-      </w:pPr>
-      <w:r>
-        <w:rPr>
-          <w:rFonts w:ascii="Assistant" w:cs="Assistant" w:eastAsia="Assistant" w:hAnsi="Assistant"/>
-          <w:b/>
-          <w:bCs/>
-          <w:color w:val="2B3945"/>
-          <w:sz w:val="23"/>
-          <w:szCs w:val="23"/>
-          <w:rtl/>
-        </w:rPr>
-        <w:t xml:space="preserve">עומק הרדמה קל מדי:</w:t>
-      </w:r>
-      <w:r>
-        <w:rPr>
-          <w:rFonts w:ascii="Assistant" w:cs="Assistant" w:eastAsia="Assistant" w:hAnsi="Assistant"/>
-          <w:b w:val="false"/>
-          <w:bCs w:val="false"/>
-          <w:color w:val="2B3945"/>
-          <w:sz w:val="23"/>
-          <w:szCs w:val="23"/>
-          <w:rtl/>
-        </w:rPr>
-        <w:t xml:space="preserve"> הסיבה השכיחה ביותר. אם חומרי ההרדמה (תרופות או איזופלורן) חלשים מדי, הגוף מגיב ללגירוי או לכאב בתגובת "הילחם או ברח", מה שמכווץ את כלי הדם ומקפיץ את לחץ הדם והדופק</w:t>
-      </w:r>
-    </w:p>
-    <w:p>
-      <w:pPr>
-        <w:pStyle w:val="ListParagraph"/>
-        <w:numPr>
-          <w:ilvl w:val="0"/>
-          <w:numId w:val="30"/>
-        </w:numPr>
-        <w:bidi/>
-        <w:spacing w:after="100" w:line="330"/>
-        <w:jc w:val="start"/>
-      </w:pPr>
-      <w:r>
-        <w:rPr>
-          <w:rFonts w:ascii="Assistant" w:cs="Assistant" w:eastAsia="Assistant" w:hAnsi="Assistant"/>
-          <w:b/>
-          <w:bCs/>
-          <w:color w:val="2B3945"/>
-          <w:sz w:val="23"/>
-          <w:szCs w:val="23"/>
-          <w:rtl/>
-        </w:rPr>
-        <w:t xml:space="preserve">כאב שלא טופל כראוי:</w:t>
-      </w:r>
-      <w:r>
-        <w:rPr>
-          <w:rFonts w:ascii="Assistant" w:cs="Assistant" w:eastAsia="Assistant" w:hAnsi="Assistant"/>
-          <w:b w:val="false"/>
-          <w:bCs w:val="false"/>
-          <w:color w:val="2B3945"/>
-          <w:sz w:val="23"/>
-          <w:szCs w:val="23"/>
-          <w:rtl/>
-        </w:rPr>
-        <w:t xml:space="preserve"> בדומה לעומק הרדמה קל, כל תחושת כאב חזקה בזמן פרוצדורה שאין לה כיסוי משכך כאבים מספק, תגרום לעלייה חדה בלחץ הדם</w:t>
-      </w:r>
-    </w:p>
-    <w:p>
-      <w:pPr>
-        <w:pStyle w:val="ListParagraph"/>
-        <w:numPr>
-          <w:ilvl w:val="0"/>
-          <w:numId w:val="30"/>
-        </w:numPr>
-        <w:bidi/>
-        <w:spacing w:after="100" w:line="330"/>
-        <w:jc w:val="start"/>
-      </w:pPr>
-      <w:r>
-        <w:rPr>
-          <w:rFonts w:ascii="Assistant" w:cs="Assistant" w:eastAsia="Assistant" w:hAnsi="Assistant"/>
-          <w:b/>
-          <w:bCs/>
-          <w:color w:val="2B3945"/>
-          <w:sz w:val="23"/>
-          <w:szCs w:val="23"/>
-          <w:rtl/>
-        </w:rPr>
-        <w:t xml:space="preserve">עודף נוזלים במערכת:</w:t>
-      </w:r>
-      <w:r>
-        <w:rPr>
-          <w:rFonts w:ascii="Assistant" w:cs="Assistant" w:eastAsia="Assistant" w:hAnsi="Assistant"/>
-          <w:b w:val="false"/>
-          <w:bCs w:val="false"/>
-          <w:color w:val="2B3945"/>
-          <w:sz w:val="23"/>
-          <w:szCs w:val="23"/>
-          <w:rtl/>
-        </w:rPr>
-        <w:t xml:space="preserve"> אם מתן הנוזלים מהיר מדי או בכמות גדולה מדי ביחס למה שהגוף יודע לפנות, נפח הדם גדל בצורה קיצונית ויוצר לחץ גבוה בתוך המערכת</w:t>
-      </w:r>
-    </w:p>
-    <w:p>
-      <w:pPr>
-        <w:pStyle w:val="ListParagraph"/>
-        <w:numPr>
-          <w:ilvl w:val="0"/>
-          <w:numId w:val="30"/>
-        </w:numPr>
-        <w:bidi/>
-        <w:spacing w:after="100" w:line="330"/>
-        <w:jc w:val="start"/>
-      </w:pPr>
-      <w:r>
-        <w:rPr>
-          <w:rFonts w:ascii="Assistant" w:cs="Assistant" w:eastAsia="Assistant" w:hAnsi="Assistant"/>
-          <w:b/>
-          <w:bCs/>
-          <w:color w:val="2B3945"/>
-          <w:sz w:val="23"/>
-          <w:szCs w:val="23"/>
-          <w:rtl/>
-        </w:rPr>
-        <w:t xml:space="preserve">חוסר באספקת חמצן או עודף פחמן דו-חמצני (היפרקפניה/חמצת):</w:t>
-      </w:r>
-      <w:r>
-        <w:rPr>
-          <w:rFonts w:ascii="Assistant" w:cs="Assistant" w:eastAsia="Assistant" w:hAnsi="Assistant"/>
-          <w:b w:val="false"/>
-          <w:bCs w:val="false"/>
-          <w:color w:val="2B3945"/>
-          <w:sz w:val="23"/>
-          <w:szCs w:val="23"/>
-          <w:rtl/>
-        </w:rPr>
-        <w:t xml:space="preserve"> אם החיה לא נושמת טוב ומצטבר אצלה יותר מדי פחמן דו-חמצני בדם, הגוף מגיב באופן טבעי בכיווץ כלי דם ועלייה בלחץ הדם (וגם בדופק)</w:t>
-      </w:r>
-    </w:p>
-    <w:p>
-      <w:pPr>
-        <w:pStyle w:val="ListParagraph"/>
-        <w:numPr>
-          <w:ilvl w:val="0"/>
-          <w:numId w:val="30"/>
+          <w:numId w:val="27"/>
         </w:numPr>
         <w:bidi/>
         <w:spacing w:after="100" w:line="330"/>
@@ -36007,24 +36256,6 @@
       <w:startOverride w:val="1"/>
     </w:lvlOverride>
   </w:num>
-  <w:num w:numId="28">
-    <w:abstractNumId w:val="28"/>
-    <w:lvlOverride w:ilvl="0">
-      <w:startOverride w:val="1"/>
-    </w:lvlOverride>
-  </w:num>
-  <w:num w:numId="29">
-    <w:abstractNumId w:val="29"/>
-    <w:lvlOverride w:ilvl="0">
-      <w:startOverride w:val="1"/>
-    </w:lvlOverride>
-  </w:num>
-  <w:num w:numId="30">
-    <w:abstractNumId w:val="30"/>
-    <w:lvlOverride w:ilvl="0">
-      <w:startOverride w:val="1"/>
-    </w:lvlOverride>
-  </w:num>
 </w:numbering>
 </file>
 

--- a/docs/training-manual/תוכנית הכשרה לטכנאי הדמיה.docx
+++ b/docs/training-manual/תוכנית הכשרה לטכנאי הדמיה.docx
@@ -2213,7 +2213,7 @@
                 <w:szCs w:val="22"/>
                 <w:rtl/>
               </w:rPr>
-              <w:t xml:space="preserve">40</w:t>
+              <w:t xml:space="preserve">39</w:t>
             </w:r>
           </w:p>
         </w:tc>
@@ -2365,7 +2365,7 @@
                 <w:szCs w:val="22"/>
                 <w:rtl/>
               </w:rPr>
-              <w:t xml:space="preserve">42</w:t>
+              <w:t xml:space="preserve">41</w:t>
             </w:r>
           </w:p>
         </w:tc>
@@ -2455,7 +2455,7 @@
                 <w:szCs w:val="26"/>
                 <w:rtl/>
               </w:rPr>
-              <w:t xml:space="preserve">44</w:t>
+              <w:t xml:space="preserve">43</w:t>
             </w:r>
           </w:p>
         </w:tc>
@@ -2531,7 +2531,7 @@
                 <w:szCs w:val="22"/>
                 <w:rtl/>
               </w:rPr>
-              <w:t xml:space="preserve">44</w:t>
+              <w:t xml:space="preserve">43</w:t>
             </w:r>
           </w:p>
         </w:tc>
@@ -2607,7 +2607,7 @@
                 <w:szCs w:val="22"/>
                 <w:rtl/>
               </w:rPr>
-              <w:t xml:space="preserve">45</w:t>
+              <w:t xml:space="preserve">44</w:t>
             </w:r>
           </w:p>
         </w:tc>
@@ -2683,7 +2683,7 @@
                 <w:szCs w:val="22"/>
                 <w:rtl/>
               </w:rPr>
-              <w:t xml:space="preserve">46</w:t>
+              <w:t xml:space="preserve">45</w:t>
             </w:r>
           </w:p>
         </w:tc>
@@ -2759,7 +2759,7 @@
                 <w:szCs w:val="22"/>
                 <w:rtl/>
               </w:rPr>
-              <w:t xml:space="preserve">47</w:t>
+              <w:t xml:space="preserve">46</w:t>
             </w:r>
           </w:p>
         </w:tc>
@@ -2835,7 +2835,7 @@
                 <w:szCs w:val="22"/>
                 <w:rtl/>
               </w:rPr>
-              <w:t xml:space="preserve">48</w:t>
+              <w:t xml:space="preserve">47</w:t>
             </w:r>
           </w:p>
         </w:tc>
@@ -2911,7 +2911,7 @@
                 <w:szCs w:val="22"/>
                 <w:rtl/>
               </w:rPr>
-              <w:t xml:space="preserve">51</w:t>
+              <w:t xml:space="preserve">50</w:t>
             </w:r>
           </w:p>
         </w:tc>
@@ -5218,7 +5218,7 @@
         <w:spacing w:after="240"/>
         <w:jc w:val="center"/>
       </w:pPr>
-      <w:hyperlink w:history="1" r:id="rIda82ekpnj_phzfw9twai68">
+      <w:hyperlink w:history="1" r:id="rIdn9yrdgq4swwwovhivbscy">
         <w:r>
           <w:rPr>
             <w:rStyle w:val="Hyperlink"/>
@@ -5547,7 +5547,7 @@
         <w:spacing w:after="240"/>
         <w:jc w:val="center"/>
       </w:pPr>
-      <w:hyperlink w:history="1" r:id="rIdy4vnrzj8toulu5otveyip">
+      <w:hyperlink w:history="1" r:id="rIdhzxkui0dydfa4lrrbv1j_">
         <w:r>
           <w:rPr>
             <w:rStyle w:val="Hyperlink"/>
@@ -5796,7 +5796,7 @@
         <w:spacing w:after="240"/>
         <w:jc w:val="center"/>
       </w:pPr>
-      <w:hyperlink w:history="1" r:id="rId81qp2kekuqdfldaicbkl_">
+      <w:hyperlink w:history="1" r:id="rIdu6ezai55mgge3k7ozduiq">
         <w:r>
           <w:rPr>
             <w:rStyle w:val="Hyperlink"/>
@@ -17643,7 +17643,7 @@
           <w:p>
             <w:pPr>
               <w:bidi/>
-              <w:spacing w:after="0" w:line="330"/>
+              <w:spacing w:after="110" w:line="330"/>
               <w:jc w:val="start"/>
             </w:pPr>
             <w:r>
@@ -17659,52 +17659,6 @@
               <w:t xml:space="preserve">בחירת קוטר טובוס מדויק (לא קטן מדי ולא גדול מדי) מהווה חלק קריטי בכל מה שקשור לבטיחות ההרדמה של בעל החיים. השאיפה שלנו תמיד תהיה לבחור בטובוס הגדול ביותר שניתן להכניס בבטחה לקנה הנשימה של בעל החיים, וזאת משום שטובוס רחב יותר מקטין משמעותית את ההתנגדות לזרימת האוויר (Airway Resistance), ומקל על הנשימה העצמונית של בעל החיים תחת הרדמה.</w:t>
             </w:r>
           </w:p>
-        </w:tc>
-      </w:tr>
-    </w:tbl>
-    <w:p>
-      <w:pPr>
-        <w:spacing w:after="180" w:before="0"/>
-      </w:pPr>
-    </w:p>
-    <w:tbl>
-      <w:tblPr>
-        <w:bidiVisual/>
-        <w:tblW w:type="pct" w:w="100%"/>
-        <w:tblBorders>
-          <w:top w:val="none" w:color="FFFFFF" w:sz="0"/>
-          <w:left w:val="none" w:color="FFFFFF" w:sz="0"/>
-          <w:bottom w:val="none" w:color="FFFFFF" w:sz="0"/>
-          <w:right w:val="none" w:color="FFFFFF" w:sz="0"/>
-          <w:insideH w:val="none" w:color="FFFFFF" w:sz="0"/>
-          <w:insideV w:val="none" w:color="FFFFFF" w:sz="0"/>
-        </w:tblBorders>
-        <w:tblLayout w:type="fixed"/>
-      </w:tblPr>
-      <w:tblGrid>
-        <w:gridCol w:w="9640"/>
-      </w:tblGrid>
-      <w:tr>
-        <w:trPr>
-          <w:cantSplit/>
-        </w:trPr>
-        <w:tc>
-          <w:tcPr>
-            <w:tcW w:type="dxa" w:w="9640"/>
-            <w:tcBorders>
-              <w:top w:val="single" w:color="FFF5E0" w:sz="2"/>
-              <w:left w:val="single" w:color="D98E04" w:sz="30"/>
-              <w:bottom w:val="single" w:color="FFF5E0" w:sz="2"/>
-              <w:right w:val="single" w:color="FFF5E0" w:sz="2"/>
-            </w:tcBorders>
-            <w:shd w:fill="FFF5E0" w:color="auto" w:val="clear"/>
-            <w:tcMar>
-              <w:top w:type="dxa" w:w="160"/>
-              <w:left w:type="dxa" w:w="260"/>
-              <w:bottom w:type="dxa" w:w="160"/>
-              <w:right w:type="dxa" w:w="260"/>
-            </w:tcMar>
-          </w:tcPr>
           <w:p>
             <w:pPr>
               <w:bidi/>
@@ -18409,7 +18363,7 @@
           <w:p>
             <w:pPr>
               <w:bidi/>
-              <w:spacing w:after="0" w:line="330"/>
+              <w:spacing w:after="110" w:line="330"/>
               <w:jc w:val="start"/>
             </w:pPr>
             <w:r>
@@ -18449,52 +18403,6 @@
               <w:t xml:space="preserve"> כאשר בעל החיים מחובר ל - Bag. השסתום סגור אך ורק כאשר החיה מחוברת למנשם!</w:t>
             </w:r>
           </w:p>
-        </w:tc>
-      </w:tr>
-    </w:tbl>
-    <w:p>
-      <w:pPr>
-        <w:spacing w:after="180" w:before="0"/>
-      </w:pPr>
-    </w:p>
-    <w:tbl>
-      <w:tblPr>
-        <w:bidiVisual/>
-        <w:tblW w:type="pct" w:w="100%"/>
-        <w:tblBorders>
-          <w:top w:val="none" w:color="FFFFFF" w:sz="0"/>
-          <w:left w:val="none" w:color="FFFFFF" w:sz="0"/>
-          <w:bottom w:val="none" w:color="FFFFFF" w:sz="0"/>
-          <w:right w:val="none" w:color="FFFFFF" w:sz="0"/>
-          <w:insideH w:val="none" w:color="FFFFFF" w:sz="0"/>
-          <w:insideV w:val="none" w:color="FFFFFF" w:sz="0"/>
-        </w:tblBorders>
-        <w:tblLayout w:type="fixed"/>
-      </w:tblPr>
-      <w:tblGrid>
-        <w:gridCol w:w="9640"/>
-      </w:tblGrid>
-      <w:tr>
-        <w:trPr>
-          <w:cantSplit/>
-        </w:trPr>
-        <w:tc>
-          <w:tcPr>
-            <w:tcW w:type="dxa" w:w="9640"/>
-            <w:tcBorders>
-              <w:top w:val="single" w:color="FDECEA" w:sz="2"/>
-              <w:left w:val="single" w:color="C0392B" w:sz="30"/>
-              <w:bottom w:val="single" w:color="FDECEA" w:sz="2"/>
-              <w:right w:val="single" w:color="FDECEA" w:sz="2"/>
-            </w:tcBorders>
-            <w:shd w:fill="FDECEA" w:color="auto" w:val="clear"/>
-            <w:tcMar>
-              <w:top w:type="dxa" w:w="160"/>
-              <w:left w:type="dxa" w:w="260"/>
-              <w:bottom w:type="dxa" w:w="160"/>
-              <w:right w:type="dxa" w:w="260"/>
-            </w:tcMar>
-          </w:tcPr>
           <w:p>
             <w:pPr>
               <w:bidi/>
@@ -29938,7 +29846,7 @@
           <w:p>
             <w:pPr>
               <w:bidi/>
-              <w:spacing w:after="0" w:line="330"/>
+              <w:spacing w:after="110" w:line="330"/>
               <w:jc w:val="start"/>
             </w:pPr>
             <w:r>
@@ -29978,52 +29886,6 @@
               <w:t xml:space="preserve">! בווטרינריה, לעיתים קרובות המוניטור עלול להציג נתונים שגויים (בשל תנועה של החיה, שרוול לחץ דם שלא במידה הנכונה או כל סיבה אחרת).</w:t>
             </w:r>
           </w:p>
-        </w:tc>
-      </w:tr>
-    </w:tbl>
-    <w:p>
-      <w:pPr>
-        <w:spacing w:after="180" w:before="0"/>
-      </w:pPr>
-    </w:p>
-    <w:tbl>
-      <w:tblPr>
-        <w:bidiVisual/>
-        <w:tblW w:type="pct" w:w="100%"/>
-        <w:tblBorders>
-          <w:top w:val="none" w:color="FFFFFF" w:sz="0"/>
-          <w:left w:val="none" w:color="FFFFFF" w:sz="0"/>
-          <w:bottom w:val="none" w:color="FFFFFF" w:sz="0"/>
-          <w:right w:val="none" w:color="FFFFFF" w:sz="0"/>
-          <w:insideH w:val="none" w:color="FFFFFF" w:sz="0"/>
-          <w:insideV w:val="none" w:color="FFFFFF" w:sz="0"/>
-        </w:tblBorders>
-        <w:tblLayout w:type="fixed"/>
-      </w:tblPr>
-      <w:tblGrid>
-        <w:gridCol w:w="9640"/>
-      </w:tblGrid>
-      <w:tr>
-        <w:trPr>
-          <w:cantSplit/>
-        </w:trPr>
-        <w:tc>
-          <w:tcPr>
-            <w:tcW w:type="dxa" w:w="9640"/>
-            <w:tcBorders>
-              <w:top w:val="single" w:color="FDECEA" w:sz="2"/>
-              <w:left w:val="single" w:color="C0392B" w:sz="30"/>
-              <w:bottom w:val="single" w:color="FDECEA" w:sz="2"/>
-              <w:right w:val="single" w:color="FDECEA" w:sz="2"/>
-            </w:tcBorders>
-            <w:shd w:fill="FDECEA" w:color="auto" w:val="clear"/>
-            <w:tcMar>
-              <w:top w:type="dxa" w:w="160"/>
-              <w:left w:type="dxa" w:w="260"/>
-              <w:bottom w:type="dxa" w:w="160"/>
-              <w:right w:type="dxa" w:w="260"/>
-            </w:tcMar>
-          </w:tcPr>
           <w:p>
             <w:pPr>
               <w:bidi/>

--- a/docs/training-manual/תוכנית הכשרה לטכנאי הדמיה.docx
+++ b/docs/training-manual/תוכנית הכשרה לטכנאי הדמיה.docx
@@ -3256,7 +3256,7 @@
           <w:szCs w:val="23"/>
           <w:rtl/>
         </w:rPr>
-        <w:t xml:space="preserve"> ענידת תג קרינה, הקפדה על יישום פרוטוקול הבטיחות הכללי והבסיסי ביותר להגנה מפני קרינה (ALARA), הקפדה על כך שאף אדם או חיה נחשפים לקרינה מיותרת, הקפדה על לבישת ציוד מגן (למשל, בעת הצורך בצילום רנטגן), הקפדה על כך שאף חפץ מתכתי לא נכנס לחדר ה - MRI</w:t>
+        <w:t xml:space="preserve"> ענידת תג קרינה, הקפדה על יישום פרוטוקול הבטיחות הכללי והבסיסי ביותר להגנה מפני קרינה (ALARA), הקפדה על כך שאף אדם או חיה לא נחשפים לקרינה מיותרת, הקפדה על לבישת ציוד מגן (למשל, בעת הצורך בצילום רנטגן), הקפדה על כך שאף חפץ מתכתי לא נכנס לחדר ה - MRI</w:t>
       </w:r>
     </w:p>
     <w:p>
@@ -3292,7 +3292,7 @@
           <w:szCs w:val="23"/>
           <w:rtl/>
         </w:rPr>
-        <w:t xml:space="preserve"> זהו אחד הקריטריונים החשובים ביותר עבור טכנאי ההדמיה. כדי שצילום רנטגן, CT או MRI ייצאו ברורים ודיאגנוסטים (כאלה שניתן להפיק מהם פרוגנוזה רפואית), החיה חייבת חייבת לשכב בזווית מדויקת (למשל: ישר לחלוטין על הגב, או מתיחה ספציפית של הרגל). הטכנאי נדרש לדעת כיצד להשיג את המנח הזה בעדינות האפשרית ועם מינימום של סטרס עבור החיה</w:t>
+        <w:t xml:space="preserve"> זהו אחד הקריטריונים החשובים ביותר עבור טכנאי ההדמיה. כדי שצילום רנטגן, CT או MRI ייצאו ברורים ודיאגנוסטים (כאלה שניתן להפיק מהם פרוגנוזה רפואית), החיה חייבת לשכב בזווית מדויקת (למשל: ישר לחלוטין על הגב, או מתיחה ספציפית של הרגל). הטכנאי נדרש לדעת כיצד להשיג את המנח הזה בעדינות האפשרית ועם מינימום של סטרס עבור החיה</w:t>
       </w:r>
     </w:p>
     <w:p>
@@ -3364,7 +3364,7 @@
           <w:szCs w:val="23"/>
           <w:rtl/>
         </w:rPr>
-        <w:t xml:space="preserve"> מדידה וניטור של מדדים חיוניים לאורך השלבים השונים של פרוצדורות המתבצעות תחת טשטוש והרדמה מלאה, מעקב אחרת מגמות של המדדים השונים, נקיטת פעולות בהתאם לסטטוס המדדים, הפעלת שיקול דעת באשר למתי המצב מחייב התערבות של רופא מרדים</w:t>
+        <w:t xml:space="preserve"> מדידה וניטור של מדדים חיוניים לאורך השלבים השונים של פרוצדורות המתבצעות תחת טשטוש והרדמה מלאה, מעקב אחר מגמות של המדדים השונים, נקיטת פעולות בהתאם לסטטוס המדדים, הפעלת שיקול דעת באשר למתי המצב מחייב התערבות של רופא מרדים</w:t>
       </w:r>
     </w:p>
     <w:p>
@@ -3554,7 +3554,7 @@
           <w:szCs w:val="23"/>
           <w:rtl/>
         </w:rPr>
-        <w:t xml:space="preserve">הלקוח/הבעלים מגיעים לביה"ח לתור שנקבע להם, מעדכנים את הקבלה שהם הגיעו והקבלה מסמנות במערכת שהתור הגיע.</w:t>
+        <w:t xml:space="preserve">הלקוח/הבעלים מגיעים לביה"ח לתור שנקבע להם, מעדכנים את הקבלה שהם הגיעו והקבלה מסמנת במערכת שהתור הגיע.</w:t>
       </w:r>
     </w:p>
     <w:p>
@@ -4619,7 +4619,7 @@
                 <w:szCs w:val="22"/>
                 <w:rtl/>
               </w:rPr>
-              <w:t xml:space="preserve">מחייב טשטוש עמוק/הרדמה מלאה של החיה, רמת קרינה גבוהה, זמינות נמוכה, עלות בדיקה גבוה</w:t>
+              <w:t xml:space="preserve">מחייב טשטוש עמוק/הרדמה מלאה של החיה, רמת קרינה גבוהה, זמינות נמוכה, עלות בדיקה גבוהה</w:t>
             </w:r>
           </w:p>
         </w:tc>
@@ -4860,7 +4860,7 @@
                 <w:szCs w:val="22"/>
                 <w:rtl/>
               </w:rPr>
-              <w:t xml:space="preserve">בדיקה ארוכה מאוד, מחייבת הרדמה מלאה של החיה, זמינות נמוכה, עלות בדיקה גבוה</w:t>
+              <w:t xml:space="preserve">בדיקה ארוכה מאוד, מחייבת הרדמה מלאה של החיה, זמינות נמוכה, עלות בדיקה גבוהה</w:t>
             </w:r>
           </w:p>
         </w:tc>
@@ -5218,7 +5218,7 @@
         <w:spacing w:after="240"/>
         <w:jc w:val="center"/>
       </w:pPr>
-      <w:hyperlink w:history="1" r:id="rIdn9yrdgq4swwwovhivbscy">
+      <w:hyperlink w:history="1" r:id="rIdjlmexeha19ue_xhum8ejo">
         <w:r>
           <w:rPr>
             <w:rStyle w:val="Hyperlink"/>
@@ -5400,7 +5400,7 @@
           <w:szCs w:val="23"/>
           <w:rtl/>
         </w:rPr>
-        <w:t xml:space="preserve"> בהנחה והכלב לא אכל עכשיו חטיף או קם משינה, לקוק שפתיים ופיהוק הם סימנים מובהקים לסטרס</w:t>
+        <w:t xml:space="preserve"> בהנחה והכלב לא אכל עכשיו חטיף או קם משינה, ליקוק שפתיים ופיהוק הם סימנים מובהקים לסטרס</w:t>
       </w:r>
     </w:p>
     <w:p>
@@ -5547,7 +5547,7 @@
         <w:spacing w:after="240"/>
         <w:jc w:val="center"/>
       </w:pPr>
-      <w:hyperlink w:history="1" r:id="rIdhzxkui0dydfa4lrrbv1j_">
+      <w:hyperlink w:history="1" r:id="rIdghdzxlurfimgey0d-fp5p">
         <w:r>
           <w:rPr>
             <w:rStyle w:val="Hyperlink"/>
@@ -5796,7 +5796,7 @@
         <w:spacing w:after="240"/>
         <w:jc w:val="center"/>
       </w:pPr>
-      <w:hyperlink w:history="1" r:id="rIdu6ezai55mgge3k7ozduiq">
+      <w:hyperlink w:history="1" r:id="rIdriuppvaewgeq0rha1dekv">
         <w:r>
           <w:rPr>
             <w:rStyle w:val="Hyperlink"/>
@@ -10645,7 +10645,7 @@
           <w:szCs w:val="23"/>
           <w:rtl/>
         </w:rPr>
-        <w:t xml:space="preserve"> דומיטור יוצר מצב של טשטוש עמוק ויציב, בזמן שהחיה נשארת רפויה ונינוחה, מה שמאפשר לנו עבוד עם החיה בצורה נוחה ובטוחה ללא התנגדות או סטרס מיותר</w:t>
+        <w:t xml:space="preserve"> דומיטור יוצר מצב של טשטוש עמוק ויציב, בזמן שהחיה נשארת רפויה ונינוחה, מה שמאפשר לנו לעבוד עם החיה בצורה נוחה ובטוחה ללא התנגדות או סטרס מיותר</w:t>
       </w:r>
     </w:p>
     <w:p>
@@ -10729,7 +10729,7 @@
           <w:szCs w:val="23"/>
           <w:rtl/>
         </w:rPr>
-        <w:t xml:space="preserve">קימו של אנטגוניסט :</w:t>
+        <w:t xml:space="preserve">קיומו של אנטגוניסט:</w:t>
       </w:r>
       <w:r>
         <w:rPr>
@@ -10837,7 +10837,7 @@
           <w:szCs w:val="23"/>
           <w:rtl/>
         </w:rPr>
-        <w:t xml:space="preserve"> התרופה מכווצת בעוצמה את כלי הדם ההיקיפיים, מה שגורם לעלייה חדה בלחץ הדם ובתגובה להאטה דרמטית בקצב הלב (</w:t>
+        <w:t xml:space="preserve"> התרופה מכווצת בעוצמה את כלי הדם ההיקפיים, מה שגורם לעלייה חדה בלחץ הדם ובתגובה להאטה דרמטית בקצב הלב (</w:t>
       </w:r>
       <w:r>
         <w:rPr>
@@ -11827,7 +11827,7 @@
                 <w:szCs w:val="24"/>
                 <w:rtl/>
               </w:rPr>
-              <w:t xml:space="preserve">Ketamin</w:t>
+              <w:t xml:space="preserve">Ketamine</w:t>
             </w:r>
           </w:p>
           <w:p>
@@ -14199,7 +14199,7 @@
           <w:szCs w:val="23"/>
           <w:rtl/>
         </w:rPr>
-        <w:t xml:space="preserve">מתן של דיפיהינדרמין לפני פעולת הדיגום, חוסם את הקולטנים של ההיסטמין, ומונע מראש את התרחבות כלי הדם, הבצקות והתכווצות דרכי הנשימה במקרה של שחרור היסטמין פתאומי.</w:t>
+        <w:t xml:space="preserve">מתן של דיפינהידרמין לפני פעולת הדיגום, חוסם את הקולטנים של ההיסטמין, ומונע מראש את התרחבות כלי הדם, הבצקות והתכווצות דרכי הנשימה במקרה של שחרור היסטמין פתאומי.</w:t>
       </w:r>
     </w:p>
     <w:p>
@@ -16496,7 +16496,7 @@
           <w:szCs w:val="23"/>
           <w:rtl/>
         </w:rPr>
-        <w:t xml:space="preserve">צינורית מאריכה (מגיעה באורכים שונים) שמחברים בין הליין הראשי לבין הונפלון. האסטנסור מעניק חופש תנועה לחיה, מונע משיכות ישירות של הליין ומאפשר לנו להזריק תרופות בקלות מבלי להזיז את הונפלון</w:t>
+        <w:t xml:space="preserve">צינורית מאריכה (מגיעה באורכים שונים) שמחברים בין הליין הראשי לבין הונפלון. האקסטנסור מעניק חופש תנועה לחיה, מונע משיכות ישירות של הליין ומאפשר לנו להזריק תרופות בקלות מבלי להזיז את הונפלון</w:t>
       </w:r>
     </w:p>
     <w:p>
@@ -16554,7 +16554,7 @@
           <w:szCs w:val="23"/>
           <w:rtl/>
         </w:rPr>
-        <w:t xml:space="preserve">האקסטנסור מאפשר לשלוט בנתיב הזרימה של הנוזלים/התרופות על ידי סיבוב הברז. למשל, להזריק תרופה במזרק ישירות לתוך הווריד תוך כדי עירוי הנוזלים, לשאוב דם, או לחבר שתי שקיות נוזלים במקביל מבלי לנתק ולחבר צינורות</w:t>
+        <w:t xml:space="preserve">הסטופקוק מאפשר לשלוט בנתיב הזרימה של הנוזלים/התרופות על ידי סיבוב הברז. למשל, להזריק תרופה במזרק ישירות לתוך הווריד תוך כדי עירוי הנוזלים, לשאוב דם, או לחבר שתי שקיות נוזלים במקביל מבלי לנתק ולחבר צינורות</w:t>
       </w:r>
     </w:p>
     <w:p>
@@ -19548,7 +19548,7 @@
           <w:szCs w:val="25"/>
           <w:rtl/>
         </w:rPr>
-        <w:t xml:space="preserve">אנגלזיה (Analgesia)</w:t>
+        <w:t xml:space="preserve">אנלגזיה (Analgesia)</w:t>
       </w:r>
     </w:p>
     <w:p>
@@ -20407,7 +20407,7 @@
           <w:szCs w:val="23"/>
           <w:rtl/>
         </w:rPr>
-        <w:t xml:space="preserve">החדרת צינור תוך-קני (טובוס) דרך הפה והלוע אל תוך תוך קנה הנשימה (Trachea).</w:t>
+        <w:t xml:space="preserve">החדרת צינור תוך-קני (טובוס) דרך הפה והלוע אל תוך קנה הנשימה (Trachea).</w:t>
       </w:r>
     </w:p>
     <w:p>
@@ -22336,213 +22336,6 @@
       <w:pPr>
         <w:keepNext/>
         <w:bidi/>
-        <w:spacing w:after="100" w:before="300" w:line="300"/>
-        <w:jc w:val="start"/>
-      </w:pPr>
-      <w:r>
-        <w:rPr>
-          <w:rFonts w:ascii="Heebo" w:cs="Heebo" w:eastAsia="Heebo" w:hAnsi="Heebo"/>
-          <w:b/>
-          <w:bCs/>
-          <w:color w:val="166A6A"/>
-          <w:sz w:val="25"/>
-          <w:szCs w:val="25"/>
-          <w:rtl/>
-        </w:rPr>
-        <w:t xml:space="preserve">חמצת (Acidosis)</w:t>
-      </w:r>
-    </w:p>
-    <w:p>
-      <w:pPr>
-        <w:bidi/>
-        <w:spacing w:after="140" w:before="0" w:line="336"/>
-        <w:jc w:val="start"/>
-      </w:pPr>
-      <w:r>
-        <w:rPr>
-          <w:rFonts w:ascii="Assistant" w:cs="Assistant" w:eastAsia="Assistant" w:hAnsi="Assistant"/>
-          <w:b w:val="false"/>
-          <w:bCs w:val="false"/>
-          <w:color w:val="2B3945"/>
-          <w:sz w:val="23"/>
-          <w:szCs w:val="23"/>
-          <w:rtl/>
-        </w:rPr>
-        <w:t xml:space="preserve">מצב שבו הדם ונוזלי הגוף הופכים לחומציים מדי, כלומר, ה - pH של הדם יורד מתחת לטווח התקין.</w:t>
-      </w:r>
-    </w:p>
-    <w:p>
-      <w:pPr>
-        <w:pStyle w:val="ListParagraph"/>
-        <w:numPr>
-          <w:ilvl w:val="0"/>
-          <w:numId w:val="2"/>
-        </w:numPr>
-        <w:bidi/>
-        <w:spacing w:after="100" w:line="330"/>
-        <w:jc w:val="start"/>
-      </w:pPr>
-      <w:r>
-        <w:rPr>
-          <w:rFonts w:ascii="Assistant" w:cs="Assistant" w:eastAsia="Assistant" w:hAnsi="Assistant"/>
-          <w:b/>
-          <w:bCs/>
-          <w:color w:val="2B3945"/>
-          <w:sz w:val="23"/>
-          <w:szCs w:val="23"/>
-          <w:rtl/>
-        </w:rPr>
-        <w:t xml:space="preserve">הבעיה:</w:t>
-      </w:r>
-      <w:r>
-        <w:rPr>
-          <w:rFonts w:ascii="Assistant" w:cs="Assistant" w:eastAsia="Assistant" w:hAnsi="Assistant"/>
-          <w:b w:val="false"/>
-          <w:bCs w:val="false"/>
-          <w:color w:val="2B3945"/>
-          <w:sz w:val="23"/>
-          <w:szCs w:val="23"/>
-          <w:rtl/>
-        </w:rPr>
-        <w:t xml:space="preserve"> התאים בגוף מתפקדים בצורה מיטבית רק בסביבה נייטרלית ומאוזנת מאוד. מצב של אצידוזיס משבש את הפעילות הכימית של התאים, מוריד את היעילות של כיווץ הלב, ומחליש את התגובה של כלי הדם לתרופות.</w:t>
-      </w:r>
-    </w:p>
-    <w:p>
-      <w:pPr>
-        <w:pStyle w:val="ListParagraph"/>
-        <w:numPr>
-          <w:ilvl w:val="0"/>
-          <w:numId w:val="2"/>
-        </w:numPr>
-        <w:bidi/>
-        <w:spacing w:after="100" w:line="330"/>
-        <w:jc w:val="start"/>
-      </w:pPr>
-      <w:r>
-        <w:rPr>
-          <w:rFonts w:ascii="Assistant" w:cs="Assistant" w:eastAsia="Assistant" w:hAnsi="Assistant"/>
-          <w:b/>
-          <w:bCs/>
-          <w:color w:val="2B3945"/>
-          <w:sz w:val="23"/>
-          <w:szCs w:val="23"/>
-          <w:rtl/>
-        </w:rPr>
-        <w:t xml:space="preserve">סוגים עיקריים שרואים בפרוצדרות בהרדמה מלאה:</w:t>
-      </w:r>
-    </w:p>
-    <w:p>
-      <w:pPr>
-        <w:pStyle w:val="ListParagraph"/>
-        <w:numPr>
-          <w:ilvl w:val="1"/>
-          <w:numId w:val="2"/>
-        </w:numPr>
-        <w:bidi/>
-        <w:spacing w:after="100" w:line="330"/>
-        <w:jc w:val="start"/>
-      </w:pPr>
-      <w:r>
-        <w:rPr>
-          <w:rFonts w:ascii="Assistant" w:cs="Assistant" w:eastAsia="Assistant" w:hAnsi="Assistant"/>
-          <w:b/>
-          <w:bCs/>
-          <w:color w:val="2B3945"/>
-          <w:sz w:val="23"/>
-          <w:szCs w:val="23"/>
-          <w:rtl/>
-        </w:rPr>
-        <w:t xml:space="preserve">אצידוזיס נשימתי:</w:t>
-      </w:r>
-      <w:r>
-        <w:rPr>
-          <w:rFonts w:ascii="Assistant" w:cs="Assistant" w:eastAsia="Assistant" w:hAnsi="Assistant"/>
-          <w:b w:val="false"/>
-          <w:bCs w:val="false"/>
-          <w:color w:val="2B3945"/>
-          <w:sz w:val="23"/>
-          <w:szCs w:val="23"/>
-          <w:rtl/>
-        </w:rPr>
-        <w:t xml:space="preserve"> נגרם כאשר החיה אינה מאווררת את הריאות כראוי (תת-אוורור/Hypoventilation) ופחמן דו-חמצני (CO2) הצטבר בדם והפך לחומצה פחמתית</w:t>
-      </w:r>
-    </w:p>
-    <w:p>
-      <w:pPr>
-        <w:pStyle w:val="ListParagraph"/>
-        <w:numPr>
-          <w:ilvl w:val="1"/>
-          <w:numId w:val="2"/>
-        </w:numPr>
-        <w:bidi/>
-        <w:spacing w:after="100" w:line="330"/>
-        <w:jc w:val="start"/>
-      </w:pPr>
-      <w:r>
-        <w:rPr>
-          <w:rFonts w:ascii="Assistant" w:cs="Assistant" w:eastAsia="Assistant" w:hAnsi="Assistant"/>
-          <w:b/>
-          <w:bCs/>
-          <w:color w:val="2B3945"/>
-          <w:sz w:val="23"/>
-          <w:szCs w:val="23"/>
-          <w:rtl/>
-        </w:rPr>
-        <w:t xml:space="preserve">אצידוזיס מטבולי:</w:t>
-      </w:r>
-      <w:r>
-        <w:rPr>
-          <w:rFonts w:ascii="Assistant" w:cs="Assistant" w:eastAsia="Assistant" w:hAnsi="Assistant"/>
-          <w:b w:val="false"/>
-          <w:bCs w:val="false"/>
-          <w:color w:val="2B3945"/>
-          <w:sz w:val="23"/>
-          <w:szCs w:val="23"/>
-          <w:rtl/>
-        </w:rPr>
-        <w:t xml:space="preserve"> נגרם כתוצאה מזרימת דם לקויה לרקמות (למשל בזמן לחץ דם נמוך ממושך או שוק), המאלץ את התאים לייצר אנרגיה ללא חמצן ולהפריש חומצה לקטית</w:t>
-      </w:r>
-    </w:p>
-    <w:p>
-      <w:pPr>
-        <w:pStyle w:val="ListParagraph"/>
-        <w:numPr>
-          <w:ilvl w:val="0"/>
-          <w:numId w:val="2"/>
-        </w:numPr>
-        <w:bidi/>
-        <w:spacing w:after="100" w:line="330"/>
-        <w:jc w:val="start"/>
-      </w:pPr>
-      <w:r>
-        <w:rPr>
-          <w:rFonts w:ascii="Assistant" w:cs="Assistant" w:eastAsia="Assistant" w:hAnsi="Assistant"/>
-          <w:b/>
-          <w:bCs/>
-          <w:color w:val="2B3945"/>
-          <w:sz w:val="23"/>
-          <w:szCs w:val="23"/>
-          <w:rtl/>
-        </w:rPr>
-        <w:t xml:space="preserve">התוצאה:</w:t>
-      </w:r>
-      <w:r>
-        <w:rPr>
-          <w:rFonts w:ascii="Assistant" w:cs="Assistant" w:eastAsia="Assistant" w:hAnsi="Assistant"/>
-          <w:b w:val="false"/>
-          <w:bCs w:val="false"/>
-          <w:color w:val="2B3945"/>
-          <w:sz w:val="23"/>
-          <w:szCs w:val="23"/>
-          <w:rtl/>
-        </w:rPr>
-        <w:t xml:space="preserve"> דיכוי של מערכת העצבים והלב, נשימות עמוקות ומהירות (כניסיון של הגוף לפלוט CO2 ולפצות על החומציות), וירידה בתגובה להחייאה או לתרופות</w:t>
-      </w:r>
-    </w:p>
-    <w:p>
-      <w:pPr>
-        <w:keepNext/>
-        <w:bidi/>
         <w:spacing w:after="80" w:before="220" w:line="300"/>
         <w:jc w:val="start"/>
       </w:pPr>
@@ -23001,7 +22794,7 @@
           <w:szCs w:val="23"/>
           <w:rtl/>
         </w:rPr>
-        <w:t xml:space="preserve">הנשמה ידנית (SIgh):</w:t>
+        <w:t xml:space="preserve">הנשמה ידנית (Sigh):</w:t>
       </w:r>
       <w:r>
         <w:rPr>
@@ -24315,7 +24108,7 @@
           <w:szCs w:val="23"/>
           <w:rtl/>
         </w:rPr>
-        <w:t xml:space="preserve"> נקרוזיס הוא מוות תאי בלתי פתאומי וחריף. קרום התא נפגע, התא מתנפח ומתפוצץ, ותוכנו הפנימי דולף לסביבה המקיפה אותו. דליפה זו מעוררת תגובה דלקתית חריפה ברקמה הבריאה שסביבו, המחמירה את הנזק הקיים.</w:t>
+        <w:t xml:space="preserve"> נקרוזיס הוא מוות תאי פתאומי וחריף. קרום התא נפגע, התא מתנפח ומתפוצץ, ותוכנו הפנימי דולף לסביבה המקיפה אותו. דליפה זו מעוררת תגובה דלקתית חריפה ברקמה הבריאה שסביבו, המחמירה את הנזק הקיים.</w:t>
       </w:r>
     </w:p>
     <w:p>
@@ -24802,7 +24595,7 @@
           <w:szCs w:val="23"/>
           <w:rtl/>
         </w:rPr>
-        <w:t xml:space="preserve">Ellbow Dysplasia -</w:t>
+        <w:t xml:space="preserve">Elbow Dysplasia -</w:t>
       </w:r>
       <w:r>
         <w:rPr>
@@ -25716,7 +25509,7 @@
           <w:szCs w:val="23"/>
           <w:rtl/>
         </w:rPr>
-        <w:t xml:space="preserve"> העיניים "קופצות" או מרצדות מצד לצד, למעלה-למטה, או בתנועה מעגלית. ניסטגמוס יכול להיות סימן קלאסי לפגיעה במערכת הוסטיבולרית (מערכת שיווי המשקל, שנמצאת באוזן הפנימית או במוח), אך יכול להיות גם תופעת לוואי חולפת של תרופות טשטוש/הרדמה כמו מידזאזולם, או שילוב של מידאזולם עם קטמין.</w:t>
+        <w:t xml:space="preserve"> העיניים "קופצות" או מרצדות מצד לצד, למעלה-למטה, או בתנועה מעגלית. ניסטגמוס יכול להיות סימן קלאסי לפגיעה במערכת הוסטיבולרית (מערכת שיווי המשקל, שנמצאת באוזן הפנימית או במוח), אך יכול להיות גם תופעת לוואי חולפת של תרופות טשטוש/הרדמה כמו מידאזולם, או שילוב של מידאזולם עם קטמין.</w:t>
       </w:r>
     </w:p>
     <w:p>
@@ -25755,7 +25548,7 @@
           <w:szCs w:val="23"/>
           <w:rtl/>
         </w:rPr>
-        <w:t xml:space="preserve">טפיל נמטודי (תולעת עגולה) פתוגני, ייחודי ונפוץ מאוד בישראל, הגורם למחלה קשה כלבים.</w:t>
+        <w:t xml:space="preserve">טפיל נמטודי (תולעת עגולה) פתוגני, ייחודי ונפוץ מאוד בישראל, הגורם למחלה קשה בכלבים.</w:t>
       </w:r>
     </w:p>
     <w:p>
@@ -29323,7 +29116,7 @@
           <w:szCs w:val="23"/>
           <w:rtl/>
         </w:rPr>
-        <w:t xml:space="preserve"> איברים שאינם מקבלים מספיק חמצן ודם מתפקדים ביעילות נמוכה, מה שעלול להאריך באופן משמעותי את משך ההתאוששות של החיה ולהשאיר אותה מטוששטת זמן רב לאחר סיום הפרוצדורה</w:t>
+        <w:t xml:space="preserve"> איברים שאינם מקבלים מספיק חמצן ודם מתפקדים ביעילות נמוכה, מה שעלול להאריך באופן משמעותי את משך ההתאוששות של החיה ולהשאיר אותה מטושטשת זמן רב לאחר סיום הפרוצדורה</w:t>
       </w:r>
     </w:p>
     <w:p>
@@ -29470,7 +29263,7 @@
           <w:szCs w:val="23"/>
           <w:rtl/>
         </w:rPr>
-        <w:t xml:space="preserve"> הסיבה השכיחה ביותר. אם חומרי ההרדמה (תרופות או איזופלורן) חלשים מדי, הגוף מגיב ללגירוי או לכאב בתגובת "הילחם או ברח", מה שמכווץ את כלי הדם ומקפיץ את לחץ הדם והדופק</w:t>
+        <w:t xml:space="preserve"> הסיבה השכיחה ביותר. אם חומרי ההרדמה (תרופות או איזופלורן) חלשים מדי, הגוף מגיב לגירוי או לכאב בתגובת "הילחם או ברח", מה שמכווץ את כלי הדם ומקפיץ את לחץ הדם והדופק</w:t>
       </w:r>
     </w:p>
     <w:p>
